--- a/과제/STL 보고서.docx
+++ b/과제/STL 보고서.docx
@@ -109,7 +109,7 @@
           <w:szCs w:val="72"/>
           <w:rtl w:val="off"/>
         </w:rPr>
-        <w:t>STL</w:t>
+        <w:t>STL - 02반</w:t>
       </w:r>
       <w:r>
         <w:rPr>
@@ -321,17 +321,16 @@
     <w:p>
       <w:pPr>
         <w:jc w:val="right"/>
-      </w:pPr>
-      <w:r>
-        <w:rPr>
+        <w:rPr>
+          <w:lang w:eastAsia="ko-KR"/>
           <w:rFonts w:hint="eastAsia"/>
           <w:b/>
           <w:bCs/>
           <w:sz w:val="34"/>
           <w:szCs w:val="36"/>
-        </w:rPr>
-        <w:t>이름 :</w:t>
-      </w:r>
+          <w:rtl w:val="off"/>
+        </w:rPr>
+      </w:pPr>
       <w:r>
         <w:rPr>
           <w:rFonts w:hint="eastAsia"/>
@@ -340,7 +339,7 @@
           <w:sz w:val="34"/>
           <w:szCs w:val="36"/>
         </w:rPr>
-        <w:t xml:space="preserve"> </w:t>
+        <w:t>이름 :</w:t>
       </w:r>
       <w:r>
         <w:rPr>
@@ -350,8 +349,4678 @@
           <w:sz w:val="34"/>
           <w:szCs w:val="36"/>
         </w:rPr>
+        <w:t xml:space="preserve"> </w:t>
+      </w:r>
+      <w:r>
+        <w:rPr>
+          <w:rFonts w:hint="eastAsia"/>
+          <w:b/>
+          <w:bCs/>
+          <w:sz w:val="34"/>
+          <w:szCs w:val="36"/>
+        </w:rPr>
         <w:t>백성윤</w:t>
       </w:r>
+    </w:p>
+    <w:p>
+      <w:pPr>
+        <w:ind w:leftChars="0" w:left="0"/>
+        <w:jc w:val="center"/>
+        <w:rPr>
+          <w:lang w:eastAsia="ko-KR"/>
+          <w:rFonts w:hint="eastAsia"/>
+          <w:b/>
+          <w:bCs/>
+          <w:sz w:val="40"/>
+          <w:szCs w:val="40"/>
+          <w:rtl w:val="off"/>
+        </w:rPr>
+      </w:pPr>
+      <w:r>
+        <w:rPr>
+          <w:lang w:eastAsia="ko-KR"/>
+          <w:b/>
+          <w:bCs/>
+          <w:sz w:val="40"/>
+          <w:szCs w:val="40"/>
+          <w:rtl w:val="off"/>
+        </w:rPr>
+        <w:t>[1번 문제]</w:t>
+      </w:r>
+    </w:p>
+    <w:p>
+      <w:pPr>
+        <w:ind w:leftChars="0" w:left="0"/>
+        <w:jc w:val="left"/>
+        <w:rPr>
+          <w:lang w:eastAsia="ko-KR"/>
+          <w:rFonts w:hint="eastAsia"/>
+          <w:b/>
+          <w:bCs/>
+          <w:sz w:val="24"/>
+          <w:szCs w:val="24"/>
+          <w:rtl w:val="off"/>
+        </w:rPr>
+      </w:pPr>
+      <w:r>
+        <w:rPr>
+          <w:lang w:eastAsia="ko-KR"/>
+          <w:rFonts w:hint="eastAsia"/>
+          <w:b/>
+          <w:bCs/>
+          <w:sz w:val="24"/>
+          <w:szCs w:val="24"/>
+          <w:rtl w:val="off"/>
+        </w:rPr>
+        <w:t>- 문제 해결 방법</w:t>
+      </w:r>
+    </w:p>
+    <w:p>
+      <w:pPr>
+        <w:rPr>
+          <w:sz w:val="24"/>
+          <w:szCs w:val="24"/>
+        </w:rPr>
+      </w:pPr>
+      <w:r>
+        <w:rPr>
+          <w:lang w:eastAsia="ko-KR"/>
+          <w:sz w:val="24"/>
+          <w:szCs w:val="24"/>
+          <w:rtl w:val="off"/>
+        </w:rPr>
+        <w:t xml:space="preserve"> </w:t>
+      </w:r>
+      <w:r>
+        <w:rPr>
+          <w:sz w:val="24"/>
+          <w:szCs w:val="24"/>
+        </w:rPr>
+        <w:t>300만 개의 대규모 데이터를 한 번에 순차적으로 읽어와야 하므로, 메모리 지역성이 가장 좋</w:t>
+      </w:r>
+      <w:r>
+        <w:rPr>
+          <w:lang w:eastAsia="ko-KR"/>
+          <w:sz w:val="24"/>
+          <w:szCs w:val="24"/>
+          <w:rtl w:val="off"/>
+        </w:rPr>
+        <w:t>고 임의 접근이</w:t>
+      </w:r>
+      <w:r>
+        <w:rPr>
+          <w:sz w:val="24"/>
+          <w:szCs w:val="24"/>
+        </w:rPr>
+        <w:t xml:space="preserve"> 빠른 std::vector를 사용했다. 삽입 과정에서의 막대한 재할당 비용을 없애기 위해 reserve(300’0000)으로 메모리를 미리 확보했다. 파일을 읽어오는 방법으로는 Formatted I/O 대신 Unformatted I/O 인 istream::read() 함수를 사용했다.</w:t>
+      </w:r>
+    </w:p>
+    <w:p>
+      <w:pPr>
+        <w:rPr>
+          <w:sz w:val="24"/>
+          <w:szCs w:val="24"/>
+        </w:rPr>
+      </w:pPr>
+      <w:r>
+        <w:rPr>
+          <w:lang w:eastAsia="ko-KR"/>
+          <w:sz w:val="24"/>
+          <w:szCs w:val="24"/>
+          <w:rtl w:val="off"/>
+        </w:rPr>
+        <w:t xml:space="preserve"> </w:t>
+      </w:r>
+      <w:r>
+        <w:rPr>
+          <w:sz w:val="24"/>
+          <w:szCs w:val="24"/>
+        </w:rPr>
+        <w:t>바이너리 파일에서 읽어온 데이터 중 unique_ptr&lt;char[]&gt; p멤버는 파일 생성 당시의 메모리 주소를 담고 있는 가짜 주소이다. 이를 그대로 방치하면 프로그램 종료 시 unique_ptr의 소멸자가 유효하지 않은 주소를 해제하려다 런타임 에러를 일으키므로 p.release()를 호출하여 파일로부터 읽어온 의미 없는 주소값을 없애고 std::make_unique&lt;char[]&gt;(num)을 통해 현재 시스템의 유효한 힙 메모리를 새롭게 할당받아 데이터를 안전하게 복사했다.</w:t>
+      </w:r>
+    </w:p>
+    <w:p>
+      <w:pPr>
+        <w:rPr>
+          <w:lang w:eastAsia="ko-KR"/>
+          <w:rFonts w:hint="eastAsia"/>
+          <w:sz w:val="24"/>
+          <w:szCs w:val="24"/>
+          <w:rtl w:val="off"/>
+        </w:rPr>
+      </w:pPr>
+      <w:r>
+        <w:rPr>
+          <w:lang w:eastAsia="ko-KR"/>
+          <w:sz w:val="24"/>
+          <w:szCs w:val="24"/>
+          <w:rtl w:val="off"/>
+        </w:rPr>
+        <w:t xml:space="preserve"> </w:t>
+      </w:r>
+      <w:r>
+        <w:rPr>
+          <w:sz w:val="24"/>
+          <w:szCs w:val="24"/>
+        </w:rPr>
+        <w:t>객체지향 원칙을 준수하기 위해 모든 멤버 변수를 private으로 선언하고, 데이터 로드 로직을 main이 아닌 멤버 함수 read()</w:t>
+      </w:r>
+      <w:r>
+        <w:rPr>
+          <w:lang w:eastAsia="ko-KR"/>
+          <w:sz w:val="24"/>
+          <w:szCs w:val="24"/>
+          <w:rtl w:val="off"/>
+        </w:rPr>
+        <w:t>내부에서 전담하도록 구현했다</w:t>
+      </w:r>
+      <w:r>
+        <w:rPr>
+          <w:sz w:val="24"/>
+          <w:szCs w:val="24"/>
+        </w:rPr>
+        <w:t>.</w:t>
+      </w:r>
+      <w:r>
+        <w:rPr>
+          <w:lang w:eastAsia="ko-KR"/>
+          <w:sz w:val="24"/>
+          <w:szCs w:val="24"/>
+          <w:rtl w:val="off"/>
+        </w:rPr>
+        <w:t xml:space="preserve"> 또한, 로드된 데이터의 무결성을 확인하기 위해 show()멤버 함수를 정의하였는데, 과제의 요구사항을 정확하게 충족하기 위해 C++23의 std::println 포맷팅을 활용하여 이름, 아이디, 점수, 자원수를 정렬하여 출력하고, p가 가리키는 힙 메모리의 내용을 num 바이트만큼 전수 순회하며 화면에 출력하도록 설계했다.</w:t>
+      </w:r>
+    </w:p>
+    <w:p>
+      <w:pPr>
+        <w:rPr>
+          <w:lang w:eastAsia="ko-KR"/>
+          <w:rFonts w:hint="eastAsia"/>
+          <w:sz w:val="24"/>
+          <w:szCs w:val="24"/>
+          <w:rtl w:val="off"/>
+        </w:rPr>
+      </w:pPr>
+    </w:p>
+    <w:p>
+      <w:pPr>
+        <w:ind w:leftChars="0" w:left="0"/>
+        <w:jc w:val="left"/>
+        <w:rPr>
+          <w:lang w:eastAsia="ko-KR"/>
+          <w:rFonts w:hint="eastAsia"/>
+          <w:b/>
+          <w:bCs/>
+          <w:sz w:val="24"/>
+          <w:szCs w:val="24"/>
+          <w:rtl w:val="off"/>
+        </w:rPr>
+      </w:pPr>
+      <w:r>
+        <w:rPr>
+          <w:lang w:eastAsia="ko-KR"/>
+          <w:rFonts w:hint="eastAsia"/>
+          <w:b/>
+          <w:bCs/>
+          <w:sz w:val="24"/>
+          <w:szCs w:val="24"/>
+          <w:rtl w:val="off"/>
+        </w:rPr>
+        <w:t>- 고민한 내용</w:t>
+      </w:r>
+    </w:p>
+    <w:p>
+      <w:pPr>
+        <w:rPr>
+          <w:b w:val="0"/>
+          <w:bCs w:val="0"/>
+          <w:sz w:val="24"/>
+          <w:szCs w:val="24"/>
+        </w:rPr>
+      </w:pPr>
+      <w:r>
+        <w:rPr>
+          <w:lang w:eastAsia="ko-KR"/>
+          <w:b w:val="0"/>
+          <w:bCs w:val="0"/>
+          <w:sz w:val="24"/>
+          <w:szCs w:val="24"/>
+          <w:rtl w:val="off"/>
+        </w:rPr>
+        <w:t xml:space="preserve"> </w:t>
+      </w:r>
+      <w:r>
+        <w:rPr>
+          <w:b w:val="0"/>
+          <w:bCs w:val="0"/>
+          <w:sz w:val="24"/>
+          <w:szCs w:val="24"/>
+        </w:rPr>
+        <w:t xml:space="preserve">과제의 주의사항으로 </w:t>
+      </w:r>
+      <w:r>
+        <w:rPr>
+          <w:lang w:eastAsia="ko-KR"/>
+          <w:b w:val="0"/>
+          <w:bCs w:val="0"/>
+          <w:sz w:val="24"/>
+          <w:szCs w:val="24"/>
+          <w:rtl w:val="off"/>
+        </w:rPr>
+        <w:t>“</w:t>
+      </w:r>
+      <w:r>
+        <w:rPr>
+          <w:b w:val="0"/>
+          <w:bCs w:val="0"/>
+          <w:sz w:val="24"/>
+          <w:szCs w:val="24"/>
+        </w:rPr>
+        <w:t>이 과제에서 Player 객체는 추가되거나 삭제되지 않는다.</w:t>
+      </w:r>
+      <w:r>
+        <w:rPr>
+          <w:lang w:eastAsia="ko-KR"/>
+          <w:b w:val="0"/>
+          <w:bCs w:val="0"/>
+          <w:sz w:val="24"/>
+          <w:szCs w:val="24"/>
+          <w:rtl w:val="off"/>
+        </w:rPr>
+        <w:t>”</w:t>
+      </w:r>
+      <w:r>
+        <w:rPr>
+          <w:b w:val="0"/>
+          <w:bCs w:val="0"/>
+          <w:sz w:val="24"/>
+          <w:szCs w:val="24"/>
+        </w:rPr>
+        <w:t xml:space="preserve"> 라는 내용이 있어 초기에는 크기가 고정된 </w:t>
+      </w:r>
+      <w:r>
+        <w:rPr>
+          <w:b w:val="0"/>
+          <w:bCs w:val="0"/>
+          <w:sz w:val="24"/>
+          <w:szCs w:val="24"/>
+        </w:rPr>
+        <w:t>std::array</w:t>
+      </w:r>
+      <w:r>
+        <w:rPr>
+          <w:b w:val="0"/>
+          <w:bCs w:val="0"/>
+          <w:sz w:val="24"/>
+          <w:szCs w:val="24"/>
+        </w:rPr>
+        <w:t xml:space="preserve">컨테이너도 고려해 보았다. 그러나 과제 파일을 생성할 때 실행 파일에 명시되어 있었던 Player 객체 한 개의 크기는 64bytes였고, 총 Player 객체 300만 개의 크기를 계산해 보면 64 × 300'0000 = 약 192MB에 달한다. Windows 운영체제에서 하나의 프로그램에 허락해 주는 기본 스택 크기는 1MB에 불과하기 때문에, </w:t>
+      </w:r>
+      <w:r>
+        <w:rPr>
+          <w:b w:val="0"/>
+          <w:bCs w:val="0"/>
+          <w:sz w:val="24"/>
+          <w:szCs w:val="24"/>
+        </w:rPr>
+        <w:t>main</w:t>
+      </w:r>
+      <w:r>
+        <w:rPr>
+          <w:b w:val="0"/>
+          <w:bCs w:val="0"/>
+          <w:sz w:val="24"/>
+          <w:szCs w:val="24"/>
+        </w:rPr>
+        <w:t xml:space="preserve">함수 안에서 </w:t>
+      </w:r>
+      <w:r>
+        <w:rPr>
+          <w:b w:val="0"/>
+          <w:bCs w:val="0"/>
+          <w:sz w:val="24"/>
+          <w:szCs w:val="24"/>
+        </w:rPr>
+        <w:t>std::array</w:t>
+      </w:r>
+      <w:r>
+        <w:rPr>
+          <w:b w:val="0"/>
+          <w:bCs w:val="0"/>
+          <w:sz w:val="24"/>
+          <w:szCs w:val="24"/>
+        </w:rPr>
+        <w:t>로 300만 개를 담을 컨테이너를 지역 변수로 만든다면 프로그램은 즉각적인 스택 오버플로우로 죽어버리게 된다.</w:t>
+      </w:r>
+    </w:p>
+    <w:p>
+      <w:pPr>
+        <w:rPr>
+          <w:b w:val="0"/>
+          <w:bCs w:val="0"/>
+          <w:sz w:val="24"/>
+          <w:szCs w:val="24"/>
+        </w:rPr>
+      </w:pPr>
+      <w:r>
+        <w:rPr>
+          <w:lang w:eastAsia="ko-KR"/>
+          <w:b w:val="0"/>
+          <w:bCs w:val="0"/>
+          <w:sz w:val="24"/>
+          <w:szCs w:val="24"/>
+          <w:rtl w:val="off"/>
+        </w:rPr>
+        <w:t xml:space="preserve"> 이를 </w:t>
+      </w:r>
+      <w:r>
+        <w:rPr>
+          <w:b w:val="0"/>
+          <w:bCs w:val="0"/>
+          <w:sz w:val="24"/>
+          <w:szCs w:val="24"/>
+        </w:rPr>
+        <w:t>회피하기 위해, 스택 영역에 메모리를 할당하는 지역 변수가 아닌 전역 변수로 배열을 선언하여 데이터 영역에 거대한 메모리를 할당하는 방식을</w:t>
+      </w:r>
+      <w:r>
+        <w:rPr>
+          <w:lang w:eastAsia="ko-KR"/>
+          <w:b w:val="0"/>
+          <w:bCs w:val="0"/>
+          <w:sz w:val="24"/>
+          <w:szCs w:val="24"/>
+          <w:rtl w:val="off"/>
+        </w:rPr>
+        <w:t xml:space="preserve"> 생각해 보았다</w:t>
+      </w:r>
+      <w:r>
+        <w:rPr>
+          <w:b w:val="0"/>
+          <w:bCs w:val="0"/>
+          <w:sz w:val="24"/>
+          <w:szCs w:val="24"/>
+        </w:rPr>
+        <w:t xml:space="preserve">. 그럼에도 불구하고 이 방식을 기각한 이유는 상태 관리의 편의성 때문이다. </w:t>
+      </w:r>
+      <w:r>
+        <w:rPr>
+          <w:b w:val="0"/>
+          <w:bCs w:val="0"/>
+          <w:sz w:val="24"/>
+          <w:szCs w:val="24"/>
+        </w:rPr>
+        <w:t>vector</w:t>
+      </w:r>
+      <w:r>
+        <w:rPr>
+          <w:b w:val="0"/>
+          <w:bCs w:val="0"/>
+          <w:sz w:val="24"/>
+          <w:szCs w:val="24"/>
+        </w:rPr>
+        <w:t xml:space="preserve">는 </w:t>
+      </w:r>
+      <w:r>
+        <w:rPr>
+          <w:b w:val="0"/>
+          <w:bCs w:val="0"/>
+          <w:sz w:val="24"/>
+          <w:szCs w:val="24"/>
+        </w:rPr>
+        <w:t>size()</w:t>
+      </w:r>
+      <w:r>
+        <w:rPr>
+          <w:b w:val="0"/>
+          <w:bCs w:val="0"/>
+          <w:sz w:val="24"/>
+          <w:szCs w:val="24"/>
+        </w:rPr>
+        <w:t xml:space="preserve">를 통해 실제 읽어들인 데이터의 개수를 자체적으로 자동 관리해 주는 반면, </w:t>
+      </w:r>
+      <w:r>
+        <w:rPr>
+          <w:b w:val="0"/>
+          <w:bCs w:val="0"/>
+          <w:sz w:val="24"/>
+          <w:szCs w:val="24"/>
+        </w:rPr>
+        <w:t>array</w:t>
+      </w:r>
+      <w:r>
+        <w:rPr>
+          <w:b w:val="0"/>
+          <w:bCs w:val="0"/>
+          <w:sz w:val="24"/>
+          <w:szCs w:val="24"/>
+        </w:rPr>
+        <w:t xml:space="preserve">를 전역으로 사용할 경우 실제로 담고 있는 객체의 개수를 확인하기 위해 별도의 카운터 변수를 프로그램 내내 계속 들고 다녀야 하는 불편함이 </w:t>
+      </w:r>
+      <w:r>
+        <w:rPr>
+          <w:lang w:eastAsia="ko-KR"/>
+          <w:b w:val="0"/>
+          <w:bCs w:val="0"/>
+          <w:sz w:val="24"/>
+          <w:szCs w:val="24"/>
+          <w:rtl w:val="off"/>
+        </w:rPr>
+        <w:t>생긴다</w:t>
+      </w:r>
+      <w:r>
+        <w:rPr>
+          <w:b w:val="0"/>
+          <w:bCs w:val="0"/>
+          <w:sz w:val="24"/>
+          <w:szCs w:val="24"/>
+        </w:rPr>
+        <w:t xml:space="preserve">. 가장 우려했던 메모리 오버헤드 문제 역시, </w:t>
+      </w:r>
+      <w:r>
+        <w:rPr>
+          <w:b w:val="0"/>
+          <w:bCs w:val="0"/>
+          <w:sz w:val="24"/>
+          <w:szCs w:val="24"/>
+        </w:rPr>
+        <w:t>vector</w:t>
+      </w:r>
+      <w:r>
+        <w:rPr>
+          <w:b w:val="0"/>
+          <w:bCs w:val="0"/>
+          <w:sz w:val="24"/>
+          <w:szCs w:val="24"/>
+        </w:rPr>
+        <w:t xml:space="preserve">의 </w:t>
+      </w:r>
+      <w:r>
+        <w:rPr>
+          <w:b w:val="0"/>
+          <w:bCs w:val="0"/>
+          <w:sz w:val="24"/>
+          <w:szCs w:val="24"/>
+        </w:rPr>
+        <w:t>reserve</w:t>
+      </w:r>
+      <w:r>
+        <w:rPr>
+          <w:b w:val="0"/>
+          <w:bCs w:val="0"/>
+          <w:sz w:val="24"/>
+          <w:szCs w:val="24"/>
+        </w:rPr>
+        <w:t xml:space="preserve">함수를 사용해 300만 개의 공간을 미리 할당해 놓는다면 메모리 재할당이 아예 발생하지 않으므로 크기가 고정된 </w:t>
+      </w:r>
+      <w:r>
+        <w:rPr>
+          <w:b w:val="0"/>
+          <w:bCs w:val="0"/>
+          <w:sz w:val="24"/>
+          <w:szCs w:val="24"/>
+        </w:rPr>
+        <w:t>array</w:t>
+      </w:r>
+      <w:r>
+        <w:rPr>
+          <w:b w:val="0"/>
+          <w:bCs w:val="0"/>
+          <w:sz w:val="24"/>
+          <w:szCs w:val="24"/>
+        </w:rPr>
+        <w:t>와 메모리 측면에서의 실질적인 차이가 없다고</w:t>
+      </w:r>
+      <w:r>
+        <w:rPr>
+          <w:lang w:eastAsia="ko-KR"/>
+          <w:b w:val="0"/>
+          <w:bCs w:val="0"/>
+          <w:sz w:val="24"/>
+          <w:szCs w:val="24"/>
+          <w:rtl w:val="off"/>
+        </w:rPr>
+        <w:t xml:space="preserve"> </w:t>
+      </w:r>
+      <w:r>
+        <w:rPr>
+          <w:b w:val="0"/>
+          <w:bCs w:val="0"/>
+          <w:sz w:val="24"/>
+          <w:szCs w:val="24"/>
+        </w:rPr>
+        <w:t>판단했다.</w:t>
+      </w:r>
+    </w:p>
+    <w:p>
+      <w:pPr>
+        <w:rPr>
+          <w:b w:val="0"/>
+          <w:bCs w:val="0"/>
+          <w:sz w:val="24"/>
+          <w:szCs w:val="24"/>
+        </w:rPr>
+      </w:pPr>
+      <w:r>
+        <w:rPr>
+          <w:lang w:eastAsia="ko-KR"/>
+          <w:b w:val="0"/>
+          <w:bCs w:val="0"/>
+          <w:sz w:val="24"/>
+          <w:szCs w:val="24"/>
+          <w:rtl w:val="off"/>
+        </w:rPr>
+        <w:t xml:space="preserve"> </w:t>
+      </w:r>
+      <w:r>
+        <w:rPr>
+          <w:b w:val="0"/>
+          <w:bCs w:val="0"/>
+          <w:sz w:val="24"/>
+          <w:szCs w:val="24"/>
+        </w:rPr>
+        <w:t xml:space="preserve">파일을 읽어들이는 I/O 방식에 있어서도 효율성에 대한 깊은 고민이 필요했다. 일반적인 Formatted I/O인 </w:t>
+      </w:r>
+      <w:r>
+        <w:rPr>
+          <w:b w:val="0"/>
+          <w:bCs w:val="0"/>
+          <w:sz w:val="24"/>
+          <w:szCs w:val="24"/>
+        </w:rPr>
+        <w:t>&gt;&gt;</w:t>
+      </w:r>
+      <w:r>
+        <w:rPr>
+          <w:b w:val="0"/>
+          <w:bCs w:val="0"/>
+          <w:sz w:val="24"/>
+          <w:szCs w:val="24"/>
+        </w:rPr>
+        <w:t>연산자는 내부적으로 공백이나 줄바꿈을 찾고 문자열을 정수로 변환하는 등의 무거운 파싱</w:t>
+      </w:r>
+      <w:r>
+        <w:rPr>
+          <w:lang w:eastAsia="ko-KR"/>
+          <w:b w:val="0"/>
+          <w:bCs w:val="0"/>
+          <w:sz w:val="24"/>
+          <w:szCs w:val="24"/>
+          <w:rtl w:val="off"/>
+        </w:rPr>
+        <w:t xml:space="preserve"> </w:t>
+      </w:r>
+      <w:r>
+        <w:rPr>
+          <w:b w:val="0"/>
+          <w:bCs w:val="0"/>
+          <w:sz w:val="24"/>
+          <w:szCs w:val="24"/>
+        </w:rPr>
+        <w:t xml:space="preserve">작업을 거친다. 반면, </w:t>
+      </w:r>
+      <w:r>
+        <w:rPr>
+          <w:b w:val="0"/>
+          <w:bCs w:val="0"/>
+          <w:sz w:val="24"/>
+          <w:szCs w:val="24"/>
+        </w:rPr>
+        <w:t>read()</w:t>
+      </w:r>
+      <w:r>
+        <w:rPr>
+          <w:b w:val="0"/>
+          <w:bCs w:val="0"/>
+          <w:sz w:val="24"/>
+          <w:szCs w:val="24"/>
+        </w:rPr>
+        <w:t xml:space="preserve">함수는 파일의 Binary 데이터를 아무런 가공 없이 지정된 메모리 주소로 직접 때려 넣는 가장 로우레벨의 함수이다. 과제 파일이 </w:t>
+      </w:r>
+      <w:r>
+        <w:rPr>
+          <w:b w:val="0"/>
+          <w:bCs w:val="0"/>
+          <w:sz w:val="24"/>
+          <w:szCs w:val="24"/>
+        </w:rPr>
+        <w:t>ios::binary</w:t>
+      </w:r>
+      <w:r>
+        <w:rPr>
+          <w:b w:val="0"/>
+          <w:bCs w:val="0"/>
+          <w:sz w:val="24"/>
+          <w:szCs w:val="24"/>
+        </w:rPr>
+        <w:t xml:space="preserve">로 주어졌기 때문에, </w:t>
+      </w:r>
+      <w:r>
+        <w:rPr>
+          <w:b w:val="0"/>
+          <w:bCs w:val="0"/>
+          <w:sz w:val="24"/>
+          <w:szCs w:val="24"/>
+        </w:rPr>
+        <w:t>read()</w:t>
+      </w:r>
+      <w:r>
+        <w:rPr>
+          <w:b w:val="0"/>
+          <w:bCs w:val="0"/>
+          <w:sz w:val="24"/>
+          <w:szCs w:val="24"/>
+        </w:rPr>
+        <w:t xml:space="preserve">를 사용하면 CPU의 파싱 오버헤드를 완전히 제거하고 디스크 I/O의 속도를 극한으로 끌어올릴 수 있겠다고 판단했다. 또한, 가변 길이의 문자열을 포함하는 객체를 한 번에 읽을 수는 없으므로 로우레벨 읽기를 헤더 읽기와 페이로드 읽기로 나누어 설계했으며, </w:t>
+      </w:r>
+      <w:r>
+        <w:rPr>
+          <w:b w:val="0"/>
+          <w:bCs w:val="0"/>
+          <w:sz w:val="24"/>
+          <w:szCs w:val="24"/>
+        </w:rPr>
+        <w:t>p.release()</w:t>
+      </w:r>
+      <w:r>
+        <w:rPr>
+          <w:b w:val="0"/>
+          <w:bCs w:val="0"/>
+          <w:sz w:val="24"/>
+          <w:szCs w:val="24"/>
+        </w:rPr>
+        <w:t xml:space="preserve">와 </w:t>
+      </w:r>
+      <w:r>
+        <w:rPr>
+          <w:b w:val="0"/>
+          <w:bCs w:val="0"/>
+          <w:sz w:val="24"/>
+          <w:szCs w:val="24"/>
+        </w:rPr>
+        <w:t>make_unique</w:t>
+      </w:r>
+      <w:r>
+        <w:rPr>
+          <w:b w:val="0"/>
+          <w:bCs w:val="0"/>
+          <w:sz w:val="24"/>
+          <w:szCs w:val="24"/>
+        </w:rPr>
+        <w:t>를 연계하여 댕글링 포인터 문제를 방어함과 동시에 동적 자원을 안전하게 로드했다.</w:t>
+      </w:r>
+    </w:p>
+    <w:p>
+      <w:pPr>
+        <w:rPr>
+          <w:lang w:eastAsia="ko-KR"/>
+          <w:rFonts w:hint="eastAsia"/>
+          <w:b w:val="0"/>
+          <w:bCs w:val="0"/>
+          <w:sz w:val="24"/>
+          <w:szCs w:val="24"/>
+          <w:rtl w:val="off"/>
+        </w:rPr>
+      </w:pPr>
+      <w:r>
+        <w:rPr>
+          <w:lang w:eastAsia="ko-KR"/>
+          <w:b w:val="0"/>
+          <w:bCs w:val="0"/>
+          <w:sz w:val="24"/>
+          <w:szCs w:val="24"/>
+          <w:rtl w:val="off"/>
+        </w:rPr>
+        <w:t xml:space="preserve"> </w:t>
+      </w:r>
+      <w:r>
+        <w:rPr>
+          <w:b w:val="0"/>
+          <w:bCs w:val="0"/>
+          <w:sz w:val="24"/>
+          <w:szCs w:val="24"/>
+        </w:rPr>
+        <w:t xml:space="preserve">마지막으로 읽어온 데이터를 확인하는 </w:t>
+      </w:r>
+      <w:r>
+        <w:rPr>
+          <w:b w:val="0"/>
+          <w:bCs w:val="0"/>
+          <w:sz w:val="24"/>
+          <w:szCs w:val="24"/>
+        </w:rPr>
+        <w:t>show()</w:t>
+      </w:r>
+      <w:r>
+        <w:rPr>
+          <w:b w:val="0"/>
+          <w:bCs w:val="0"/>
+          <w:sz w:val="24"/>
+          <w:szCs w:val="24"/>
+        </w:rPr>
+        <w:t xml:space="preserve">함수의 구현 단계에서도 출력 방식에 대한 고민이 있었다. </w:t>
+      </w:r>
+      <w:r>
+        <w:rPr>
+          <w:b w:val="0"/>
+          <w:bCs w:val="0"/>
+          <w:sz w:val="24"/>
+          <w:szCs w:val="24"/>
+        </w:rPr>
+        <w:t>name</w:t>
+      </w:r>
+      <w:r>
+        <w:rPr>
+          <w:b w:val="0"/>
+          <w:bCs w:val="0"/>
+          <w:sz w:val="24"/>
+          <w:szCs w:val="24"/>
+        </w:rPr>
+        <w:t xml:space="preserve">멤버의 경우 길이가 3에서 15 사이로 가변적이기 때문에, 단순히 출력할 경우 데이터의 열이 맞지 않아 시각적으로 확인하기가 </w:t>
+      </w:r>
+      <w:r>
+        <w:rPr>
+          <w:lang w:eastAsia="ko-KR"/>
+          <w:b w:val="0"/>
+          <w:bCs w:val="0"/>
+          <w:sz w:val="24"/>
+          <w:szCs w:val="24"/>
+          <w:rtl w:val="off"/>
+        </w:rPr>
+        <w:t xml:space="preserve">어렵고, 과제의 요구사항을 가능한 완벽하게 충족하기 위해 </w:t>
+      </w:r>
+      <w:r>
+        <w:rPr>
+          <w:b w:val="0"/>
+          <w:bCs w:val="0"/>
+          <w:sz w:val="24"/>
+          <w:szCs w:val="24"/>
+        </w:rPr>
+        <w:t>std::println</w:t>
+      </w:r>
+      <w:r>
+        <w:rPr>
+          <w:b w:val="0"/>
+          <w:bCs w:val="0"/>
+          <w:sz w:val="24"/>
+          <w:szCs w:val="24"/>
+        </w:rPr>
+        <w:t xml:space="preserve">의 포맷 지정자 </w:t>
+      </w:r>
+      <w:r>
+        <w:rPr>
+          <w:b w:val="0"/>
+          <w:bCs w:val="0"/>
+          <w:sz w:val="24"/>
+          <w:szCs w:val="24"/>
+        </w:rPr>
+        <w:t>{:15}</w:t>
+      </w:r>
+      <w:r>
+        <w:rPr>
+          <w:b w:val="0"/>
+          <w:bCs w:val="0"/>
+          <w:sz w:val="24"/>
+          <w:szCs w:val="24"/>
+        </w:rPr>
+        <w:t xml:space="preserve">를 사용하여 이름 출력 폭을 고정함으로써 수많은 데이터를 출력하더라도 일정한 형식을 유지하게 했다. 특히 </w:t>
+      </w:r>
+      <w:r>
+        <w:rPr>
+          <w:b w:val="0"/>
+          <w:bCs w:val="0"/>
+          <w:sz w:val="24"/>
+          <w:szCs w:val="24"/>
+        </w:rPr>
+        <w:t>p</w:t>
+      </w:r>
+      <w:r>
+        <w:rPr>
+          <w:b w:val="0"/>
+          <w:bCs w:val="0"/>
+          <w:sz w:val="24"/>
+          <w:szCs w:val="24"/>
+        </w:rPr>
+        <w:t xml:space="preserve">가 가리키는 메모리 자원의 경우, 이것이 항상 </w:t>
+      </w:r>
+      <w:r>
+        <w:rPr>
+          <w:b w:val="0"/>
+          <w:bCs w:val="0"/>
+          <w:sz w:val="24"/>
+          <w:szCs w:val="24"/>
+        </w:rPr>
+        <w:t>NULL</w:t>
+      </w:r>
+      <w:r>
+        <w:rPr>
+          <w:b w:val="0"/>
+          <w:bCs w:val="0"/>
+          <w:sz w:val="24"/>
+          <w:szCs w:val="24"/>
+        </w:rPr>
+        <w:t xml:space="preserve">문자로 끝나는 문자열이라는 보장이 없으므로 </w:t>
+      </w:r>
+      <w:r>
+        <w:rPr>
+          <w:b w:val="0"/>
+          <w:bCs w:val="0"/>
+          <w:sz w:val="24"/>
+          <w:szCs w:val="24"/>
+        </w:rPr>
+        <w:t>printf</w:t>
+      </w:r>
+      <w:r>
+        <w:rPr>
+          <w:b w:val="0"/>
+          <w:bCs w:val="0"/>
+          <w:sz w:val="24"/>
+          <w:szCs w:val="24"/>
+        </w:rPr>
+        <w:t xml:space="preserve">의 </w:t>
+      </w:r>
+      <w:r>
+        <w:rPr>
+          <w:b w:val="0"/>
+          <w:bCs w:val="0"/>
+          <w:sz w:val="24"/>
+          <w:szCs w:val="24"/>
+        </w:rPr>
+        <w:t>%s</w:t>
+      </w:r>
+      <w:r>
+        <w:rPr>
+          <w:b w:val="0"/>
+          <w:bCs w:val="0"/>
+          <w:sz w:val="24"/>
+          <w:szCs w:val="24"/>
+        </w:rPr>
+        <w:t xml:space="preserve">나 </w:t>
+      </w:r>
+      <w:r>
+        <w:rPr>
+          <w:b w:val="0"/>
+          <w:bCs w:val="0"/>
+          <w:sz w:val="24"/>
+          <w:szCs w:val="24"/>
+        </w:rPr>
+        <w:t>std::cout</w:t>
+      </w:r>
+      <w:r>
+        <w:rPr>
+          <w:b w:val="0"/>
+          <w:bCs w:val="0"/>
+          <w:sz w:val="24"/>
+          <w:szCs w:val="24"/>
+        </w:rPr>
+        <w:t xml:space="preserve">을 그대로 사용하는 것은 메모리 침범의 위험이 있다고 판단했다. 따라서 할당된 바이트 수인 </w:t>
+      </w:r>
+      <w:r>
+        <w:rPr>
+          <w:b w:val="0"/>
+          <w:bCs w:val="0"/>
+          <w:sz w:val="24"/>
+          <w:szCs w:val="24"/>
+        </w:rPr>
+        <w:t>num</w:t>
+      </w:r>
+      <w:r>
+        <w:rPr>
+          <w:b w:val="0"/>
+          <w:bCs w:val="0"/>
+          <w:sz w:val="24"/>
+          <w:szCs w:val="24"/>
+        </w:rPr>
+        <w:t xml:space="preserve">을 신뢰할 수 있는 유일한 경계로 보고, </w:t>
+      </w:r>
+      <w:r>
+        <w:rPr>
+          <w:b w:val="0"/>
+          <w:bCs w:val="0"/>
+          <w:sz w:val="24"/>
+          <w:szCs w:val="24"/>
+        </w:rPr>
+        <w:t>for</w:t>
+      </w:r>
+      <w:r>
+        <w:rPr>
+          <w:b w:val="0"/>
+          <w:bCs w:val="0"/>
+          <w:sz w:val="24"/>
+          <w:szCs w:val="24"/>
+        </w:rPr>
+        <w:t xml:space="preserve">루프를 통해 </w:t>
+      </w:r>
+      <w:r>
+        <w:rPr>
+          <w:b w:val="0"/>
+          <w:bCs w:val="0"/>
+          <w:sz w:val="24"/>
+          <w:szCs w:val="24"/>
+        </w:rPr>
+        <w:t>num</w:t>
+      </w:r>
+      <w:r>
+        <w:rPr>
+          <w:b w:val="0"/>
+          <w:bCs w:val="0"/>
+          <w:sz w:val="24"/>
+          <w:szCs w:val="24"/>
+        </w:rPr>
+        <w:t>번만큼 반복하며 각 바이트를 직접 출력하는 방식을 채택하여 데이터 확인의 정확성과 메모리 안전성을 동시에 확보했다.</w:t>
+      </w:r>
+    </w:p>
+    <w:p>
+      <w:pPr>
+        <w:ind w:leftChars="0" w:left="0"/>
+        <w:rPr>
+          <w:lang w:eastAsia="ko-KR"/>
+          <w:rFonts w:hint="eastAsia"/>
+          <w:b/>
+          <w:bCs/>
+          <w:sz w:val="24"/>
+          <w:szCs w:val="24"/>
+          <w:rtl w:val="off"/>
+        </w:rPr>
+      </w:pPr>
+    </w:p>
+    <w:p>
+      <w:pPr>
+        <w:ind w:leftChars="0" w:left="0"/>
+        <w:rPr>
+          <w:lang w:eastAsia="ko-KR"/>
+          <w:rFonts w:hint="eastAsia"/>
+          <w:b w:val="0"/>
+          <w:bCs w:val="0"/>
+          <w:sz w:val="24"/>
+          <w:szCs w:val="24"/>
+          <w:rtl w:val="off"/>
+        </w:rPr>
+      </w:pPr>
+      <w:r>
+        <w:rPr>
+          <w:lang w:eastAsia="ko-KR"/>
+          <w:rFonts w:hint="eastAsia"/>
+          <w:b/>
+          <w:bCs/>
+          <w:sz w:val="24"/>
+          <w:szCs w:val="24"/>
+          <w:rtl w:val="off"/>
+        </w:rPr>
+        <w:t>- 개선할 점</w:t>
+      </w:r>
+    </w:p>
+    <w:p>
+      <w:pPr>
+        <w:rPr/>
+      </w:pPr>
+      <w:r>
+        <w:rPr>
+          <w:lang w:eastAsia="ko-KR"/>
+          <w:sz w:val="24"/>
+          <w:szCs w:val="24"/>
+          <w:rtl w:val="off"/>
+        </w:rPr>
+        <w:t xml:space="preserve"> 개선할 점으로는, </w:t>
+      </w:r>
+      <w:r>
+        <w:rPr>
+          <w:sz w:val="24"/>
+          <w:szCs w:val="24"/>
+        </w:rPr>
+        <w:t>현재의 통째로 읽어오는(</w:t>
+      </w:r>
+      <w:r>
+        <w:rPr>
+          <w:sz w:val="24"/>
+          <w:szCs w:val="24"/>
+        </w:rPr>
+        <w:t>(char*)this</w:t>
+      </w:r>
+      <w:r>
+        <w:rPr>
+          <w:sz w:val="24"/>
+          <w:szCs w:val="24"/>
+        </w:rPr>
+        <w:t>) 블록 복사 방식은 속도가 가장 빠르지만, 구조체의 메모리 패딩 구조에 강하게 의존하고 있</w:t>
+      </w:r>
+      <w:r>
+        <w:rPr>
+          <w:lang w:eastAsia="ko-KR"/>
+          <w:sz w:val="24"/>
+          <w:szCs w:val="24"/>
+          <w:rtl w:val="off"/>
+        </w:rPr>
+        <w:t>다</w:t>
+      </w:r>
+      <w:r>
+        <w:rPr>
+          <w:sz w:val="24"/>
+          <w:szCs w:val="24"/>
+        </w:rPr>
+        <w:t>. 추후 다른 컴파일러 환경이나 아키텍처로 이식될 경우를 대비해 직렬</w:t>
+      </w:r>
+      <w:r>
+        <w:rPr>
+          <w:lang w:eastAsia="ko-KR"/>
+          <w:sz w:val="24"/>
+          <w:szCs w:val="24"/>
+          <w:rtl w:val="off"/>
+        </w:rPr>
+        <w:t>화</w:t>
+      </w:r>
+      <w:r>
+        <w:rPr>
+          <w:sz w:val="24"/>
+          <w:szCs w:val="24"/>
+        </w:rPr>
+        <w:t xml:space="preserve"> 과정을 명시적으로 분리하는 방식도 고려해 볼 수 있</w:t>
+      </w:r>
+      <w:r>
+        <w:rPr>
+          <w:lang w:eastAsia="ko-KR"/>
+          <w:sz w:val="24"/>
+          <w:szCs w:val="24"/>
+          <w:rtl w:val="off"/>
+        </w:rPr>
+        <w:t>다</w:t>
+      </w:r>
+      <w:r>
+        <w:rPr>
+          <w:sz w:val="24"/>
+          <w:szCs w:val="24"/>
+        </w:rPr>
+        <w:t>.</w:t>
+      </w:r>
+    </w:p>
+    <w:p>
+      <w:pPr>
+        <w:rPr/>
+      </w:pPr>
+    </w:p>
+    <w:p>
+      <w:pPr>
+        <w:rPr>
+          <w:sz w:val="24"/>
+          <w:szCs w:val="24"/>
+        </w:rPr>
+      </w:pPr>
+    </w:p>
+    <w:p>
+      <w:pPr>
+        <w:rPr>
+          <w:lang w:eastAsia="ko-KR"/>
+          <w:rFonts w:hint="eastAsia"/>
+          <w:sz w:val="24"/>
+          <w:szCs w:val="24"/>
+          <w:rtl w:val="off"/>
+        </w:rPr>
+      </w:pPr>
+      <w:r>
+        <w:rPr>
+          <w:sz w:val="24"/>
+          <w:szCs w:val="24"/>
+        </w:rPr>
+        <w:t xml:space="preserve"> </w:t>
+      </w:r>
+    </w:p>
+    <w:p>
+      <w:pPr>
+        <w:rPr>
+          <w:lang w:eastAsia="ko-KR"/>
+          <w:rFonts w:hint="eastAsia"/>
+          <w:sz w:val="24"/>
+          <w:szCs w:val="24"/>
+          <w:rtl w:val="off"/>
+        </w:rPr>
+      </w:pPr>
+    </w:p>
+    <w:p>
+      <w:pPr>
+        <w:rPr>
+          <w:lang w:eastAsia="ko-KR"/>
+          <w:rFonts w:hint="eastAsia"/>
+          <w:sz w:val="24"/>
+          <w:szCs w:val="24"/>
+          <w:rtl w:val="off"/>
+        </w:rPr>
+      </w:pPr>
+    </w:p>
+    <w:p>
+      <w:pPr>
+        <w:ind w:leftChars="0" w:left="0"/>
+        <w:rPr>
+          <w:lang w:eastAsia="ko-KR"/>
+          <w:rFonts w:hint="eastAsia"/>
+          <w:sz w:val="24"/>
+          <w:szCs w:val="24"/>
+          <w:rtl w:val="off"/>
+        </w:rPr>
+      </w:pPr>
+    </w:p>
+    <w:p>
+      <w:pPr>
+        <w:ind w:leftChars="0" w:left="0"/>
+        <w:jc w:val="center"/>
+        <w:rPr>
+          <w:lang w:eastAsia="ko-KR"/>
+          <w:rFonts w:hint="eastAsia"/>
+          <w:b/>
+          <w:bCs/>
+          <w:sz w:val="24"/>
+          <w:szCs w:val="24"/>
+          <w:rtl w:val="off"/>
+        </w:rPr>
+      </w:pPr>
+      <w:r>
+        <w:rPr>
+          <w:lang w:eastAsia="ko-KR"/>
+          <w:b/>
+          <w:bCs/>
+          <w:sz w:val="40"/>
+          <w:szCs w:val="40"/>
+          <w:rtl w:val="off"/>
+        </w:rPr>
+        <w:t>[2번 문제]</w:t>
+      </w:r>
+    </w:p>
+    <w:p>
+      <w:pPr>
+        <w:ind w:leftChars="0" w:left="0"/>
+        <w:jc w:val="left"/>
+        <w:rPr>
+          <w:lang w:eastAsia="ko-KR"/>
+          <w:rFonts w:hint="eastAsia"/>
+          <w:b/>
+          <w:bCs/>
+          <w:sz w:val="24"/>
+          <w:szCs w:val="24"/>
+          <w:rtl w:val="off"/>
+        </w:rPr>
+      </w:pPr>
+      <w:r>
+        <w:rPr>
+          <w:lang w:eastAsia="ko-KR"/>
+          <w:rFonts w:hint="eastAsia"/>
+          <w:b/>
+          <w:bCs/>
+          <w:sz w:val="24"/>
+          <w:szCs w:val="24"/>
+          <w:rtl w:val="off"/>
+        </w:rPr>
+        <w:t>- 문제 해결 방법</w:t>
+      </w:r>
+    </w:p>
+    <w:p>
+      <w:pPr>
+        <w:spacing w:before="0"/>
+        <w:rPr>
+          <w:lang w:eastAsia="ko-KR"/>
+          <w:rFonts w:hint="eastAsia"/>
+          <w:sz w:val="24"/>
+          <w:szCs w:val="24"/>
+          <w:rtl w:val="off"/>
+        </w:rPr>
+      </w:pPr>
+      <w:r>
+        <w:rPr>
+          <w:lang w:eastAsia="ko-KR"/>
+          <w:sz w:val="24"/>
+          <w:szCs w:val="24"/>
+          <w:rtl w:val="off"/>
+        </w:rPr>
+        <w:t xml:space="preserve"> </w:t>
+      </w:r>
+      <w:r>
+        <w:rPr>
+          <w:sz w:val="24"/>
+          <w:szCs w:val="24"/>
+        </w:rPr>
+        <w:t xml:space="preserve">300만 명의 데이터 중 최고 점수를 찾기 위해 </w:t>
+      </w:r>
+      <w:r>
+        <w:rPr>
+          <w:sz w:val="24"/>
+          <w:szCs w:val="24"/>
+        </w:rPr>
+        <w:t>&lt;algorithm&gt;</w:t>
+      </w:r>
+      <w:r>
+        <w:rPr>
+          <w:sz w:val="24"/>
+          <w:szCs w:val="24"/>
+        </w:rPr>
+        <w:t xml:space="preserve">헤더의 </w:t>
+      </w:r>
+      <w:r>
+        <w:rPr>
+          <w:sz w:val="24"/>
+          <w:szCs w:val="24"/>
+        </w:rPr>
+        <w:t>std::max_element</w:t>
+      </w:r>
+      <w:r>
+        <w:rPr>
+          <w:sz w:val="24"/>
+          <w:szCs w:val="24"/>
+        </w:rPr>
+        <w:t xml:space="preserve">를 사용했다. </w:t>
+      </w:r>
+      <w:r>
+        <w:rPr>
+          <w:lang w:eastAsia="ko-KR"/>
+          <w:sz w:val="24"/>
+          <w:szCs w:val="24"/>
+          <w:rtl w:val="off"/>
+        </w:rPr>
+        <w:t xml:space="preserve">인라인으로 실행되는 </w:t>
+      </w:r>
+      <w:r>
+        <w:rPr>
+          <w:sz w:val="24"/>
+          <w:szCs w:val="24"/>
+        </w:rPr>
+        <w:t xml:space="preserve">람다 표현식을 통해 </w:t>
+      </w:r>
+      <w:r>
+        <w:rPr>
+          <w:lang w:eastAsia="ko-KR"/>
+          <w:sz w:val="24"/>
+          <w:szCs w:val="24"/>
+          <w:rtl w:val="off"/>
+        </w:rPr>
+        <w:t>score</w:t>
+      </w:r>
+      <w:r>
+        <w:rPr>
+          <w:sz w:val="24"/>
+          <w:szCs w:val="24"/>
+        </w:rPr>
+        <w:t>를 기준으로 비교하도록 설계하여 단 한 번의 선형 탐색(</w:t>
+      </w:r>
+      <w:r>
+        <w:rPr>
+          <w:rFonts w:ascii="Google Sans Text" w:eastAsia="Google Sans Text" w:hAnsi="Google Sans Text" w:cs="Google Sans Text"/>
+          <w:sz w:val="24"/>
+          <w:szCs w:val="24"/>
+        </w:rPr>
+        <w:t>O(N)</w:t>
+      </w:r>
+      <w:r>
+        <w:rPr>
+          <w:sz w:val="24"/>
+          <w:szCs w:val="24"/>
+        </w:rPr>
+        <w:t xml:space="preserve">)으로 최고 점수를 </w:t>
+      </w:r>
+      <w:r>
+        <w:rPr>
+          <w:lang w:eastAsia="ko-KR"/>
+          <w:sz w:val="24"/>
+          <w:szCs w:val="24"/>
+          <w:rtl w:val="off"/>
+        </w:rPr>
+        <w:t>찾았</w:t>
+      </w:r>
+      <w:r>
+        <w:rPr>
+          <w:sz w:val="24"/>
+          <w:szCs w:val="24"/>
+        </w:rPr>
+        <w:t xml:space="preserve">다. 이후 동점자 모두를 출력하라는 요구사항을 충족하기 위해, 범위 기반 </w:t>
+      </w:r>
+      <w:r>
+        <w:rPr>
+          <w:sz w:val="24"/>
+          <w:szCs w:val="24"/>
+        </w:rPr>
+        <w:t>for</w:t>
+      </w:r>
+      <w:r>
+        <w:rPr>
+          <w:sz w:val="24"/>
+          <w:szCs w:val="24"/>
+        </w:rPr>
+        <w:t xml:space="preserve">문으로 전체 컨테이너를 다시 한번 순회하며 저장해 둔 최고 점수와 일치하는 모든 객체의 </w:t>
+      </w:r>
+      <w:r>
+        <w:rPr>
+          <w:sz w:val="24"/>
+          <w:szCs w:val="24"/>
+        </w:rPr>
+        <w:t>show()</w:t>
+      </w:r>
+      <w:r>
+        <w:rPr>
+          <w:sz w:val="24"/>
+          <w:szCs w:val="24"/>
+        </w:rPr>
+        <w:t>함수를 호출했다.</w:t>
+      </w:r>
+    </w:p>
+    <w:p>
+      <w:pPr>
+        <w:spacing w:before="0"/>
+        <w:rPr>
+          <w:lang w:eastAsia="ko-KR"/>
+          <w:rFonts w:hint="eastAsia"/>
+          <w:b/>
+          <w:bCs/>
+          <w:sz w:val="24"/>
+          <w:szCs w:val="24"/>
+          <w:rtl w:val="off"/>
+        </w:rPr>
+      </w:pPr>
+      <w:r>
+        <w:rPr>
+          <w:lang w:eastAsia="ko-KR"/>
+          <w:sz w:val="24"/>
+          <w:szCs w:val="24"/>
+          <w:rtl w:val="off"/>
+        </w:rPr>
+        <w:t xml:space="preserve"> </w:t>
+      </w:r>
+      <w:r>
+        <w:rPr>
+          <w:sz w:val="24"/>
+          <w:szCs w:val="24"/>
+        </w:rPr>
+        <w:t xml:space="preserve">전체 평균 점수 계산을 위한 총합 산출에는 </w:t>
+      </w:r>
+      <w:r>
+        <w:rPr>
+          <w:sz w:val="24"/>
+          <w:szCs w:val="24"/>
+        </w:rPr>
+        <w:t>&lt;numeric&gt;</w:t>
+      </w:r>
+      <w:r>
+        <w:rPr>
+          <w:sz w:val="24"/>
+          <w:szCs w:val="24"/>
+        </w:rPr>
+        <w:t xml:space="preserve">헤더의 </w:t>
+      </w:r>
+      <w:r>
+        <w:rPr>
+          <w:sz w:val="24"/>
+          <w:szCs w:val="24"/>
+        </w:rPr>
+        <w:t>std::accumulate</w:t>
+      </w:r>
+      <w:r>
+        <w:rPr>
+          <w:sz w:val="24"/>
+          <w:szCs w:val="24"/>
+        </w:rPr>
+        <w:t xml:space="preserve">알고리즘을 사용했다. 이때 대규모 데이터 합산 시 발생할 수 있는 산술 오버플로우를 방지하기 위해 누산기 초기값으로 64비트 정수형 리터럴인 </w:t>
+      </w:r>
+      <w:r>
+        <w:rPr>
+          <w:sz w:val="24"/>
+          <w:szCs w:val="24"/>
+        </w:rPr>
+        <w:t>0LL</w:t>
+      </w:r>
+      <w:r>
+        <w:rPr>
+          <w:sz w:val="24"/>
+          <w:szCs w:val="24"/>
+        </w:rPr>
+        <w:t xml:space="preserve">을 전달했다. 최종 평균값은 정수 나눗셈에 의한 데이터 소실을 막기 위해 총합을 </w:t>
+      </w:r>
+      <w:r>
+        <w:rPr>
+          <w:sz w:val="24"/>
+          <w:szCs w:val="24"/>
+        </w:rPr>
+        <w:t>static_cast&lt;double&gt;</w:t>
+      </w:r>
+      <w:r>
+        <w:rPr>
+          <w:sz w:val="24"/>
+          <w:szCs w:val="24"/>
+        </w:rPr>
+        <w:t xml:space="preserve">로 명시적 형변환을 한 뒤 </w:t>
+      </w:r>
+      <w:r>
+        <w:rPr>
+          <w:sz w:val="24"/>
+          <w:szCs w:val="24"/>
+        </w:rPr>
+        <w:t>size()</w:t>
+      </w:r>
+      <w:r>
+        <w:rPr>
+          <w:sz w:val="24"/>
+          <w:szCs w:val="24"/>
+        </w:rPr>
+        <w:t>로 나누어 출력했다.</w:t>
+      </w:r>
+    </w:p>
+    <w:p>
+      <w:pPr>
+        <w:spacing w:before="0"/>
+        <w:rPr>
+          <w:lang w:eastAsia="ko-KR"/>
+          <w:rFonts w:hint="eastAsia"/>
+          <w:sz w:val="24"/>
+          <w:szCs w:val="24"/>
+          <w:rtl w:val="off"/>
+        </w:rPr>
+      </w:pPr>
+    </w:p>
+    <w:p>
+      <w:pPr>
+        <w:ind w:leftChars="0" w:left="0"/>
+        <w:jc w:val="left"/>
+        <w:rPr>
+          <w:lang w:eastAsia="ko-KR"/>
+          <w:rFonts w:hint="eastAsia"/>
+          <w:b/>
+          <w:bCs/>
+          <w:sz w:val="24"/>
+          <w:szCs w:val="24"/>
+          <w:rtl w:val="off"/>
+        </w:rPr>
+      </w:pPr>
+      <w:r>
+        <w:rPr>
+          <w:lang w:eastAsia="ko-KR"/>
+          <w:rFonts w:hint="eastAsia"/>
+          <w:b/>
+          <w:bCs/>
+          <w:sz w:val="24"/>
+          <w:szCs w:val="24"/>
+          <w:rtl w:val="off"/>
+        </w:rPr>
+        <w:t>- 고민한 내용</w:t>
+      </w:r>
+    </w:p>
+    <w:p>
+      <w:pPr>
+        <w:spacing w:before="0"/>
+        <w:rPr>
+          <w:lang w:eastAsia="ko-KR"/>
+          <w:rFonts w:hint="eastAsia"/>
+          <w:sz w:val="24"/>
+          <w:szCs w:val="24"/>
+          <w:rtl w:val="off"/>
+        </w:rPr>
+      </w:pPr>
+      <w:r>
+        <w:rPr>
+          <w:lang w:eastAsia="ko-KR"/>
+          <w:sz w:val="24"/>
+          <w:szCs w:val="24"/>
+          <w:rtl w:val="off"/>
+        </w:rPr>
+        <w:t xml:space="preserve"> </w:t>
+      </w:r>
+      <w:r>
+        <w:rPr>
+          <w:sz w:val="24"/>
+          <w:szCs w:val="24"/>
+        </w:rPr>
+        <w:t xml:space="preserve">최고 점수와 동점자를 출력하는 로직을 설계하며, </w:t>
+      </w:r>
+      <w:r>
+        <w:rPr>
+          <w:sz w:val="24"/>
+          <w:szCs w:val="24"/>
+        </w:rPr>
+        <w:t>std::sort</w:t>
+      </w:r>
+      <w:r>
+        <w:rPr>
+          <w:sz w:val="24"/>
+          <w:szCs w:val="24"/>
+        </w:rPr>
+        <w:t>를 활용한 정렬 방식과 선형 탐색 방식 사이에서 고민했다. 데이터를 점수 내림차순으로 정렬(</w:t>
+      </w:r>
+      <w:r>
+        <w:rPr>
+          <w:rFonts w:ascii="Google Sans Text" w:eastAsia="Google Sans Text" w:hAnsi="Google Sans Text" w:cs="Google Sans Text"/>
+          <w:sz w:val="24"/>
+          <w:szCs w:val="24"/>
+        </w:rPr>
+        <w:t>O(N log N)</w:t>
+      </w:r>
+      <w:r>
+        <w:rPr>
+          <w:sz w:val="24"/>
+          <w:szCs w:val="24"/>
+        </w:rPr>
+        <w:t xml:space="preserve">)하면 상단 객체들을 순차적으로 출력하기만 하면 되므로 구현은 간편하다. 그러나 300만 개라는 방대한 데이터를 단순히 최댓값 하나를 찾기 위해 전체 정렬하는 것은 메모리 스왑과 CPU 연산 측면에서 매우 비효율적이라고 판단했다. 따라서 데이터를 정렬하지 않고 </w:t>
+      </w:r>
+      <w:r>
+        <w:rPr>
+          <w:sz w:val="24"/>
+          <w:szCs w:val="24"/>
+        </w:rPr>
+        <w:t>std::max_element</w:t>
+      </w:r>
+      <w:r>
+        <w:rPr>
+          <w:sz w:val="24"/>
+          <w:szCs w:val="24"/>
+        </w:rPr>
+        <w:t>로 최댓값을 찾은 뒤, 다시 한번 순회하며 동점자를 찾는 방식을 택했다. 이 방식은 컨테이너를 총 두 번 순회하게 되지만, 시간 복잡도는 여전히 O(N)에 수렴하므로 O(NlogN)인 정렬 방식보다 300만 개 스케일에서 훨씬 빠른 성능을 보장할 수 있었다.</w:t>
+      </w:r>
+    </w:p>
+    <w:p>
+      <w:pPr>
+        <w:rPr>
+          <w:lang w:eastAsia="ko-KR"/>
+          <w:rFonts w:hint="eastAsia"/>
+          <w:sz w:val="24"/>
+          <w:szCs w:val="24"/>
+          <w:rtl w:val="off"/>
+        </w:rPr>
+      </w:pPr>
+      <w:r>
+        <w:rPr>
+          <w:lang w:eastAsia="ko-KR"/>
+          <w:sz w:val="24"/>
+          <w:szCs w:val="24"/>
+          <w:rtl w:val="off"/>
+        </w:rPr>
+        <w:t xml:space="preserve"> </w:t>
+      </w:r>
+      <w:r>
+        <w:rPr>
+          <w:sz w:val="24"/>
+          <w:szCs w:val="24"/>
+        </w:rPr>
+        <w:t>평균 점수 산출 과정에서는 '데이터 스케일에 따른 산술적 한계'를 수치적으로 검토했다. 32비트 부호 있는 정수(</w:t>
+      </w:r>
+      <w:r>
+        <w:rPr>
+          <w:sz w:val="24"/>
+          <w:szCs w:val="24"/>
+        </w:rPr>
+        <w:t>int</w:t>
+      </w:r>
+      <w:r>
+        <w:rPr>
+          <w:sz w:val="24"/>
+          <w:szCs w:val="24"/>
+        </w:rPr>
+        <w:t xml:space="preserve">)의 최대 표현 범위는 약 21억 4,700만이다. 만약 300만 명 플레이어의 평균 점수가 약 716점을 넘어가게 되면, 그 총합은 21억 4,800만 점을 상회하며 </w:t>
+      </w:r>
+      <w:r>
+        <w:rPr>
+          <w:sz w:val="24"/>
+          <w:szCs w:val="24"/>
+        </w:rPr>
+        <w:t>int</w:t>
+      </w:r>
+      <w:r>
+        <w:rPr>
+          <w:sz w:val="24"/>
+          <w:szCs w:val="24"/>
+        </w:rPr>
+        <w:t>범위를 초과하게 된다. 이는 필연적으로 정수 오버플로우를 발생시켜 총합이 음수로 뒤집히는 치명적인 연산 오류를 야기</w:t>
+      </w:r>
+      <w:r>
+        <w:rPr>
+          <w:lang w:eastAsia="ko-KR"/>
+          <w:sz w:val="24"/>
+          <w:szCs w:val="24"/>
+          <w:rtl w:val="off"/>
+        </w:rPr>
+        <w:t>할 수 있다</w:t>
+      </w:r>
+      <w:r>
+        <w:rPr>
+          <w:sz w:val="24"/>
+          <w:szCs w:val="24"/>
+        </w:rPr>
+        <w:t>.</w:t>
+      </w:r>
+    </w:p>
+    <w:p>
+      <w:pPr>
+        <w:rPr>
+          <w:lang w:eastAsia="ko-KR"/>
+          <w:rFonts w:hint="eastAsia"/>
+          <w:sz w:val="24"/>
+          <w:szCs w:val="24"/>
+          <w:rtl w:val="off"/>
+        </w:rPr>
+      </w:pPr>
+      <w:r>
+        <w:rPr>
+          <w:lang w:eastAsia="ko-KR"/>
+          <w:sz w:val="24"/>
+          <w:szCs w:val="24"/>
+          <w:rtl w:val="off"/>
+        </w:rPr>
+        <w:t xml:space="preserve"> </w:t>
+      </w:r>
+      <w:r>
+        <w:rPr>
+          <w:sz w:val="24"/>
+          <w:szCs w:val="24"/>
+        </w:rPr>
+        <w:t xml:space="preserve">이 문제를 해결하기 위해 누적 변수를 별도로 선언하는 대신, </w:t>
+      </w:r>
+      <w:r>
+        <w:rPr>
+          <w:sz w:val="24"/>
+          <w:szCs w:val="24"/>
+        </w:rPr>
+        <w:t>std::accumulate</w:t>
+      </w:r>
+      <w:r>
+        <w:rPr>
+          <w:sz w:val="24"/>
+          <w:szCs w:val="24"/>
+        </w:rPr>
+        <w:t xml:space="preserve">의 세 번째 인자가 내부 누산기의 타입을 결정한다는 원리를 이용했다. 초기값으로 </w:t>
+      </w:r>
+      <w:r>
+        <w:rPr>
+          <w:sz w:val="24"/>
+          <w:szCs w:val="24"/>
+        </w:rPr>
+        <w:t>0</w:t>
+      </w:r>
+      <w:r>
+        <w:rPr>
+          <w:sz w:val="24"/>
+          <w:szCs w:val="24"/>
+        </w:rPr>
+        <w:t xml:space="preserve">대신 </w:t>
+      </w:r>
+      <w:r>
+        <w:rPr>
+          <w:sz w:val="24"/>
+          <w:szCs w:val="24"/>
+        </w:rPr>
+        <w:t>0LL</w:t>
+      </w:r>
+      <w:r>
+        <w:rPr>
+          <w:sz w:val="24"/>
+          <w:szCs w:val="24"/>
+        </w:rPr>
+        <w:t>을 전달함으로써 내부 연산을 64비트 공간(</w:t>
+      </w:r>
+      <w:r>
+        <w:rPr>
+          <w:sz w:val="24"/>
+          <w:szCs w:val="24"/>
+        </w:rPr>
+        <w:t>long long</w:t>
+      </w:r>
+      <w:r>
+        <w:rPr>
+          <w:sz w:val="24"/>
+          <w:szCs w:val="24"/>
+        </w:rPr>
+        <w:t>)에서 수행하도록 강제했다. 이를 통해 수십억 단위 이상의 총합도 데이터 손실 없이 안전하게 합산해 내는 수치적 무결성을 확보했다.</w:t>
+      </w:r>
+    </w:p>
+    <w:p>
+      <w:pPr>
+        <w:rPr>
+          <w:lang w:eastAsia="ko-KR"/>
+          <w:rFonts w:hint="eastAsia"/>
+          <w:sz w:val="24"/>
+          <w:szCs w:val="24"/>
+          <w:rtl w:val="off"/>
+        </w:rPr>
+      </w:pPr>
+    </w:p>
+    <w:p>
+      <w:pPr>
+        <w:ind w:leftChars="0" w:left="0"/>
+        <w:jc w:val="left"/>
+        <w:rPr>
+          <w:lang w:eastAsia="ko-KR"/>
+          <w:rFonts w:hint="eastAsia"/>
+          <w:sz w:val="24"/>
+          <w:szCs w:val="24"/>
+          <w:rtl w:val="off"/>
+        </w:rPr>
+      </w:pPr>
+      <w:r>
+        <w:rPr>
+          <w:lang w:eastAsia="ko-KR"/>
+          <w:rFonts w:hint="eastAsia"/>
+          <w:b/>
+          <w:bCs/>
+          <w:sz w:val="24"/>
+          <w:szCs w:val="24"/>
+          <w:rtl w:val="off"/>
+        </w:rPr>
+        <w:t>- 개선할 점</w:t>
+      </w:r>
+    </w:p>
+    <w:p>
+      <w:pPr>
+        <w:rPr>
+          <w:lang w:eastAsia="ko-KR"/>
+          <w:rFonts w:hint="eastAsia"/>
+          <w:sz w:val="24"/>
+          <w:szCs w:val="24"/>
+          <w:rtl w:val="off"/>
+        </w:rPr>
+      </w:pPr>
+      <w:r>
+        <w:rPr>
+          <w:lang w:eastAsia="ko-KR"/>
+          <w:sz w:val="24"/>
+          <w:szCs w:val="24"/>
+          <w:rtl w:val="off"/>
+        </w:rPr>
+        <w:t xml:space="preserve"> </w:t>
+      </w:r>
+      <w:r>
+        <w:rPr>
+          <w:sz w:val="24"/>
+          <w:szCs w:val="24"/>
+        </w:rPr>
+        <w:t>현재 구현된 방식은 최댓값 탐색과 동점자 확인을 위해 컨테이너를 두 번 읽어들이는 투 패</w:t>
+      </w:r>
+      <w:r>
+        <w:rPr>
+          <w:lang w:eastAsia="ko-KR"/>
+          <w:sz w:val="24"/>
+          <w:szCs w:val="24"/>
+          <w:rtl w:val="off"/>
+        </w:rPr>
+        <w:t>스</w:t>
+      </w:r>
+      <w:r>
+        <w:rPr>
+          <w:sz w:val="24"/>
+          <w:szCs w:val="24"/>
+        </w:rPr>
+        <w:t xml:space="preserve"> 방식이다. 이는 시간 복잡도상으로는 O(N)이지만, 300만 개(약 192MB)의 데이터를 메모리에서 두 번 호출해야 하므로 메모리 대역폭 사용량 측면에서 개선의 여지가 있다.</w:t>
+      </w:r>
+    </w:p>
+    <w:p>
+      <w:pPr>
+        <w:rPr>
+          <w:lang w:eastAsia="ko-KR"/>
+          <w:rFonts w:hint="eastAsia"/>
+          <w:sz w:val="24"/>
+          <w:szCs w:val="24"/>
+          <w:rtl w:val="off"/>
+        </w:rPr>
+      </w:pPr>
+      <w:r>
+        <w:rPr>
+          <w:lang w:eastAsia="ko-KR"/>
+          <w:sz w:val="24"/>
+          <w:szCs w:val="24"/>
+          <w:rtl w:val="off"/>
+        </w:rPr>
+        <w:t xml:space="preserve"> </w:t>
+      </w:r>
+      <w:r>
+        <w:rPr>
+          <w:sz w:val="24"/>
+          <w:szCs w:val="24"/>
+        </w:rPr>
+        <w:t xml:space="preserve">만약 성능을 한계까지 최적화한다면, 직접 반복문을 작성하여 단 한 번의 순회만으로 최댓값 갱신과 동점자 포인터 저장을 동시에 수행하는 방식을 고려해 볼 수 있다. 다만, 이번 과제에서는 STL 알고리즘의 표준적인 활용과 가독성을 우선시하여 현재의 구조를 채택했다. 또한, 300만 개의 합산 연산은 멀티코어 환경에서 병렬화하기 좋은 구조이므로, 향후 C++17의 </w:t>
+      </w:r>
+      <w:r>
+        <w:rPr>
+          <w:sz w:val="24"/>
+          <w:szCs w:val="24"/>
+        </w:rPr>
+        <w:t>std::reduce</w:t>
+      </w:r>
+      <w:r>
+        <w:rPr>
+          <w:sz w:val="24"/>
+          <w:szCs w:val="24"/>
+        </w:rPr>
+        <w:t>와 병렬 실행 정책(</w:t>
+      </w:r>
+      <w:r>
+        <w:rPr>
+          <w:sz w:val="24"/>
+          <w:szCs w:val="24"/>
+        </w:rPr>
+        <w:t>std::execution::par</w:t>
+      </w:r>
+      <w:r>
+        <w:rPr>
+          <w:sz w:val="24"/>
+          <w:szCs w:val="24"/>
+        </w:rPr>
+        <w:t>)을 도입한다면 연산 속도를 더욱 획기적으로 단축할 수 있을 것이다.</w:t>
+      </w:r>
+    </w:p>
+    <w:p>
+      <w:pPr>
+        <w:ind w:leftChars="0" w:left="0"/>
+        <w:jc w:val="center"/>
+        <w:rPr>
+          <w:lang w:eastAsia="ko-KR"/>
+          <w:rFonts w:hint="eastAsia"/>
+          <w:b/>
+          <w:bCs/>
+          <w:sz w:val="24"/>
+          <w:szCs w:val="24"/>
+          <w:rtl w:val="off"/>
+        </w:rPr>
+      </w:pPr>
+      <w:r>
+        <w:rPr>
+          <w:lang w:eastAsia="ko-KR"/>
+          <w:b/>
+          <w:bCs/>
+          <w:sz w:val="40"/>
+          <w:szCs w:val="40"/>
+          <w:rtl w:val="off"/>
+        </w:rPr>
+        <w:t>[3번 문제]</w:t>
+      </w:r>
+    </w:p>
+    <w:p>
+      <w:pPr>
+        <w:ind w:leftChars="0" w:left="0"/>
+        <w:jc w:val="left"/>
+        <w:rPr>
+          <w:lang w:eastAsia="ko-KR"/>
+          <w:rFonts w:hint="eastAsia"/>
+          <w:b/>
+          <w:bCs/>
+          <w:sz w:val="24"/>
+          <w:szCs w:val="24"/>
+          <w:rtl w:val="off"/>
+        </w:rPr>
+      </w:pPr>
+      <w:r>
+        <w:rPr>
+          <w:lang w:eastAsia="ko-KR"/>
+          <w:rFonts w:hint="eastAsia"/>
+          <w:b/>
+          <w:bCs/>
+          <w:sz w:val="24"/>
+          <w:szCs w:val="24"/>
+          <w:rtl w:val="off"/>
+        </w:rPr>
+        <w:t>- 문제 해결 방법</w:t>
+      </w:r>
+    </w:p>
+    <w:p>
+      <w:pPr>
+        <w:spacing w:before="0"/>
+        <w:rPr>
+          <w:lang w:eastAsia="ko-KR"/>
+          <w:rFonts w:hint="eastAsia"/>
+          <w:sz w:val="24"/>
+          <w:szCs w:val="24"/>
+          <w:rtl w:val="off"/>
+        </w:rPr>
+      </w:pPr>
+      <w:r>
+        <w:rPr>
+          <w:sz w:val="24"/>
+          <w:szCs w:val="24"/>
+        </w:rPr>
+        <w:t xml:space="preserve">중복된 ID를 가진 객체를 찾기 위해 해시 기반의 탐색 대신, 정렬 기반의 탐색 알고리즘을 채택했다. 먼저 </w:t>
+      </w:r>
+      <w:r>
+        <w:rPr>
+          <w:sz w:val="24"/>
+          <w:szCs w:val="24"/>
+        </w:rPr>
+        <w:t>&lt;algorithm&gt;</w:t>
+      </w:r>
+      <w:r>
+        <w:rPr>
+          <w:sz w:val="24"/>
+          <w:szCs w:val="24"/>
+        </w:rPr>
+        <w:t xml:space="preserve">의 </w:t>
+      </w:r>
+      <w:r>
+        <w:rPr>
+          <w:sz w:val="24"/>
+          <w:szCs w:val="24"/>
+        </w:rPr>
+        <w:t>std::sort</w:t>
+      </w:r>
+      <w:r>
+        <w:rPr>
+          <w:sz w:val="24"/>
+          <w:szCs w:val="24"/>
+        </w:rPr>
+        <w:t xml:space="preserve">를 활용하여 300만 개의 </w:t>
+      </w:r>
+      <w:r>
+        <w:rPr>
+          <w:sz w:val="24"/>
+          <w:szCs w:val="24"/>
+        </w:rPr>
+        <w:t>players</w:t>
+      </w:r>
+      <w:r>
+        <w:rPr>
+          <w:sz w:val="24"/>
+          <w:szCs w:val="24"/>
+        </w:rPr>
+        <w:t>컨테이너를 ID 기준으로 오름차순 정렬(</w:t>
+      </w:r>
+      <w:r>
+        <w:rPr>
+          <w:rFonts w:ascii="Google Sans Text" w:eastAsia="Google Sans Text" w:hAnsi="Google Sans Text" w:cs="Google Sans Text"/>
+          <w:sz w:val="24"/>
+          <w:szCs w:val="24"/>
+        </w:rPr>
+        <w:t>O(Nlog N)</w:t>
+      </w:r>
+      <w:r>
+        <w:rPr>
+          <w:sz w:val="24"/>
+          <w:szCs w:val="24"/>
+        </w:rPr>
+        <w:t>)했다. 이후 정렬된 컨테이너를 한 번 순회(</w:t>
+      </w:r>
+      <w:r>
+        <w:rPr>
+          <w:rFonts w:ascii="Google Sans Text" w:eastAsia="Google Sans Text" w:hAnsi="Google Sans Text" w:cs="Google Sans Text"/>
+          <w:sz w:val="24"/>
+          <w:szCs w:val="24"/>
+        </w:rPr>
+        <w:t>O(N)</w:t>
+      </w:r>
+      <w:r>
+        <w:rPr>
+          <w:sz w:val="24"/>
+          <w:szCs w:val="24"/>
+        </w:rPr>
+        <w:t xml:space="preserve">)하며, 현재 인덱스의 ID가 이전(왼쪽) 또는 다음(오른쪽) 인덱스의 ID와 같은지 비교하는 인접 원소 스캔 방식을 구현했다. 중복으로 판정된 객체는 </w:t>
+      </w:r>
+      <w:r>
+        <w:rPr>
+          <w:sz w:val="24"/>
+          <w:szCs w:val="24"/>
+        </w:rPr>
+        <w:t>std::ofstream</w:t>
+      </w:r>
+      <w:r>
+        <w:rPr>
+          <w:sz w:val="24"/>
+          <w:szCs w:val="24"/>
+        </w:rPr>
+        <w:t>을 통해 "같은아이디.txt" 파일에 즉시 이름과 ID를 기록하고, 중복 카운트를 증가시켜 최종적으로 총</w:t>
+      </w:r>
+      <w:r>
+        <w:rPr>
+          <w:lang w:eastAsia="ko-KR"/>
+          <w:sz w:val="24"/>
+          <w:szCs w:val="24"/>
+          <w:rtl w:val="off"/>
+        </w:rPr>
+        <w:t xml:space="preserve"> </w:t>
+      </w:r>
+      <w:r>
+        <w:rPr>
+          <w:sz w:val="24"/>
+          <w:szCs w:val="24"/>
+        </w:rPr>
+        <w:t>개수를 출력하도록 설계했다.</w:t>
+      </w:r>
+    </w:p>
+    <w:p>
+      <w:pPr>
+        <w:spacing w:before="0"/>
+        <w:rPr>
+          <w:lang w:eastAsia="ko-KR"/>
+          <w:rFonts w:hint="eastAsia"/>
+          <w:sz w:val="24"/>
+          <w:szCs w:val="24"/>
+          <w:rtl w:val="off"/>
+        </w:rPr>
+      </w:pPr>
+    </w:p>
+    <w:p>
+      <w:pPr>
+        <w:ind w:leftChars="0" w:left="0"/>
+        <w:spacing w:before="0"/>
+        <w:rPr>
+          <w:lang w:eastAsia="ko-KR"/>
+          <w:rFonts w:hint="eastAsia"/>
+          <w:b/>
+          <w:bCs/>
+          <w:sz w:val="24"/>
+          <w:szCs w:val="24"/>
+          <w:rtl w:val="off"/>
+        </w:rPr>
+      </w:pPr>
+      <w:r>
+        <w:rPr>
+          <w:lang w:eastAsia="ko-KR"/>
+          <w:b/>
+          <w:bCs/>
+          <w:sz w:val="24"/>
+          <w:szCs w:val="24"/>
+          <w:rtl w:val="off"/>
+        </w:rPr>
+        <w:t>- 고민한 내용</w:t>
+      </w:r>
+    </w:p>
+    <w:p>
+      <w:pPr>
+        <w:spacing w:before="0"/>
+        <w:rPr>
+          <w:sz w:val="24"/>
+          <w:szCs w:val="24"/>
+        </w:rPr>
+      </w:pPr>
+      <w:r>
+        <w:rPr>
+          <w:lang w:eastAsia="ko-KR"/>
+          <w:sz w:val="24"/>
+          <w:szCs w:val="24"/>
+          <w:rtl w:val="off"/>
+        </w:rPr>
+        <w:t xml:space="preserve"> </w:t>
+      </w:r>
+      <w:r>
+        <w:rPr>
+          <w:sz w:val="24"/>
+          <w:szCs w:val="24"/>
+        </w:rPr>
+        <w:t xml:space="preserve">'중복 탐색'이라는 요구사항을 접했을 때, </w:t>
+      </w:r>
+      <w:r>
+        <w:rPr>
+          <w:lang w:eastAsia="ko-KR"/>
+          <w:sz w:val="24"/>
+          <w:szCs w:val="24"/>
+          <w:rtl w:val="off"/>
+        </w:rPr>
+        <w:t xml:space="preserve">해결 방법으로 2학년 2학기때 수강했던 알고리즘 과목에서 접한 </w:t>
+      </w:r>
+      <w:r>
+        <w:rPr>
+          <w:sz w:val="24"/>
+          <w:szCs w:val="24"/>
+        </w:rPr>
+        <w:t>&lt;unordered_map&gt;</w:t>
+      </w:r>
+      <w:r>
+        <w:rPr>
+          <w:sz w:val="24"/>
+          <w:szCs w:val="24"/>
+        </w:rPr>
+        <w:t>을 활용한 해시맵</w:t>
+      </w:r>
+      <w:r>
+        <w:rPr>
+          <w:lang w:eastAsia="ko-KR"/>
+          <w:sz w:val="24"/>
+          <w:szCs w:val="24"/>
+          <w:rtl w:val="off"/>
+        </w:rPr>
+        <w:t>이 떠올랐다</w:t>
+      </w:r>
+      <w:r>
+        <w:rPr>
+          <w:sz w:val="24"/>
+          <w:szCs w:val="24"/>
+        </w:rPr>
+        <w:t>. 300만 개의 ID를 Key로, 등장 횟수를 Value로 저장(</w:t>
+      </w:r>
+      <w:r>
+        <w:rPr>
+          <w:rFonts w:ascii="Google Sans Text" w:eastAsia="Google Sans Text" w:hAnsi="Google Sans Text" w:cs="Google Sans Text"/>
+          <w:sz w:val="24"/>
+          <w:szCs w:val="24"/>
+        </w:rPr>
+        <w:t>O(N)</w:t>
+      </w:r>
+      <w:r>
+        <w:rPr>
+          <w:sz w:val="24"/>
+          <w:szCs w:val="24"/>
+        </w:rPr>
+        <w:t>)한 뒤, Value가 2 이상인 객체를 찾는 방식이다. 이 방식의 수학적 시간 복잡도는 O(N)이므로, 정렬 방식인 O(Nlog N)보다 이론적으로</w:t>
+      </w:r>
+      <w:r>
+        <w:rPr>
+          <w:lang w:eastAsia="ko-KR"/>
+          <w:sz w:val="24"/>
+          <w:szCs w:val="24"/>
+          <w:rtl w:val="off"/>
+        </w:rPr>
+        <w:t xml:space="preserve"> </w:t>
+      </w:r>
+      <w:r>
+        <w:rPr>
+          <w:sz w:val="24"/>
+          <w:szCs w:val="24"/>
+        </w:rPr>
+        <w:t>더 빠를 것이라 예상했다.</w:t>
+      </w:r>
+    </w:p>
+    <w:p>
+      <w:pPr>
+        <w:spacing w:before="0"/>
+        <w:rPr>
+          <w:sz w:val="24"/>
+          <w:szCs w:val="24"/>
+        </w:rPr>
+      </w:pPr>
+      <w:r>
+        <w:rPr>
+          <w:lang w:eastAsia="ko-KR"/>
+          <w:sz w:val="24"/>
+          <w:szCs w:val="24"/>
+          <w:rtl w:val="off"/>
+        </w:rPr>
+        <w:t xml:space="preserve"> </w:t>
+      </w:r>
+      <w:r>
+        <w:rPr>
+          <w:sz w:val="24"/>
+          <w:szCs w:val="24"/>
+        </w:rPr>
+        <w:t xml:space="preserve">그러나 실제 환경에서 어떤 알고리즘이 더 유리한지 검증하기 위해 </w:t>
+      </w:r>
+      <w:r>
+        <w:rPr>
+          <w:sz w:val="24"/>
+          <w:szCs w:val="24"/>
+        </w:rPr>
+        <w:t>&lt;chrono&gt;</w:t>
+      </w:r>
+      <w:r>
+        <w:rPr>
+          <w:sz w:val="24"/>
+          <w:szCs w:val="24"/>
+        </w:rPr>
+        <w:t>헤더를 사용하여 두 알고리즘의 소요 시간을 직접 벤치마크 테스트해 보았다. 놀랍게도 이론상 더 느려야 할 '정렬 기반 탐색'이 '해시맵 기반 탐색'보다 더 빠르거나 비슷한 성능을 기록하는 현상을 발견했다.</w:t>
+      </w:r>
+    </w:p>
+    <w:p>
+      <w:pPr>
+        <w:spacing w:before="0"/>
+        <w:rPr>
+          <w:sz w:val="24"/>
+          <w:szCs w:val="24"/>
+        </w:rPr>
+      </w:pPr>
+      <w:r>
+        <w:rPr>
+          <w:lang w:eastAsia="ko-KR"/>
+          <w:sz w:val="24"/>
+          <w:szCs w:val="24"/>
+          <w:rtl w:val="off"/>
+        </w:rPr>
+        <w:t xml:space="preserve"> </w:t>
+      </w:r>
+      <w:r>
+        <w:rPr>
+          <w:sz w:val="24"/>
+          <w:szCs w:val="24"/>
+        </w:rPr>
+        <w:t xml:space="preserve">이러한 결과가 나온 원인을 메모리 물리 구조와 캐시 지역성 관점에서 꼬리를 물고 분석해 보았다. </w:t>
+      </w:r>
+      <w:r>
+        <w:rPr>
+          <w:sz w:val="24"/>
+          <w:szCs w:val="24"/>
+        </w:rPr>
+        <w:t>std::unordered_map</w:t>
+      </w:r>
+      <w:r>
+        <w:rPr>
+          <w:sz w:val="24"/>
+          <w:szCs w:val="24"/>
+        </w:rPr>
+        <w:t xml:space="preserve">은 내부적으로 각 노드가 </w:t>
+      </w:r>
+      <w:r>
+        <w:rPr>
+          <w:lang w:eastAsia="ko-KR"/>
+          <w:sz w:val="24"/>
+          <w:szCs w:val="24"/>
+          <w:rtl w:val="off"/>
+        </w:rPr>
+        <w:t>free-store</w:t>
+      </w:r>
+      <w:r>
+        <w:rPr>
+          <w:sz w:val="24"/>
+          <w:szCs w:val="24"/>
+        </w:rPr>
+        <w:t xml:space="preserve"> 메모리 공간 여기저기에 파편화되어 동적 할당되는 구조를 갖는다. 300만 개의 거대한 데이터를 해싱하여 흩어진 메모리 주소로 점프하는 과정은 필연적으로 CPU의 L1/L2 캐시를 지속해서 깨뜨리며 심각한 캐시 미스를 유발한다. 또한 300만 번의 해시 함수 계산과 동적 메모리 할당 비용 역시 막대했다.</w:t>
+      </w:r>
+    </w:p>
+    <w:p>
+      <w:pPr>
+        <w:spacing w:before="0"/>
+        <w:rPr>
+          <w:lang w:eastAsia="ko-KR"/>
+          <w:rFonts w:hint="eastAsia"/>
+          <w:sz w:val="24"/>
+          <w:szCs w:val="24"/>
+          <w:rtl w:val="off"/>
+        </w:rPr>
+      </w:pPr>
+      <w:r>
+        <w:rPr>
+          <w:lang w:eastAsia="ko-KR"/>
+          <w:sz w:val="24"/>
+          <w:szCs w:val="24"/>
+          <w:rtl w:val="off"/>
+        </w:rPr>
+        <w:t xml:space="preserve"> </w:t>
+      </w:r>
+      <w:r>
+        <w:rPr>
+          <w:sz w:val="24"/>
+          <w:szCs w:val="24"/>
+        </w:rPr>
+        <w:t xml:space="preserve">반면 </w:t>
+      </w:r>
+      <w:r>
+        <w:rPr>
+          <w:sz w:val="24"/>
+          <w:szCs w:val="24"/>
+        </w:rPr>
+        <w:t>std::vector</w:t>
+      </w:r>
+      <w:r>
+        <w:rPr>
+          <w:sz w:val="24"/>
+          <w:szCs w:val="24"/>
+        </w:rPr>
+        <w:t xml:space="preserve">와 </w:t>
+      </w:r>
+      <w:r>
+        <w:rPr>
+          <w:sz w:val="24"/>
+          <w:szCs w:val="24"/>
+        </w:rPr>
+        <w:t>std::sort</w:t>
+      </w:r>
+      <w:r>
+        <w:rPr>
+          <w:sz w:val="24"/>
+          <w:szCs w:val="24"/>
+        </w:rPr>
+        <w:t>를 결합한 방식은, 데이터가 메모리상에 Contiguous</w:t>
+      </w:r>
+      <w:r>
+        <w:rPr>
+          <w:lang w:eastAsia="ko-KR"/>
+          <w:sz w:val="24"/>
+          <w:szCs w:val="24"/>
+          <w:rtl w:val="off"/>
+        </w:rPr>
+        <w:t>한 방식으로</w:t>
+      </w:r>
+      <w:r>
+        <w:rPr>
+          <w:sz w:val="24"/>
+          <w:szCs w:val="24"/>
+        </w:rPr>
+        <w:t xml:space="preserve"> 배치되어 있다는 물리적 이점을 극대화한다. CPU의 하드웨어 프리페처가 다음에 읽을 데이터를 미리 캐시로 가져오기 때문에 메모리 I/O 지연이 거의 발생하지 않는다. 정렬 비용(</w:t>
+      </w:r>
+      <w:r>
+        <w:rPr>
+          <w:rFonts w:ascii="Google Sans Text" w:eastAsia="Google Sans Text" w:hAnsi="Google Sans Text" w:cs="Google Sans Text"/>
+          <w:sz w:val="24"/>
+          <w:szCs w:val="24"/>
+        </w:rPr>
+        <w:t>NlogN</w:t>
+      </w:r>
+      <w:r>
+        <w:rPr>
+          <w:sz w:val="24"/>
+          <w:szCs w:val="24"/>
+        </w:rPr>
+        <w:t>)이 존재하더라도, 캐시 적중률이 압도적으로 높고 인접한 데이터만 비교하면 되므로 현대 CPU 아키텍처에서는 훨씬 친화적인 설계였다. 결과적으로 이론적 시간 복잡도(</w:t>
+      </w:r>
+      <w:r>
+        <w:rPr>
+          <w:rFonts w:ascii="Google Sans Text" w:eastAsia="Google Sans Text" w:hAnsi="Google Sans Text" w:cs="Google Sans Text"/>
+          <w:sz w:val="24"/>
+          <w:szCs w:val="24"/>
+        </w:rPr>
+        <w:t>O(N)</w:t>
+      </w:r>
+      <w:r>
+        <w:rPr>
+          <w:sz w:val="24"/>
+          <w:szCs w:val="24"/>
+        </w:rPr>
+        <w:t>)의 환상에 빠지지 않고, 실제 메모리 아키텍처와 캐시 효율성을 증명해 낸 '정렬 기반 탐색'을 최종 로직으로 결정했다.</w:t>
+      </w:r>
+    </w:p>
+    <w:p>
+      <w:pPr>
+        <w:spacing w:before="0"/>
+        <w:rPr>
+          <w:lang w:eastAsia="ko-KR"/>
+          <w:rFonts w:hint="eastAsia"/>
+          <w:sz w:val="24"/>
+          <w:szCs w:val="24"/>
+          <w:rtl w:val="off"/>
+        </w:rPr>
+      </w:pPr>
+    </w:p>
+    <w:p>
+      <w:pPr>
+        <w:ind w:leftChars="0" w:left="0"/>
+        <w:spacing w:before="0"/>
+        <w:rPr>
+          <w:lang w:eastAsia="ko-KR"/>
+          <w:rFonts w:hint="eastAsia"/>
+          <w:rtl w:val="off"/>
+        </w:rPr>
+      </w:pPr>
+      <w:r>
+        <w:rPr>
+          <w:lang w:eastAsia="ko-KR"/>
+          <w:b/>
+          <w:bCs/>
+          <w:sz w:val="24"/>
+          <w:szCs w:val="24"/>
+          <w:rtl w:val="off"/>
+        </w:rPr>
+        <w:t>- 개선할 점</w:t>
+      </w:r>
+    </w:p>
+    <w:p>
+      <w:pPr>
+        <w:rPr>
+          <w:lang w:eastAsia="ko-KR"/>
+          <w:rFonts w:hint="eastAsia"/>
+          <w:sz w:val="24"/>
+          <w:szCs w:val="24"/>
+          <w:rtl w:val="off"/>
+        </w:rPr>
+      </w:pPr>
+      <w:r>
+        <w:rPr>
+          <w:lang w:eastAsia="ko-KR"/>
+          <w:sz w:val="24"/>
+          <w:szCs w:val="24"/>
+          <w:rtl w:val="off"/>
+        </w:rPr>
+        <w:t xml:space="preserve"> </w:t>
+      </w:r>
+      <w:r>
+        <w:rPr>
+          <w:sz w:val="24"/>
+          <w:szCs w:val="24"/>
+        </w:rPr>
+        <w:t xml:space="preserve">현재 구현된 방식은 정렬 후 순회하면서 중복 원소를 발견할 때마다 즉시 </w:t>
+      </w:r>
+      <w:r>
+        <w:rPr>
+          <w:sz w:val="24"/>
+          <w:szCs w:val="24"/>
+        </w:rPr>
+        <w:t>std::ofstream</w:t>
+      </w:r>
+      <w:r>
+        <w:rPr>
+          <w:sz w:val="24"/>
+          <w:szCs w:val="24"/>
+        </w:rPr>
+        <w:t xml:space="preserve">의 </w:t>
+      </w:r>
+      <w:r>
+        <w:rPr>
+          <w:sz w:val="24"/>
+          <w:szCs w:val="24"/>
+        </w:rPr>
+        <w:t>&lt;&lt;</w:t>
+      </w:r>
+      <w:r>
+        <w:rPr>
+          <w:sz w:val="24"/>
+          <w:szCs w:val="24"/>
+        </w:rPr>
+        <w:t xml:space="preserve">연산자를 호출하여 파일에 </w:t>
+      </w:r>
+      <w:r>
+        <w:rPr>
+          <w:lang w:eastAsia="ko-KR"/>
+          <w:sz w:val="24"/>
+          <w:szCs w:val="24"/>
+          <w:rtl w:val="off"/>
+        </w:rPr>
+        <w:t>w</w:t>
+      </w:r>
+      <w:r>
+        <w:rPr>
+          <w:sz w:val="24"/>
+          <w:szCs w:val="24"/>
+        </w:rPr>
+        <w:t>rite하고 있다. 파일 I/O는 RAM 접근보다 수만 배 이상 느린 운영체제 수준의 시스템 콜을 발생시킨다. 만약 중복된 데이터가 수십만 개에 달한다면, 잦은 파일 접근으로 인해 디스크 병목 현상이 발생할 수 있다.</w:t>
+      </w:r>
+    </w:p>
+    <w:p>
+      <w:pPr>
+        <w:rPr>
+          <w:lang w:eastAsia="ko-KR"/>
+          <w:rFonts w:hint="eastAsia"/>
+          <w:sz w:val="24"/>
+          <w:szCs w:val="24"/>
+          <w:rtl w:val="off"/>
+        </w:rPr>
+      </w:pPr>
+      <w:r>
+        <w:rPr>
+          <w:lang w:eastAsia="ko-KR"/>
+          <w:sz w:val="24"/>
+          <w:szCs w:val="24"/>
+          <w:rtl w:val="off"/>
+        </w:rPr>
+        <w:t xml:space="preserve"> </w:t>
+      </w:r>
+      <w:r>
+        <w:rPr>
+          <w:sz w:val="24"/>
+          <w:szCs w:val="24"/>
+        </w:rPr>
+        <w:t xml:space="preserve">이를 개선하기 위해, 파일에 기록할 문자열들을 </w:t>
+      </w:r>
+      <w:r>
+        <w:rPr>
+          <w:sz w:val="24"/>
+          <w:szCs w:val="24"/>
+        </w:rPr>
+        <w:t>std::ostringstream</w:t>
+      </w:r>
+      <w:r>
+        <w:rPr>
+          <w:sz w:val="24"/>
+          <w:szCs w:val="24"/>
+        </w:rPr>
+        <w:t xml:space="preserve">이나 </w:t>
+      </w:r>
+      <w:r>
+        <w:rPr>
+          <w:sz w:val="24"/>
+          <w:szCs w:val="24"/>
+        </w:rPr>
+        <w:t>std::string</w:t>
+      </w:r>
+      <w:r>
+        <w:rPr>
+          <w:sz w:val="24"/>
+          <w:szCs w:val="24"/>
+        </w:rPr>
+        <w:t>버퍼에 모아두었다가 일정 크기가 되면 한 번에 파일로 내보내는 일괄 처리(Batch/Buffer I/O) 방식을 도입한다면 로깅 속도를 비약적으로 단축할 수 있을 것이다.</w:t>
+      </w:r>
+    </w:p>
+    <w:p>
+      <w:pPr>
+        <w:rPr/>
+      </w:pPr>
+      <w:r>
+        <w:rPr>
+          <w:lang w:eastAsia="ko-KR"/>
+          <w:sz w:val="24"/>
+          <w:szCs w:val="24"/>
+          <w:rtl w:val="off"/>
+        </w:rPr>
+        <w:t xml:space="preserve"> </w:t>
+      </w:r>
+      <w:r>
+        <w:rPr>
+          <w:sz w:val="24"/>
+          <w:szCs w:val="24"/>
+        </w:rPr>
+        <w:t xml:space="preserve">또한, 현재 방식은 원본 </w:t>
+      </w:r>
+      <w:r>
+        <w:rPr>
+          <w:sz w:val="24"/>
+          <w:szCs w:val="24"/>
+        </w:rPr>
+        <w:t>players</w:t>
+      </w:r>
+      <w:r>
+        <w:rPr>
+          <w:sz w:val="24"/>
+          <w:szCs w:val="24"/>
+        </w:rPr>
+        <w:t>배열의 순서를 ID 기준으로 완전히 섞어버린다는 부작용이 있다. 만약 1번 과제에서 읽어온 원본의 배치 순서를 반드시 유지해야 하는 엄격한 제약사항이 추가된다면, 원본 데이터 자체를 정렬하는 대신 5번 과제에서 활용할 '포인터 배열' 기법을 선제적으로 도입하여 원본 보존과 정렬 탐색이라는 두 마리 토끼를 모두 잡는 방향으로 아키텍처를 개선할 수 있다.</w:t>
+      </w:r>
+    </w:p>
+    <w:p>
+      <w:pPr>
+        <w:ind w:leftChars="0" w:left="0"/>
+        <w:spacing w:before="0"/>
+        <w:rPr>
+          <w:lang w:eastAsia="ko-KR"/>
+          <w:rFonts w:hint="eastAsia"/>
+          <w:b/>
+          <w:bCs/>
+          <w:sz w:val="24"/>
+          <w:szCs w:val="24"/>
+          <w:rtl w:val="off"/>
+        </w:rPr>
+      </w:pPr>
+    </w:p>
+    <w:p>
+      <w:pPr>
+        <w:ind w:leftChars="0" w:left="0"/>
+        <w:spacing w:before="0"/>
+        <w:rPr/>
+      </w:pPr>
+    </w:p>
+    <w:p>
+      <w:pPr>
+        <w:ind w:leftChars="0" w:left="0"/>
+        <w:spacing w:before="0"/>
+        <w:rPr>
+          <w:lang w:eastAsia="ko-KR"/>
+          <w:rFonts w:hint="eastAsia"/>
+          <w:b/>
+          <w:bCs/>
+          <w:sz w:val="24"/>
+          <w:szCs w:val="24"/>
+          <w:rtl w:val="off"/>
+        </w:rPr>
+      </w:pPr>
+    </w:p>
+    <w:p>
+      <w:pPr>
+        <w:ind w:leftChars="0" w:left="0"/>
+        <w:spacing w:before="0"/>
+        <w:rPr>
+          <w:lang w:eastAsia="ko-KR"/>
+          <w:rFonts w:hint="eastAsia"/>
+          <w:sz w:val="24"/>
+          <w:szCs w:val="24"/>
+          <w:rtl w:val="off"/>
+        </w:rPr>
+      </w:pPr>
+    </w:p>
+    <w:p>
+      <w:pPr>
+        <w:ind w:leftChars="0" w:left="0"/>
+        <w:spacing w:before="0"/>
+        <w:rPr>
+          <w:lang w:eastAsia="ko-KR"/>
+          <w:rFonts w:hint="eastAsia"/>
+          <w:sz w:val="24"/>
+          <w:szCs w:val="24"/>
+          <w:rtl w:val="off"/>
+        </w:rPr>
+      </w:pPr>
+    </w:p>
+    <w:p>
+      <w:pPr>
+        <w:ind w:leftChars="0" w:left="0"/>
+        <w:spacing w:before="0"/>
+        <w:rPr>
+          <w:lang w:eastAsia="ko-KR"/>
+          <w:rFonts w:hint="eastAsia"/>
+          <w:sz w:val="24"/>
+          <w:szCs w:val="24"/>
+          <w:rtl w:val="off"/>
+        </w:rPr>
+      </w:pPr>
+    </w:p>
+    <w:p>
+      <w:pPr>
+        <w:ind w:leftChars="0" w:left="0"/>
+        <w:spacing w:before="0"/>
+        <w:rPr>
+          <w:lang w:eastAsia="ko-KR"/>
+          <w:rFonts w:hint="eastAsia"/>
+          <w:sz w:val="24"/>
+          <w:szCs w:val="24"/>
+          <w:rtl w:val="off"/>
+        </w:rPr>
+      </w:pPr>
+    </w:p>
+    <w:p>
+      <w:pPr>
+        <w:ind w:leftChars="0" w:left="0"/>
+        <w:spacing w:before="0"/>
+        <w:rPr>
+          <w:lang w:eastAsia="ko-KR"/>
+          <w:rFonts w:hint="eastAsia"/>
+          <w:sz w:val="24"/>
+          <w:szCs w:val="24"/>
+          <w:rtl w:val="off"/>
+        </w:rPr>
+      </w:pPr>
+    </w:p>
+    <w:p>
+      <w:pPr>
+        <w:ind w:leftChars="0" w:left="0"/>
+        <w:spacing w:before="0"/>
+        <w:rPr>
+          <w:lang w:eastAsia="ko-KR"/>
+          <w:rFonts w:hint="eastAsia"/>
+          <w:sz w:val="24"/>
+          <w:szCs w:val="24"/>
+          <w:rtl w:val="off"/>
+        </w:rPr>
+      </w:pPr>
+    </w:p>
+    <w:p>
+      <w:pPr>
+        <w:ind w:leftChars="0" w:left="0"/>
+        <w:spacing w:before="0"/>
+        <w:rPr>
+          <w:lang w:eastAsia="ko-KR"/>
+          <w:rFonts w:hint="eastAsia"/>
+          <w:sz w:val="24"/>
+          <w:szCs w:val="24"/>
+          <w:rtl w:val="off"/>
+        </w:rPr>
+      </w:pPr>
+    </w:p>
+    <w:p>
+      <w:pPr>
+        <w:ind w:leftChars="0" w:left="0"/>
+        <w:spacing w:before="0"/>
+        <w:rPr>
+          <w:lang w:eastAsia="ko-KR"/>
+          <w:rFonts w:hint="eastAsia"/>
+          <w:sz w:val="24"/>
+          <w:szCs w:val="24"/>
+          <w:rtl w:val="off"/>
+        </w:rPr>
+      </w:pPr>
+    </w:p>
+    <w:p>
+      <w:pPr>
+        <w:ind w:leftChars="0" w:left="0"/>
+        <w:spacing w:before="0"/>
+        <w:rPr>
+          <w:lang w:eastAsia="ko-KR"/>
+          <w:rFonts w:hint="eastAsia"/>
+          <w:sz w:val="24"/>
+          <w:szCs w:val="24"/>
+          <w:rtl w:val="off"/>
+        </w:rPr>
+      </w:pPr>
+    </w:p>
+    <w:p>
+      <w:pPr>
+        <w:ind w:leftChars="0" w:left="0"/>
+        <w:spacing w:before="0"/>
+        <w:rPr>
+          <w:lang w:eastAsia="ko-KR"/>
+          <w:rFonts w:hint="eastAsia"/>
+          <w:sz w:val="24"/>
+          <w:szCs w:val="24"/>
+          <w:rtl w:val="off"/>
+        </w:rPr>
+      </w:pPr>
+    </w:p>
+    <w:p>
+      <w:pPr>
+        <w:ind w:leftChars="0" w:left="0"/>
+        <w:spacing w:before="0"/>
+        <w:rPr>
+          <w:lang w:eastAsia="ko-KR"/>
+          <w:rFonts w:hint="eastAsia"/>
+          <w:sz w:val="24"/>
+          <w:szCs w:val="24"/>
+          <w:rtl w:val="off"/>
+        </w:rPr>
+      </w:pPr>
+    </w:p>
+    <w:p>
+      <w:pPr>
+        <w:ind w:leftChars="0" w:left="0"/>
+        <w:spacing w:before="0"/>
+        <w:rPr>
+          <w:lang w:eastAsia="ko-KR"/>
+          <w:rFonts w:hint="eastAsia"/>
+          <w:sz w:val="24"/>
+          <w:szCs w:val="24"/>
+          <w:rtl w:val="off"/>
+        </w:rPr>
+      </w:pPr>
+    </w:p>
+    <w:p>
+      <w:pPr>
+        <w:ind w:leftChars="0" w:left="0"/>
+        <w:spacing w:before="0"/>
+        <w:rPr>
+          <w:lang w:eastAsia="ko-KR"/>
+          <w:rFonts w:hint="eastAsia"/>
+          <w:sz w:val="24"/>
+          <w:szCs w:val="24"/>
+          <w:rtl w:val="off"/>
+        </w:rPr>
+      </w:pPr>
+    </w:p>
+    <w:p>
+      <w:pPr>
+        <w:ind w:leftChars="0" w:left="0"/>
+        <w:spacing w:before="0"/>
+        <w:rPr>
+          <w:lang w:eastAsia="ko-KR"/>
+          <w:rFonts w:hint="eastAsia"/>
+          <w:sz w:val="24"/>
+          <w:szCs w:val="24"/>
+          <w:rtl w:val="off"/>
+        </w:rPr>
+      </w:pPr>
+    </w:p>
+    <w:p>
+      <w:pPr>
+        <w:ind w:leftChars="0" w:left="0"/>
+        <w:spacing w:before="0"/>
+        <w:rPr>
+          <w:lang w:eastAsia="ko-KR"/>
+          <w:rFonts w:hint="eastAsia"/>
+          <w:sz w:val="24"/>
+          <w:szCs w:val="24"/>
+          <w:rtl w:val="off"/>
+        </w:rPr>
+      </w:pPr>
+    </w:p>
+    <w:p>
+      <w:pPr>
+        <w:ind w:leftChars="0" w:left="0"/>
+        <w:spacing w:before="0"/>
+        <w:rPr>
+          <w:lang w:eastAsia="ko-KR"/>
+          <w:rFonts w:hint="eastAsia"/>
+          <w:sz w:val="24"/>
+          <w:szCs w:val="24"/>
+          <w:rtl w:val="off"/>
+        </w:rPr>
+      </w:pPr>
+    </w:p>
+    <w:p>
+      <w:pPr>
+        <w:ind w:leftChars="0" w:left="0"/>
+        <w:spacing w:before="0"/>
+        <w:rPr>
+          <w:lang w:eastAsia="ko-KR"/>
+          <w:rFonts w:hint="eastAsia"/>
+          <w:sz w:val="24"/>
+          <w:szCs w:val="24"/>
+          <w:rtl w:val="off"/>
+        </w:rPr>
+      </w:pPr>
+    </w:p>
+    <w:p>
+      <w:pPr>
+        <w:ind w:leftChars="0" w:left="0"/>
+        <w:jc w:val="center"/>
+        <w:rPr>
+          <w:lang w:eastAsia="ko-KR"/>
+          <w:rFonts w:hint="eastAsia"/>
+          <w:b/>
+          <w:bCs/>
+          <w:sz w:val="24"/>
+          <w:szCs w:val="24"/>
+          <w:rtl w:val="off"/>
+        </w:rPr>
+      </w:pPr>
+      <w:r>
+        <w:rPr>
+          <w:lang w:eastAsia="ko-KR"/>
+          <w:b/>
+          <w:bCs/>
+          <w:sz w:val="40"/>
+          <w:szCs w:val="40"/>
+          <w:rtl w:val="off"/>
+        </w:rPr>
+        <w:t>[4번 문제]</w:t>
+      </w:r>
+    </w:p>
+    <w:p>
+      <w:pPr>
+        <w:ind w:leftChars="0" w:left="0"/>
+        <w:spacing w:before="0"/>
+        <w:rPr>
+          <w:lang w:eastAsia="ko-KR"/>
+          <w:rFonts w:hint="eastAsia"/>
+          <w:b/>
+          <w:bCs/>
+          <w:sz w:val="24"/>
+          <w:szCs w:val="24"/>
+          <w:rtl w:val="off"/>
+        </w:rPr>
+      </w:pPr>
+      <w:r>
+        <w:rPr>
+          <w:lang w:eastAsia="ko-KR"/>
+          <w:rFonts w:hint="eastAsia"/>
+          <w:b/>
+          <w:bCs/>
+          <w:sz w:val="24"/>
+          <w:szCs w:val="24"/>
+          <w:rtl w:val="off"/>
+        </w:rPr>
+        <w:t>- 문제 해결 방법</w:t>
+      </w:r>
+    </w:p>
+    <w:p>
+      <w:pPr>
+        <w:rPr>
+          <w:lang w:eastAsia="ko-KR"/>
+          <w:rFonts w:hint="eastAsia"/>
+          <w:sz w:val="24"/>
+          <w:szCs w:val="24"/>
+          <w:rtl w:val="off"/>
+        </w:rPr>
+      </w:pPr>
+      <w:r>
+        <w:rPr>
+          <w:lang w:eastAsia="ko-KR"/>
+          <w:sz w:val="24"/>
+          <w:szCs w:val="24"/>
+          <w:rtl w:val="off"/>
+        </w:rPr>
+        <w:t xml:space="preserve"> </w:t>
+      </w:r>
+      <w:r>
+        <w:rPr>
+          <w:sz w:val="24"/>
+          <w:szCs w:val="24"/>
+        </w:rPr>
+        <w:t xml:space="preserve">각 </w:t>
+      </w:r>
+      <w:r>
+        <w:rPr>
+          <w:sz w:val="24"/>
+          <w:szCs w:val="24"/>
+        </w:rPr>
+        <w:t>Player</w:t>
+      </w:r>
+      <w:r>
+        <w:rPr>
+          <w:sz w:val="24"/>
+          <w:szCs w:val="24"/>
+        </w:rPr>
+        <w:t>객체가 소유한 내부 자</w:t>
+      </w:r>
+      <w:r>
+        <w:rPr>
+          <w:lang w:eastAsia="ko-KR"/>
+          <w:sz w:val="24"/>
+          <w:szCs w:val="24"/>
+          <w:rtl w:val="off"/>
+        </w:rPr>
+        <w:t>원</w:t>
+      </w:r>
+      <w:r>
+        <w:rPr>
+          <w:sz w:val="24"/>
+          <w:szCs w:val="24"/>
+        </w:rPr>
+        <w:t xml:space="preserve">의 문자들을 오름차순으로 정렬하기 위해, 클래스 내부에 </w:t>
+      </w:r>
+      <w:r>
+        <w:rPr>
+          <w:sz w:val="24"/>
+          <w:szCs w:val="24"/>
+        </w:rPr>
+        <w:t>sort_chars()</w:t>
+      </w:r>
+      <w:r>
+        <w:rPr>
+          <w:sz w:val="24"/>
+          <w:szCs w:val="24"/>
+        </w:rPr>
+        <w:t xml:space="preserve">멤버 함수를 정의하고 </w:t>
+      </w:r>
+      <w:r>
+        <w:rPr>
+          <w:sz w:val="24"/>
+          <w:szCs w:val="24"/>
+        </w:rPr>
+        <w:t>&lt;algorithm&gt;</w:t>
+      </w:r>
+      <w:r>
+        <w:rPr>
+          <w:sz w:val="24"/>
+          <w:szCs w:val="24"/>
+        </w:rPr>
+        <w:t xml:space="preserve">의 </w:t>
+      </w:r>
+      <w:r>
+        <w:rPr>
+          <w:sz w:val="24"/>
+          <w:szCs w:val="24"/>
+        </w:rPr>
+        <w:t>std::sort</w:t>
+      </w:r>
+      <w:r>
+        <w:rPr>
+          <w:sz w:val="24"/>
+          <w:szCs w:val="24"/>
+        </w:rPr>
+        <w:t xml:space="preserve">를 활용했다. </w:t>
+      </w:r>
+    </w:p>
+    <w:p>
+      <w:pPr>
+        <w:rPr>
+          <w:lang w:eastAsia="ko-KR"/>
+          <w:rFonts w:hint="eastAsia"/>
+          <w:sz w:val="24"/>
+          <w:szCs w:val="24"/>
+          <w:rtl w:val="off"/>
+        </w:rPr>
+      </w:pPr>
+      <w:r>
+        <w:rPr>
+          <w:lang w:eastAsia="ko-KR"/>
+          <w:sz w:val="24"/>
+          <w:szCs w:val="24"/>
+          <w:rtl w:val="off"/>
+        </w:rPr>
+        <w:t xml:space="preserve"> </w:t>
+      </w:r>
+      <w:r>
+        <w:rPr>
+          <w:sz w:val="24"/>
+          <w:szCs w:val="24"/>
+        </w:rPr>
+        <w:t>unique_ptr&lt;char[]&gt;</w:t>
+      </w:r>
+      <w:r>
+        <w:rPr>
+          <w:sz w:val="24"/>
+          <w:szCs w:val="24"/>
+        </w:rPr>
+        <w:t>가 가</w:t>
+      </w:r>
+      <w:r>
+        <w:rPr>
+          <w:lang w:eastAsia="ko-KR"/>
+          <w:sz w:val="24"/>
+          <w:szCs w:val="24"/>
+          <w:rtl w:val="off"/>
+        </w:rPr>
+        <w:t>리</w:t>
+      </w:r>
+      <w:r>
+        <w:rPr>
+          <w:sz w:val="24"/>
+          <w:szCs w:val="24"/>
+        </w:rPr>
+        <w:t xml:space="preserve">키는 주소는 랜덤 액세스 반복자의 조건을 충족하므로, </w:t>
+      </w:r>
+      <w:r>
+        <w:rPr>
+          <w:sz w:val="24"/>
+          <w:szCs w:val="24"/>
+        </w:rPr>
+        <w:t>p.get()</w:t>
+      </w:r>
+      <w:r>
+        <w:rPr>
+          <w:sz w:val="24"/>
+          <w:szCs w:val="24"/>
+        </w:rPr>
+        <w:t xml:space="preserve">부터 </w:t>
+      </w:r>
+      <w:r>
+        <w:rPr>
+          <w:sz w:val="24"/>
+          <w:szCs w:val="24"/>
+        </w:rPr>
+        <w:t>p.get() + num</w:t>
+      </w:r>
+      <w:r>
+        <w:rPr>
+          <w:sz w:val="24"/>
+          <w:szCs w:val="24"/>
+        </w:rPr>
+        <w:t>까지의 범위를 정렬했다.</w:t>
+      </w:r>
+    </w:p>
+    <w:p>
+      <w:pPr>
+        <w:rPr>
+          <w:lang w:eastAsia="ko-KR"/>
+          <w:rFonts w:hint="eastAsia"/>
+          <w:sz w:val="24"/>
+          <w:szCs w:val="24"/>
+          <w:rtl w:val="off"/>
+        </w:rPr>
+      </w:pPr>
+      <w:r>
+        <w:rPr>
+          <w:lang w:eastAsia="ko-KR"/>
+          <w:sz w:val="24"/>
+          <w:szCs w:val="24"/>
+          <w:rtl w:val="off"/>
+        </w:rPr>
+        <w:t xml:space="preserve"> </w:t>
+      </w:r>
+      <w:r>
+        <w:rPr>
+          <w:sz w:val="24"/>
+          <w:szCs w:val="24"/>
+        </w:rPr>
+        <w:t xml:space="preserve">이후 '0'부터 '9'까지 모든 숫자가 포함된 객체를 찾기 위해 </w:t>
+      </w:r>
+      <w:r>
+        <w:rPr>
+          <w:sz w:val="24"/>
+          <w:szCs w:val="24"/>
+        </w:rPr>
+        <w:t>std::includes</w:t>
+      </w:r>
+      <w:r>
+        <w:rPr>
+          <w:sz w:val="24"/>
+          <w:szCs w:val="24"/>
+        </w:rPr>
+        <w:t xml:space="preserve">알고리즘을 사용했다. 데이터가 이미 정렬되어 있다는 점을 이용해 타겟 문자열("0123456789")이 부분집합인지 O(N)의 시간 복잡도로 판별했으며, 이를 </w:t>
+      </w:r>
+      <w:r>
+        <w:rPr>
+          <w:sz w:val="24"/>
+          <w:szCs w:val="24"/>
+        </w:rPr>
+        <w:t>std::count_if</w:t>
+      </w:r>
+      <w:r>
+        <w:rPr>
+          <w:sz w:val="24"/>
+          <w:szCs w:val="24"/>
+        </w:rPr>
+        <w:t xml:space="preserve">와 결합하여 전체 개수를 산출했다. 특히 300만 개의 대규모 연산 속도를 확보하기 위해 C++17의 병렬 실행 정책인 </w:t>
+      </w:r>
+      <w:r>
+        <w:rPr>
+          <w:sz w:val="24"/>
+          <w:szCs w:val="24"/>
+        </w:rPr>
+        <w:t>std::execution::par</w:t>
+      </w:r>
+      <w:r>
+        <w:rPr>
+          <w:sz w:val="24"/>
+          <w:szCs w:val="24"/>
+        </w:rPr>
+        <w:t>를 도입하여 모든 CPU 코어가 동시에 작업을 수행하도록 설계했다.</w:t>
+      </w:r>
+    </w:p>
+    <w:p>
+      <w:pPr>
+        <w:rPr>
+          <w:lang w:eastAsia="ko-KR"/>
+          <w:rFonts w:hint="eastAsia"/>
+          <w:sz w:val="24"/>
+          <w:szCs w:val="24"/>
+          <w:rtl w:val="off"/>
+        </w:rPr>
+      </w:pPr>
+    </w:p>
+    <w:p>
+      <w:pPr>
+        <w:ind w:leftChars="0" w:left="0"/>
+        <w:rPr>
+          <w:lang w:eastAsia="ko-KR"/>
+          <w:rFonts w:hint="eastAsia"/>
+          <w:b/>
+          <w:bCs/>
+          <w:sz w:val="24"/>
+          <w:szCs w:val="24"/>
+          <w:rtl w:val="off"/>
+        </w:rPr>
+      </w:pPr>
+      <w:r>
+        <w:rPr>
+          <w:lang w:eastAsia="ko-KR"/>
+          <w:rFonts w:hint="eastAsia"/>
+          <w:b/>
+          <w:bCs/>
+          <w:sz w:val="24"/>
+          <w:szCs w:val="24"/>
+          <w:rtl w:val="off"/>
+        </w:rPr>
+        <w:t>- 고민한 내용</w:t>
+      </w:r>
+    </w:p>
+    <w:p>
+      <w:pPr>
+        <w:rPr>
+          <w:lang w:eastAsia="ko-KR"/>
+          <w:rFonts w:hint="eastAsia"/>
+          <w:sz w:val="24"/>
+          <w:szCs w:val="24"/>
+          <w:rtl w:val="off"/>
+        </w:rPr>
+      </w:pPr>
+      <w:r>
+        <w:rPr>
+          <w:lang w:eastAsia="ko-KR"/>
+          <w:sz w:val="24"/>
+          <w:szCs w:val="24"/>
+          <w:rtl w:val="off"/>
+        </w:rPr>
+        <w:t xml:space="preserve"> </w:t>
+      </w:r>
+      <w:r>
+        <w:rPr>
+          <w:sz w:val="24"/>
+          <w:szCs w:val="24"/>
+        </w:rPr>
+        <w:t xml:space="preserve">처음에는 일반적인 </w:t>
+      </w:r>
+      <w:r>
+        <w:rPr>
+          <w:sz w:val="24"/>
+          <w:szCs w:val="24"/>
+        </w:rPr>
+        <w:t>for</w:t>
+      </w:r>
+      <w:r>
+        <w:rPr>
+          <w:sz w:val="24"/>
+          <w:szCs w:val="24"/>
+        </w:rPr>
+        <w:t>루프를 사용하여 순차적으로 정렬과 탐색을 진행했다. 하지만 Release 모드임에도 불구하고 16초 이상의 긴 시간이 소요되는 심각한 성능 저하를 목격했다. 300만 개라는 데이터 양이 많기는 하지만, 단순한 정렬과 탐색에 이 정도 시간이 걸리는 원인을 '메모리 계층 구조' 관점에서 깊게 고민해 보았다.</w:t>
+      </w:r>
+    </w:p>
+    <w:p>
+      <w:pPr>
+        <w:rPr>
+          <w:sz w:val="24"/>
+          <w:szCs w:val="24"/>
+        </w:rPr>
+      </w:pPr>
+      <w:r>
+        <w:rPr>
+          <w:lang w:eastAsia="ko-KR"/>
+          <w:sz w:val="24"/>
+          <w:szCs w:val="24"/>
+          <w:rtl w:val="off"/>
+        </w:rPr>
+        <w:t xml:space="preserve"> </w:t>
+      </w:r>
+      <w:r>
+        <w:rPr>
+          <w:sz w:val="24"/>
+          <w:szCs w:val="24"/>
+        </w:rPr>
+        <w:t>가장 큰 원인은 '</w:t>
+      </w:r>
+      <w:r>
+        <w:rPr>
+          <w:lang w:eastAsia="ko-KR"/>
+          <w:sz w:val="24"/>
+          <w:szCs w:val="24"/>
+          <w:rtl w:val="off"/>
+        </w:rPr>
+        <w:t>free-store</w:t>
+      </w:r>
+      <w:r>
+        <w:rPr>
+          <w:sz w:val="24"/>
+          <w:szCs w:val="24"/>
+        </w:rPr>
+        <w:t xml:space="preserve"> 메모리의 </w:t>
+      </w:r>
+      <w:r>
+        <w:rPr>
+          <w:lang w:eastAsia="ko-KR"/>
+          <w:sz w:val="24"/>
+          <w:szCs w:val="24"/>
+          <w:rtl w:val="off"/>
+        </w:rPr>
+        <w:t>Fragmentation으</w:t>
+      </w:r>
+      <w:r>
+        <w:rPr>
+          <w:sz w:val="24"/>
+          <w:szCs w:val="24"/>
+        </w:rPr>
+        <w:t xml:space="preserve">로 인한 캐시 미스'였다. 각 </w:t>
+      </w:r>
+      <w:r>
+        <w:rPr>
+          <w:sz w:val="24"/>
+          <w:szCs w:val="24"/>
+        </w:rPr>
+        <w:t>Player</w:t>
+      </w:r>
+      <w:r>
+        <w:rPr>
+          <w:sz w:val="24"/>
+          <w:szCs w:val="24"/>
+        </w:rPr>
+        <w:t xml:space="preserve">객체가 </w:t>
+      </w:r>
+      <w:r>
+        <w:rPr>
+          <w:sz w:val="24"/>
+          <w:szCs w:val="24"/>
+        </w:rPr>
+        <w:t>unique_ptr</w:t>
+      </w:r>
+      <w:r>
+        <w:rPr>
+          <w:sz w:val="24"/>
+          <w:szCs w:val="24"/>
+        </w:rPr>
+        <w:t xml:space="preserve">를 통해 개별적으로 할당받은 자원은 </w:t>
+      </w:r>
+      <w:r>
+        <w:rPr>
+          <w:lang w:eastAsia="ko-KR"/>
+          <w:sz w:val="24"/>
+          <w:szCs w:val="24"/>
+          <w:rtl w:val="off"/>
+        </w:rPr>
+        <w:t>free-store</w:t>
+      </w:r>
+      <w:r>
+        <w:rPr>
+          <w:sz w:val="24"/>
+          <w:szCs w:val="24"/>
+        </w:rPr>
+        <w:t xml:space="preserve"> 영역 여기저기에 흩어져 있다. 300만 번의 반복문이 돌아갈 때마다 CPU는 매번 다른 주소로 점프하여 데이터를 가져와야 하는데, 이 과정에서 CPU 캐시가 계속 무효화되어 속도가 느린 RAM에 직접 접근하는 병목이 발생한 것이다.</w:t>
+      </w:r>
+    </w:p>
+    <w:p>
+      <w:pPr>
+        <w:rPr>
+          <w:lang w:eastAsia="ko-KR"/>
+          <w:rFonts w:hint="eastAsia"/>
+          <w:sz w:val="24"/>
+          <w:szCs w:val="24"/>
+          <w:rtl w:val="off"/>
+        </w:rPr>
+      </w:pPr>
+      <w:r>
+        <w:rPr>
+          <w:lang w:eastAsia="ko-KR"/>
+          <w:sz w:val="24"/>
+          <w:szCs w:val="24"/>
+          <w:rtl w:val="off"/>
+        </w:rPr>
+        <w:t xml:space="preserve"> </w:t>
+      </w:r>
+      <w:r>
+        <w:rPr>
+          <w:sz w:val="24"/>
+          <w:szCs w:val="24"/>
+        </w:rPr>
+        <w:t xml:space="preserve">이를 해결하기 위해 알고리즘 자체를 개선하려는 시도로 </w:t>
+      </w:r>
+      <w:r>
+        <w:rPr>
+          <w:sz w:val="24"/>
+          <w:szCs w:val="24"/>
+        </w:rPr>
+        <w:t>std::includes</w:t>
+      </w:r>
+      <w:r>
+        <w:rPr>
+          <w:sz w:val="24"/>
+          <w:szCs w:val="24"/>
+        </w:rPr>
+        <w:t xml:space="preserve">를 선택했다. 만약 정렬되지 않은 상태에서 </w:t>
+      </w:r>
+      <w:r>
+        <w:rPr>
+          <w:sz w:val="24"/>
+          <w:szCs w:val="24"/>
+        </w:rPr>
+        <w:t>find</w:t>
+      </w:r>
+      <w:r>
+        <w:rPr>
+          <w:sz w:val="24"/>
+          <w:szCs w:val="24"/>
+        </w:rPr>
+        <w:t xml:space="preserve">를 10번 호출했다면 훨씬 더 느려졌겠지만, 이미 정렬을 수행한 시점에서는 투 포인터 방식으로 단 한 번만 훑으면 되는 </w:t>
+      </w:r>
+      <w:r>
+        <w:rPr>
+          <w:sz w:val="24"/>
+          <w:szCs w:val="24"/>
+        </w:rPr>
+        <w:t>std::includes</w:t>
+      </w:r>
+      <w:r>
+        <w:rPr>
+          <w:sz w:val="24"/>
+          <w:szCs w:val="24"/>
+        </w:rPr>
+        <w:t>가 수학적으로 가장 효율적</w:t>
+      </w:r>
+      <w:r>
+        <w:rPr>
+          <w:lang w:eastAsia="ko-KR"/>
+          <w:sz w:val="24"/>
+          <w:szCs w:val="24"/>
+          <w:rtl w:val="off"/>
+        </w:rPr>
+        <w:t>이라고 판단했기 때문이다</w:t>
+      </w:r>
+      <w:r>
+        <w:rPr>
+          <w:sz w:val="24"/>
+          <w:szCs w:val="24"/>
+        </w:rPr>
+        <w:t>.</w:t>
+      </w:r>
+    </w:p>
+    <w:p>
+      <w:pPr>
+        <w:rPr>
+          <w:lang w:eastAsia="ko-KR"/>
+          <w:rFonts w:hint="eastAsia"/>
+          <w:sz w:val="24"/>
+          <w:szCs w:val="24"/>
+          <w:rtl w:val="off"/>
+        </w:rPr>
+      </w:pPr>
+      <w:r>
+        <w:rPr>
+          <w:lang w:eastAsia="ko-KR"/>
+          <w:sz w:val="24"/>
+          <w:szCs w:val="24"/>
+          <w:rtl w:val="off"/>
+        </w:rPr>
+        <w:t xml:space="preserve"> </w:t>
+      </w:r>
+      <w:r>
+        <w:rPr>
+          <w:sz w:val="24"/>
+          <w:szCs w:val="24"/>
+        </w:rPr>
+        <w:t xml:space="preserve">그럼에도 불구하고 하드웨어적인 메모리 지연은 소프트웨어 알고리즘만으로는 극복하기 어려웠다. 이에 꼬리를 물고 내린 최종 결론은 '멀티코어 활용'이었다. 현대 CPU의 자원을 100% 활용하기 위해 </w:t>
+      </w:r>
+      <w:r>
+        <w:rPr>
+          <w:sz w:val="24"/>
+          <w:szCs w:val="24"/>
+        </w:rPr>
+        <w:t>&lt;execution&gt;</w:t>
+      </w:r>
+      <w:r>
+        <w:rPr>
+          <w:sz w:val="24"/>
+          <w:szCs w:val="24"/>
+        </w:rPr>
+        <w:t xml:space="preserve">헤더를 도입했고, </w:t>
+      </w:r>
+      <w:r>
+        <w:rPr>
+          <w:sz w:val="24"/>
+          <w:szCs w:val="24"/>
+        </w:rPr>
+        <w:t>std::for_each</w:t>
+      </w:r>
+      <w:r>
+        <w:rPr>
+          <w:sz w:val="24"/>
+          <w:szCs w:val="24"/>
+        </w:rPr>
+        <w:t xml:space="preserve">와 </w:t>
+      </w:r>
+      <w:r>
+        <w:rPr>
+          <w:sz w:val="24"/>
+          <w:szCs w:val="24"/>
+        </w:rPr>
+        <w:t>std::count_if</w:t>
+      </w:r>
+      <w:r>
+        <w:rPr>
+          <w:sz w:val="24"/>
+          <w:szCs w:val="24"/>
+        </w:rPr>
+        <w:t>에 병렬 실행 정책을 부여했다. 그 결과 16초였던 소요 시간을 약 2초 내외로 단축하며, 하드웨어 성능을 소프트웨어로 완전히 끌어내는 최적화를 달성했다.</w:t>
+      </w:r>
+    </w:p>
+    <w:p>
+      <w:pPr>
+        <w:rPr>
+          <w:lang w:eastAsia="ko-KR"/>
+          <w:rFonts w:hint="eastAsia"/>
+          <w:sz w:val="24"/>
+          <w:szCs w:val="24"/>
+          <w:rtl w:val="off"/>
+        </w:rPr>
+      </w:pPr>
+    </w:p>
+    <w:p>
+      <w:pPr>
+        <w:ind w:leftChars="0" w:left="0"/>
+        <w:rPr>
+          <w:lang w:eastAsia="ko-KR"/>
+          <w:rFonts w:hint="eastAsia"/>
+          <w:b/>
+          <w:bCs/>
+          <w:sz w:val="24"/>
+          <w:szCs w:val="24"/>
+          <w:rtl w:val="off"/>
+        </w:rPr>
+      </w:pPr>
+      <w:r>
+        <w:rPr>
+          <w:lang w:eastAsia="ko-KR"/>
+          <w:b/>
+          <w:bCs/>
+          <w:sz w:val="24"/>
+          <w:szCs w:val="24"/>
+          <w:rtl w:val="off"/>
+        </w:rPr>
+        <w:t>- 개선할 점</w:t>
+      </w:r>
+    </w:p>
+    <w:p>
+      <w:pPr>
+        <w:spacing w:before="0"/>
+        <w:rPr>
+          <w:lang w:eastAsia="ko-KR"/>
+          <w:rFonts w:hint="eastAsia"/>
+          <w:sz w:val="24"/>
+          <w:szCs w:val="24"/>
+          <w:rtl w:val="off"/>
+        </w:rPr>
+      </w:pPr>
+      <w:r>
+        <w:rPr>
+          <w:lang w:eastAsia="ko-KR"/>
+          <w:sz w:val="24"/>
+          <w:szCs w:val="24"/>
+          <w:rtl w:val="off"/>
+        </w:rPr>
+        <w:t xml:space="preserve"> </w:t>
+      </w:r>
+      <w:r>
+        <w:rPr>
+          <w:sz w:val="24"/>
+          <w:szCs w:val="24"/>
+        </w:rPr>
+        <w:t xml:space="preserve">현재의 방식은 여전히 </w:t>
+      </w:r>
+      <w:r>
+        <w:rPr>
+          <w:sz w:val="24"/>
+          <w:szCs w:val="24"/>
+        </w:rPr>
+        <w:t>unique_ptr</w:t>
+      </w:r>
+      <w:r>
+        <w:rPr>
+          <w:sz w:val="24"/>
+          <w:szCs w:val="24"/>
+        </w:rPr>
+        <w:t xml:space="preserve">에 의한 메모리 파편화 문제를 안고 있다. 병렬 처리를 통해 시간을 단축하긴 했지만, 근본적으로 CPU 캐시 히트율을 높이기 위해서는 '데이터 지향 설계'를 고려해 볼 수 있다. 300만 개의 작은 메모리 조각을 따로 할당하는 대신, 하나의 거대한 </w:t>
+      </w:r>
+      <w:r>
+        <w:rPr>
+          <w:sz w:val="24"/>
+          <w:szCs w:val="24"/>
+        </w:rPr>
+        <w:t>char</w:t>
+      </w:r>
+      <w:r>
+        <w:rPr>
+          <w:sz w:val="24"/>
+          <w:szCs w:val="24"/>
+        </w:rPr>
+        <w:t>배열을 할당하고 각 객체가 이 거대 버퍼의 특정 오프셋을 가리키게 한다면, 데이터가 메모리상에 완벽하게 연속적으로 배치되어 병렬 처리 없이도 지금보다 훨씬 빠른 성능을 낼 수 있을 것이다.</w:t>
+      </w:r>
+    </w:p>
+    <w:p>
+      <w:pPr>
+        <w:spacing w:before="0"/>
+        <w:rPr>
+          <w:sz w:val="24"/>
+          <w:szCs w:val="24"/>
+        </w:rPr>
+      </w:pPr>
+      <w:r>
+        <w:rPr>
+          <w:lang w:eastAsia="ko-KR"/>
+          <w:sz w:val="24"/>
+          <w:szCs w:val="24"/>
+          <w:rtl w:val="off"/>
+        </w:rPr>
+        <w:t xml:space="preserve"> </w:t>
+      </w:r>
+      <w:r>
+        <w:rPr>
+          <w:sz w:val="24"/>
+          <w:szCs w:val="24"/>
+        </w:rPr>
+        <w:t xml:space="preserve">또한, '0~9' 포함 여부를 판단할 때 현재는 </w:t>
+      </w:r>
+      <w:r>
+        <w:rPr>
+          <w:sz w:val="24"/>
+          <w:szCs w:val="24"/>
+        </w:rPr>
+        <w:t>std::includes</w:t>
+      </w:r>
+      <w:r>
+        <w:rPr>
+          <w:sz w:val="24"/>
+          <w:szCs w:val="24"/>
+        </w:rPr>
+        <w:t>를 사용하고 있으나, 데이터의 특성에 따라 비트마스킹</w:t>
+      </w:r>
+      <w:r>
+        <w:rPr>
+          <w:lang w:eastAsia="ko-KR"/>
+          <w:sz w:val="24"/>
+          <w:szCs w:val="24"/>
+          <w:rtl w:val="off"/>
+        </w:rPr>
+        <w:t xml:space="preserve"> </w:t>
+      </w:r>
+      <w:r>
+        <w:rPr>
+          <w:sz w:val="24"/>
+          <w:szCs w:val="24"/>
+        </w:rPr>
+        <w:t xml:space="preserve">기법을 도입할 수도 있다. </w:t>
+      </w:r>
+      <w:r>
+        <w:rPr>
+          <w:sz w:val="24"/>
+          <w:szCs w:val="24"/>
+        </w:rPr>
+        <w:t>char</w:t>
+      </w:r>
+      <w:r>
+        <w:rPr>
+          <w:sz w:val="24"/>
+          <w:szCs w:val="24"/>
+        </w:rPr>
+        <w:t>한 바이트를 읽을 때마다 해당 숫자에 대응하는 비트를 켬으로써(</w:t>
+      </w:r>
+      <w:r>
+        <w:rPr>
+          <w:sz w:val="24"/>
+          <w:szCs w:val="24"/>
+        </w:rPr>
+        <w:t>bits |= (1 &lt;&lt; (c - '0'))</w:t>
+      </w:r>
+      <w:r>
+        <w:rPr>
+          <w:sz w:val="24"/>
+          <w:szCs w:val="24"/>
+        </w:rPr>
+        <w:t xml:space="preserve">), 최종적으로 비트값이 </w:t>
+      </w:r>
+      <w:r>
+        <w:rPr>
+          <w:sz w:val="24"/>
+          <w:szCs w:val="24"/>
+        </w:rPr>
+        <w:t>0x3FF</w:t>
+      </w:r>
+      <w:r>
+        <w:rPr>
+          <w:sz w:val="24"/>
+          <w:szCs w:val="24"/>
+        </w:rPr>
+        <w:t xml:space="preserve">가 되는지를 확인한다면 정렬 과정 없이도 </w:t>
+      </w:r>
+      <w:r>
+        <w:rPr>
+          <w:rFonts w:ascii="Google Sans Text" w:eastAsia="Google Sans Text" w:hAnsi="Google Sans Text" w:cs="Google Sans Text"/>
+          <w:sz w:val="24"/>
+          <w:szCs w:val="24"/>
+        </w:rPr>
+        <w:t>O(N)</w:t>
+      </w:r>
+      <w:r>
+        <w:rPr>
+          <w:sz w:val="24"/>
+          <w:szCs w:val="24"/>
+        </w:rPr>
+        <w:t>만에 결과를 도출할 수 있어 정렬 비용 자체를 제거하는 극적인 개선이 가능할 것으로 보인다.</w:t>
+      </w:r>
+    </w:p>
+    <w:p>
+      <w:pPr>
+        <w:ind w:leftChars="0" w:left="0"/>
+        <w:rPr>
+          <w:lang w:eastAsia="ko-KR"/>
+          <w:rFonts w:hint="eastAsia"/>
+          <w:sz w:val="24"/>
+          <w:szCs w:val="24"/>
+          <w:rtl w:val="off"/>
+        </w:rPr>
+      </w:pPr>
+    </w:p>
+    <w:p>
+      <w:pPr>
+        <w:ind w:leftChars="0" w:left="0"/>
+        <w:rPr>
+          <w:lang w:eastAsia="ko-KR"/>
+          <w:rFonts w:hint="eastAsia"/>
+          <w:sz w:val="24"/>
+          <w:szCs w:val="24"/>
+          <w:rtl w:val="off"/>
+        </w:rPr>
+      </w:pPr>
+    </w:p>
+    <w:p>
+      <w:pPr>
+        <w:ind w:leftChars="0" w:left="0"/>
+        <w:rPr>
+          <w:lang w:eastAsia="ko-KR"/>
+          <w:rFonts w:hint="eastAsia"/>
+          <w:sz w:val="24"/>
+          <w:szCs w:val="24"/>
+          <w:rtl w:val="off"/>
+        </w:rPr>
+      </w:pPr>
+    </w:p>
+    <w:p>
+      <w:pPr>
+        <w:ind w:leftChars="0" w:left="0"/>
+        <w:rPr>
+          <w:lang w:eastAsia="ko-KR"/>
+          <w:rFonts w:hint="eastAsia"/>
+          <w:sz w:val="24"/>
+          <w:szCs w:val="24"/>
+          <w:rtl w:val="off"/>
+        </w:rPr>
+      </w:pPr>
+    </w:p>
+    <w:p>
+      <w:pPr>
+        <w:ind w:leftChars="0" w:left="0"/>
+        <w:rPr>
+          <w:lang w:eastAsia="ko-KR"/>
+          <w:rFonts w:hint="eastAsia"/>
+          <w:sz w:val="24"/>
+          <w:szCs w:val="24"/>
+          <w:rtl w:val="off"/>
+        </w:rPr>
+      </w:pPr>
+    </w:p>
+    <w:p>
+      <w:pPr>
+        <w:ind w:leftChars="0" w:left="0"/>
+        <w:rPr>
+          <w:lang w:eastAsia="ko-KR"/>
+          <w:rFonts w:hint="eastAsia"/>
+          <w:sz w:val="24"/>
+          <w:szCs w:val="24"/>
+          <w:rtl w:val="off"/>
+        </w:rPr>
+      </w:pPr>
+    </w:p>
+    <w:p>
+      <w:pPr>
+        <w:ind w:leftChars="0" w:left="0"/>
+        <w:rPr>
+          <w:lang w:eastAsia="ko-KR"/>
+          <w:rFonts w:hint="eastAsia"/>
+          <w:sz w:val="24"/>
+          <w:szCs w:val="24"/>
+          <w:rtl w:val="off"/>
+        </w:rPr>
+      </w:pPr>
+    </w:p>
+    <w:p>
+      <w:pPr>
+        <w:ind w:leftChars="0" w:left="0"/>
+        <w:rPr>
+          <w:lang w:eastAsia="ko-KR"/>
+          <w:rFonts w:hint="eastAsia"/>
+          <w:sz w:val="24"/>
+          <w:szCs w:val="24"/>
+          <w:rtl w:val="off"/>
+        </w:rPr>
+      </w:pPr>
+    </w:p>
+    <w:p>
+      <w:pPr>
+        <w:ind w:leftChars="0" w:left="0"/>
+        <w:rPr>
+          <w:lang w:eastAsia="ko-KR"/>
+          <w:rFonts w:hint="eastAsia"/>
+          <w:sz w:val="24"/>
+          <w:szCs w:val="24"/>
+          <w:rtl w:val="off"/>
+        </w:rPr>
+      </w:pPr>
+    </w:p>
+    <w:p>
+      <w:pPr>
+        <w:ind w:leftChars="0" w:left="0"/>
+        <w:rPr>
+          <w:lang w:eastAsia="ko-KR"/>
+          <w:rFonts w:hint="eastAsia"/>
+          <w:sz w:val="24"/>
+          <w:szCs w:val="24"/>
+          <w:rtl w:val="off"/>
+        </w:rPr>
+      </w:pPr>
+    </w:p>
+    <w:p>
+      <w:pPr>
+        <w:ind w:leftChars="0" w:left="0"/>
+        <w:rPr>
+          <w:lang w:eastAsia="ko-KR"/>
+          <w:rFonts w:hint="eastAsia"/>
+          <w:sz w:val="24"/>
+          <w:szCs w:val="24"/>
+          <w:rtl w:val="off"/>
+        </w:rPr>
+      </w:pPr>
+    </w:p>
+    <w:p>
+      <w:pPr>
+        <w:ind w:leftChars="0" w:left="0"/>
+        <w:rPr>
+          <w:lang w:eastAsia="ko-KR"/>
+          <w:rFonts w:hint="eastAsia"/>
+          <w:sz w:val="24"/>
+          <w:szCs w:val="24"/>
+          <w:rtl w:val="off"/>
+        </w:rPr>
+      </w:pPr>
+    </w:p>
+    <w:p>
+      <w:pPr>
+        <w:ind w:leftChars="0" w:left="0"/>
+        <w:rPr>
+          <w:lang w:eastAsia="ko-KR"/>
+          <w:rFonts w:hint="eastAsia"/>
+          <w:sz w:val="24"/>
+          <w:szCs w:val="24"/>
+          <w:rtl w:val="off"/>
+        </w:rPr>
+      </w:pPr>
+    </w:p>
+    <w:p>
+      <w:pPr>
+        <w:ind w:leftChars="0" w:left="0"/>
+        <w:rPr>
+          <w:lang w:eastAsia="ko-KR"/>
+          <w:rFonts w:hint="eastAsia"/>
+          <w:sz w:val="24"/>
+          <w:szCs w:val="24"/>
+          <w:rtl w:val="off"/>
+        </w:rPr>
+      </w:pPr>
+    </w:p>
+    <w:p>
+      <w:pPr>
+        <w:ind w:leftChars="0" w:left="0"/>
+        <w:rPr>
+          <w:lang w:eastAsia="ko-KR"/>
+          <w:rFonts w:hint="eastAsia"/>
+          <w:sz w:val="24"/>
+          <w:szCs w:val="24"/>
+          <w:rtl w:val="off"/>
+        </w:rPr>
+      </w:pPr>
+    </w:p>
+    <w:p>
+      <w:pPr>
+        <w:ind w:leftChars="0" w:left="0"/>
+        <w:rPr>
+          <w:lang w:eastAsia="ko-KR"/>
+          <w:rFonts w:hint="eastAsia"/>
+          <w:sz w:val="24"/>
+          <w:szCs w:val="24"/>
+          <w:rtl w:val="off"/>
+        </w:rPr>
+      </w:pPr>
+    </w:p>
+    <w:p>
+      <w:pPr>
+        <w:ind w:leftChars="0" w:left="0"/>
+        <w:rPr>
+          <w:lang w:eastAsia="ko-KR"/>
+          <w:rFonts w:hint="eastAsia"/>
+          <w:sz w:val="24"/>
+          <w:szCs w:val="24"/>
+          <w:rtl w:val="off"/>
+        </w:rPr>
+      </w:pPr>
+    </w:p>
+    <w:p>
+      <w:pPr>
+        <w:ind w:leftChars="0" w:left="0"/>
+        <w:rPr>
+          <w:lang w:eastAsia="ko-KR"/>
+          <w:rFonts w:hint="eastAsia"/>
+          <w:sz w:val="24"/>
+          <w:szCs w:val="24"/>
+          <w:rtl w:val="off"/>
+        </w:rPr>
+      </w:pPr>
+    </w:p>
+    <w:p>
+      <w:pPr>
+        <w:ind w:leftChars="0" w:left="0"/>
+        <w:rPr>
+          <w:lang w:eastAsia="ko-KR"/>
+          <w:rFonts w:hint="eastAsia"/>
+          <w:sz w:val="24"/>
+          <w:szCs w:val="24"/>
+          <w:rtl w:val="off"/>
+        </w:rPr>
+      </w:pPr>
+    </w:p>
+    <w:p>
+      <w:pPr>
+        <w:ind w:leftChars="0" w:left="0"/>
+        <w:rPr>
+          <w:lang w:eastAsia="ko-KR"/>
+          <w:rFonts w:hint="eastAsia"/>
+          <w:sz w:val="24"/>
+          <w:szCs w:val="24"/>
+          <w:rtl w:val="off"/>
+        </w:rPr>
+      </w:pPr>
+    </w:p>
+    <w:p>
+      <w:pPr>
+        <w:ind w:leftChars="0" w:left="0"/>
+        <w:jc w:val="center"/>
+        <w:rPr>
+          <w:lang w:eastAsia="ko-KR"/>
+          <w:rFonts w:hint="eastAsia"/>
+          <w:b/>
+          <w:bCs/>
+          <w:sz w:val="24"/>
+          <w:szCs w:val="24"/>
+          <w:rtl w:val="off"/>
+        </w:rPr>
+      </w:pPr>
+      <w:r>
+        <w:rPr>
+          <w:lang w:eastAsia="ko-KR"/>
+          <w:b/>
+          <w:bCs/>
+          <w:sz w:val="40"/>
+          <w:szCs w:val="40"/>
+          <w:rtl w:val="off"/>
+        </w:rPr>
+        <w:t>[5번 문제]</w:t>
+      </w:r>
+    </w:p>
+    <w:p>
+      <w:pPr>
+        <w:ind w:leftChars="0" w:left="0"/>
+        <w:rPr>
+          <w:lang w:eastAsia="ko-KR"/>
+          <w:rFonts w:hint="eastAsia"/>
+          <w:b/>
+          <w:bCs/>
+          <w:sz w:val="24"/>
+          <w:szCs w:val="24"/>
+          <w:rtl w:val="off"/>
+        </w:rPr>
+      </w:pPr>
+      <w:r>
+        <w:rPr>
+          <w:lang w:eastAsia="ko-KR"/>
+          <w:rFonts w:hint="eastAsia"/>
+          <w:b/>
+          <w:bCs/>
+          <w:sz w:val="24"/>
+          <w:szCs w:val="24"/>
+          <w:rtl w:val="off"/>
+        </w:rPr>
+        <w:t>- 문제 해결 방법</w:t>
+      </w:r>
+    </w:p>
+    <w:p>
+      <w:pPr>
+        <w:spacing w:before="0"/>
+        <w:rPr>
+          <w:lang w:eastAsia="ko-KR"/>
+          <w:rFonts w:hint="eastAsia"/>
+          <w:sz w:val="24"/>
+          <w:szCs w:val="24"/>
+          <w:rtl w:val="off"/>
+        </w:rPr>
+      </w:pPr>
+      <w:r>
+        <w:rPr>
+          <w:lang w:eastAsia="ko-KR"/>
+          <w:sz w:val="24"/>
+          <w:szCs w:val="24"/>
+          <w:rtl w:val="off"/>
+        </w:rPr>
+        <w:t xml:space="preserve"> </w:t>
+      </w:r>
+      <w:r>
+        <w:rPr>
+          <w:sz w:val="24"/>
+          <w:szCs w:val="24"/>
+        </w:rPr>
+        <w:t>세 가지 서로 다른 기준(ID, 이름, 점수)으로 정렬된 상태에서 인접 데이터를 출력하기 위해, 원본 객체를 복사하는 대신 원본의 주소만을 담은 3개의 포인터 배열(</w:t>
+      </w:r>
+      <w:r>
+        <w:rPr>
+          <w:sz w:val="24"/>
+          <w:szCs w:val="24"/>
+        </w:rPr>
+        <w:t>std::vector&lt;const Player*&gt;</w:t>
+      </w:r>
+      <w:r>
+        <w:rPr>
+          <w:sz w:val="24"/>
+          <w:szCs w:val="24"/>
+        </w:rPr>
+        <w:t xml:space="preserve">)을 생성했다. 이 포인터 배열들을 </w:t>
+      </w:r>
+      <w:r>
+        <w:rPr>
+          <w:sz w:val="24"/>
+          <w:szCs w:val="24"/>
+        </w:rPr>
+        <w:t>&lt;execution&gt;</w:t>
+      </w:r>
+      <w:r>
+        <w:rPr>
+          <w:sz w:val="24"/>
+          <w:szCs w:val="24"/>
+        </w:rPr>
+        <w:t>의 병렬 처리(</w:t>
+      </w:r>
+      <w:r>
+        <w:rPr>
+          <w:sz w:val="24"/>
+          <w:szCs w:val="24"/>
+        </w:rPr>
+        <w:t>std::execution::par</w:t>
+      </w:r>
+      <w:r>
+        <w:rPr>
+          <w:sz w:val="24"/>
+          <w:szCs w:val="24"/>
+        </w:rPr>
+        <w:t>)를 활용하여 각각의 기준에 맞게 오름차순 정렬했다.</w:t>
+      </w:r>
+    </w:p>
+    <w:p>
+      <w:pPr>
+        <w:spacing w:before="0"/>
+        <w:rPr>
+          <w:lang w:eastAsia="ko-KR"/>
+          <w:rFonts w:hint="eastAsia"/>
+          <w:sz w:val="24"/>
+          <w:szCs w:val="24"/>
+          <w:rtl w:val="off"/>
+        </w:rPr>
+      </w:pPr>
+      <w:r>
+        <w:rPr>
+          <w:lang w:eastAsia="ko-KR"/>
+          <w:sz w:val="24"/>
+          <w:szCs w:val="24"/>
+          <w:rtl w:val="off"/>
+        </w:rPr>
+        <w:t xml:space="preserve"> </w:t>
+      </w:r>
+      <w:r>
+        <w:rPr>
+          <w:sz w:val="24"/>
+          <w:szCs w:val="24"/>
+        </w:rPr>
+        <w:t>검색 로직은 "무한히 반복할 수 있어야 한다"는 과제 요구사항에 맞춰 인위적인 종료 조건이 없는 무한 루프(</w:t>
+      </w:r>
+      <w:r>
+        <w:rPr>
+          <w:sz w:val="24"/>
+          <w:szCs w:val="24"/>
+        </w:rPr>
+        <w:t>while(true)</w:t>
+      </w:r>
+      <w:r>
+        <w:rPr>
+          <w:sz w:val="24"/>
+          <w:szCs w:val="24"/>
+        </w:rPr>
+        <w:t>)로 설계했다. 탐색 과정에서는 선형 탐색(</w:t>
+      </w:r>
+      <w:r>
+        <w:rPr>
+          <w:rFonts w:ascii="Google Sans Text" w:eastAsia="Google Sans Text" w:hAnsi="Google Sans Text" w:cs="Google Sans Text"/>
+          <w:sz w:val="24"/>
+          <w:szCs w:val="24"/>
+        </w:rPr>
+        <w:t>O(N)</w:t>
+      </w:r>
+      <w:r>
+        <w:rPr>
+          <w:sz w:val="24"/>
+          <w:szCs w:val="24"/>
+        </w:rPr>
+        <w:t xml:space="preserve">) 대신 </w:t>
+      </w:r>
+      <w:r>
+        <w:rPr>
+          <w:sz w:val="24"/>
+          <w:szCs w:val="24"/>
+        </w:rPr>
+        <w:t>&lt;algorithm&gt;</w:t>
+      </w:r>
+      <w:r>
+        <w:rPr>
+          <w:sz w:val="24"/>
+          <w:szCs w:val="24"/>
+        </w:rPr>
+        <w:t xml:space="preserve">의 </w:t>
+      </w:r>
+      <w:r>
+        <w:rPr>
+          <w:sz w:val="24"/>
+          <w:szCs w:val="24"/>
+        </w:rPr>
+        <w:t>std::lower_bound</w:t>
+      </w:r>
+      <w:r>
+        <w:rPr>
+          <w:sz w:val="24"/>
+          <w:szCs w:val="24"/>
+        </w:rPr>
+        <w:t xml:space="preserve">와 </w:t>
+      </w:r>
+      <w:r>
+        <w:rPr>
+          <w:sz w:val="24"/>
+          <w:szCs w:val="24"/>
+        </w:rPr>
+        <w:t>std::upper_bound</w:t>
+      </w:r>
+      <w:r>
+        <w:rPr>
+          <w:sz w:val="24"/>
+          <w:szCs w:val="24"/>
+        </w:rPr>
+        <w:t>를 사용하여 로그 시간(</w:t>
+      </w:r>
+      <w:r>
+        <w:rPr>
+          <w:rFonts w:ascii="Google Sans Text" w:eastAsia="Google Sans Text" w:hAnsi="Google Sans Text" w:cs="Google Sans Text"/>
+          <w:sz w:val="24"/>
+          <w:szCs w:val="24"/>
+        </w:rPr>
+        <w:t>O(</w:t>
+      </w:r>
+      <w:r>
+        <w:rPr>
+          <w:lang w:eastAsia="ko-KR"/>
+          <w:rFonts w:ascii="Google Sans Text" w:eastAsia="Google Sans Text" w:hAnsi="Google Sans Text" w:cs="Google Sans Text"/>
+          <w:sz w:val="24"/>
+          <w:szCs w:val="24"/>
+          <w:rtl w:val="off"/>
+        </w:rPr>
+        <w:t>l</w:t>
+      </w:r>
+      <w:r>
+        <w:rPr>
+          <w:rFonts w:ascii="Google Sans Text" w:eastAsia="Google Sans Text" w:hAnsi="Google Sans Text" w:cs="Google Sans Text"/>
+          <w:sz w:val="24"/>
+          <w:szCs w:val="24"/>
+        </w:rPr>
+        <w:t>ogN)</w:t>
+      </w:r>
+      <w:r>
+        <w:rPr>
+          <w:sz w:val="24"/>
+          <w:szCs w:val="24"/>
+        </w:rPr>
+        <w:t>)의 이진 탐색을 수행했다. 반환된 반복자를 통해 타겟 객체와 중복 객체들의 범위를 정확히 특정하고, 반복자 연산(</w:t>
+      </w:r>
+      <w:r>
+        <w:rPr>
+          <w:sz w:val="24"/>
+          <w:szCs w:val="24"/>
+        </w:rPr>
+        <w:t>-1</w:t>
+      </w:r>
+      <w:r>
+        <w:rPr>
+          <w:sz w:val="24"/>
+          <w:szCs w:val="24"/>
+        </w:rPr>
+        <w:t xml:space="preserve">, </w:t>
+      </w:r>
+      <w:r>
+        <w:rPr>
+          <w:sz w:val="24"/>
+          <w:szCs w:val="24"/>
+        </w:rPr>
+        <w:t>+1</w:t>
+      </w:r>
+      <w:r>
+        <w:rPr>
+          <w:sz w:val="24"/>
+          <w:szCs w:val="24"/>
+        </w:rPr>
+        <w:t>)을 통해 앞뒤 인접 객체들을 O(1)의 속도로 즉각 출력하도록 시스템을 구축했다.</w:t>
+      </w:r>
+    </w:p>
+    <w:p>
+      <w:pPr>
+        <w:spacing w:before="0"/>
+        <w:rPr>
+          <w:lang w:eastAsia="ko-KR"/>
+          <w:rFonts w:hint="eastAsia"/>
+          <w:sz w:val="24"/>
+          <w:szCs w:val="24"/>
+          <w:rtl w:val="off"/>
+        </w:rPr>
+      </w:pPr>
+    </w:p>
+    <w:p>
+      <w:pPr>
+        <w:ind w:leftChars="0" w:left="0"/>
+        <w:spacing w:before="0"/>
+        <w:rPr>
+          <w:lang w:eastAsia="ko-KR"/>
+          <w:rFonts w:hint="eastAsia"/>
+          <w:b/>
+          <w:bCs/>
+          <w:sz w:val="24"/>
+          <w:szCs w:val="24"/>
+          <w:rtl w:val="off"/>
+        </w:rPr>
+      </w:pPr>
+      <w:r>
+        <w:rPr>
+          <w:lang w:eastAsia="ko-KR"/>
+          <w:b/>
+          <w:bCs/>
+          <w:sz w:val="24"/>
+          <w:szCs w:val="24"/>
+          <w:rtl w:val="off"/>
+        </w:rPr>
+        <w:t>- 고민한 내용</w:t>
+      </w:r>
+    </w:p>
+    <w:p>
+      <w:pPr>
+        <w:spacing w:before="0"/>
+        <w:rPr>
+          <w:sz w:val="24"/>
+          <w:szCs w:val="24"/>
+        </w:rPr>
+      </w:pPr>
+      <w:r>
+        <w:rPr>
+          <w:lang w:eastAsia="ko-KR"/>
+          <w:sz w:val="24"/>
+          <w:szCs w:val="24"/>
+          <w:rtl w:val="off"/>
+        </w:rPr>
+        <w:t xml:space="preserve"> </w:t>
+      </w:r>
+      <w:r>
+        <w:rPr>
+          <w:sz w:val="24"/>
+          <w:szCs w:val="24"/>
+        </w:rPr>
+        <w:t xml:space="preserve">5번 과제의 요구사항을 설계하며 가장 크게 직면한 모순은 '다중 정렬 상태 유지'와 '객체 복사 불가'였다. ID, 이름, 점수라는 3가지 기준의 앞뒤 데이터를 출력하려면 컨테이너가 3가지 버전으로 정렬되어 있어야 한다. 하지만 </w:t>
+      </w:r>
+      <w:r>
+        <w:rPr>
+          <w:sz w:val="24"/>
+          <w:szCs w:val="24"/>
+        </w:rPr>
+        <w:t>Player</w:t>
+      </w:r>
+      <w:r>
+        <w:rPr>
+          <w:sz w:val="24"/>
+          <w:szCs w:val="24"/>
+        </w:rPr>
+        <w:t xml:space="preserve">객체는 </w:t>
+      </w:r>
+      <w:r>
+        <w:rPr>
+          <w:sz w:val="24"/>
+          <w:szCs w:val="24"/>
+        </w:rPr>
+        <w:t>unique_ptr</w:t>
+      </w:r>
+      <w:r>
+        <w:rPr>
+          <w:sz w:val="24"/>
+          <w:szCs w:val="24"/>
+        </w:rPr>
+        <w:t>를 멤버로 가지고 있어 복사 생성자 호출이 원천적으로 불가능하다. 그렇다고 사용자가 검색어를 입력할 때마다 300만 개의 원본 배열을 매번 다시 정렬한다면, 검색 한 번에 수 초가 걸려 실시간 무한 루프 시스템으로서의 가치를 상실하게 된다.</w:t>
+      </w:r>
+    </w:p>
+    <w:p>
+      <w:pPr>
+        <w:rPr>
+          <w:sz w:val="24"/>
+          <w:szCs w:val="24"/>
+        </w:rPr>
+      </w:pPr>
+      <w:r>
+        <w:rPr>
+          <w:lang w:eastAsia="ko-KR"/>
+          <w:sz w:val="24"/>
+          <w:szCs w:val="24"/>
+          <w:rtl w:val="off"/>
+        </w:rPr>
+        <w:t xml:space="preserve"> </w:t>
+      </w:r>
+      <w:r>
+        <w:rPr>
+          <w:sz w:val="24"/>
+          <w:szCs w:val="24"/>
+        </w:rPr>
+        <w:t>이 딜레마를 타파하기 위해</w:t>
+      </w:r>
+      <w:r>
+        <w:rPr>
+          <w:lang w:eastAsia="ko-KR"/>
+          <w:sz w:val="24"/>
+          <w:szCs w:val="24"/>
+          <w:rtl w:val="off"/>
+        </w:rPr>
+        <w:t xml:space="preserve"> </w:t>
+      </w:r>
+      <w:r>
+        <w:rPr>
+          <w:sz w:val="24"/>
+          <w:szCs w:val="24"/>
+        </w:rPr>
+        <w:t>고민</w:t>
+      </w:r>
+      <w:r>
+        <w:rPr>
+          <w:lang w:eastAsia="ko-KR"/>
+          <w:sz w:val="24"/>
+          <w:szCs w:val="24"/>
+          <w:rtl w:val="off"/>
+        </w:rPr>
+        <w:t>한 끝</w:t>
+      </w:r>
+      <w:r>
+        <w:rPr>
+          <w:sz w:val="24"/>
+          <w:szCs w:val="24"/>
+        </w:rPr>
+        <w:t xml:space="preserve">에 도달한 결론이 관계형 데이터베이스의 인덱스 원리를 차용한 </w:t>
+      </w:r>
+      <w:r>
+        <w:rPr>
+          <w:b w:val="0"/>
+          <w:sz w:val="24"/>
+          <w:szCs w:val="24"/>
+        </w:rPr>
+        <w:t>포인터 배</w:t>
+      </w:r>
+      <w:r>
+        <w:rPr>
+          <w:lang w:eastAsia="ko-KR"/>
+          <w:b w:val="0"/>
+          <w:sz w:val="24"/>
+          <w:szCs w:val="24"/>
+          <w:rtl w:val="off"/>
+        </w:rPr>
+        <w:t xml:space="preserve">열 </w:t>
+      </w:r>
+      <w:r>
+        <w:rPr>
+          <w:sz w:val="24"/>
+          <w:szCs w:val="24"/>
+        </w:rPr>
+        <w:t xml:space="preserve">도입이다. 무거운 원본 </w:t>
+      </w:r>
+      <w:r>
+        <w:rPr>
+          <w:sz w:val="24"/>
+          <w:szCs w:val="24"/>
+        </w:rPr>
+        <w:t>players</w:t>
+      </w:r>
+      <w:r>
+        <w:rPr>
+          <w:sz w:val="24"/>
+          <w:szCs w:val="24"/>
+        </w:rPr>
+        <w:t>배열은 메모리에 고정해 둔 채, 8바이트 크기의 가벼운 주소값만 담는 깡통 배열 3개를 만들었다. 포인터는 복사가 자유로우므로 메모리 오버헤드 없이 순식간에 배열을 복제할 수 있었고, 정렬 알고리즘 역시 무거운 객체 이동 없이 가벼운 주소값들의 순서만 바꾸게 되므로 정렬 속도를 극대화할 수 있었다.</w:t>
+      </w:r>
+    </w:p>
+    <w:p>
+      <w:pPr>
+        <w:spacing w:before="0"/>
+        <w:rPr>
+          <w:lang w:eastAsia="ko-KR"/>
+          <w:rFonts w:hint="eastAsia"/>
+          <w:sz w:val="24"/>
+          <w:szCs w:val="24"/>
+          <w:rtl w:val="off"/>
+        </w:rPr>
+      </w:pPr>
+      <w:r>
+        <w:rPr>
+          <w:lang w:eastAsia="ko-KR"/>
+          <w:sz w:val="24"/>
+          <w:szCs w:val="24"/>
+          <w:rtl w:val="off"/>
+        </w:rPr>
+        <w:t xml:space="preserve"> </w:t>
+      </w:r>
+      <w:r>
+        <w:rPr>
+          <w:sz w:val="24"/>
+          <w:szCs w:val="24"/>
+        </w:rPr>
+        <w:t>탐색 알고리즘에 있어서도 실시간 입력을 처리하기 위한 최적화가 필수적이었다. 전체 데이터를 처음부터 찾는 선형 탐색(</w:t>
+      </w:r>
+      <w:r>
+        <w:rPr>
+          <w:rFonts w:ascii="Google Sans Text" w:eastAsia="Google Sans Text" w:hAnsi="Google Sans Text" w:cs="Google Sans Text"/>
+          <w:sz w:val="24"/>
+          <w:szCs w:val="24"/>
+        </w:rPr>
+        <w:t>O(N)</w:t>
+      </w:r>
+      <w:r>
+        <w:rPr>
+          <w:sz w:val="24"/>
+          <w:szCs w:val="24"/>
+        </w:rPr>
+        <w:t xml:space="preserve">)은 300만 개라는 스케일에서 심각한 지연을 초래하므로, 정렬된 데이터에 가장 적합한 이진 탐색 알고리즘을 채택했다. 단순한 </w:t>
+      </w:r>
+      <w:r>
+        <w:rPr>
+          <w:sz w:val="24"/>
+          <w:szCs w:val="24"/>
+        </w:rPr>
+        <w:t>std::binary_search</w:t>
+      </w:r>
+      <w:r>
+        <w:rPr>
+          <w:sz w:val="24"/>
+          <w:szCs w:val="24"/>
+        </w:rPr>
+        <w:t xml:space="preserve">는 존재 유무만 반환하므로 기각했고, 찾고자 하는 값의 시작점과 끝점(초과점)의 반복자를 동시에 획득할 수 있는 </w:t>
+      </w:r>
+      <w:r>
+        <w:rPr>
+          <w:sz w:val="24"/>
+          <w:szCs w:val="24"/>
+        </w:rPr>
+        <w:t>std::lower_bound</w:t>
+      </w:r>
+      <w:r>
+        <w:rPr>
+          <w:sz w:val="24"/>
+          <w:szCs w:val="24"/>
+        </w:rPr>
+        <w:t xml:space="preserve">와 </w:t>
+      </w:r>
+      <w:r>
+        <w:rPr>
+          <w:sz w:val="24"/>
+          <w:szCs w:val="24"/>
+        </w:rPr>
+        <w:t>std::upper_bound</w:t>
+      </w:r>
+      <w:r>
+        <w:rPr>
+          <w:sz w:val="24"/>
+          <w:szCs w:val="24"/>
+        </w:rPr>
+        <w:t>를 결합했다. 이를 통해 단 21번 내외의 비교만으로 300만 개의 데이터 중 동점자 범위를 완벽하게 추출해 내는 압도적인 성능을 달성했다.</w:t>
+      </w:r>
+    </w:p>
+    <w:p>
+      <w:pPr>
+        <w:spacing w:before="0"/>
+        <w:rPr>
+          <w:lang w:eastAsia="ko-KR"/>
+          <w:rFonts w:hint="eastAsia"/>
+          <w:sz w:val="24"/>
+          <w:szCs w:val="24"/>
+          <w:rtl w:val="off"/>
+        </w:rPr>
+      </w:pPr>
+      <w:r>
+        <w:rPr>
+          <w:lang w:eastAsia="ko-KR"/>
+          <w:sz w:val="24"/>
+          <w:szCs w:val="24"/>
+          <w:rtl w:val="off"/>
+        </w:rPr>
+        <w:t xml:space="preserve"> </w:t>
+      </w:r>
+      <w:r>
+        <w:rPr>
+          <w:sz w:val="24"/>
+          <w:szCs w:val="24"/>
+        </w:rPr>
+        <w:t xml:space="preserve">또한, 무한 루프 구현 시 사용자가 실수로 문자열을 입력했을 때 </w:t>
+      </w:r>
+      <w:r>
+        <w:rPr>
+          <w:sz w:val="24"/>
+          <w:szCs w:val="24"/>
+        </w:rPr>
+        <w:t>std::cin</w:t>
+      </w:r>
+      <w:r>
+        <w:rPr>
+          <w:sz w:val="24"/>
+          <w:szCs w:val="24"/>
+        </w:rPr>
+        <w:t xml:space="preserve">스트림이 붕괴하며 치명적인 에러를 발생시키는 C++의 특성을 고려하여, </w:t>
+      </w:r>
+      <w:r>
+        <w:rPr>
+          <w:sz w:val="24"/>
+          <w:szCs w:val="24"/>
+        </w:rPr>
+        <w:t>cin.fail()</w:t>
+      </w:r>
+      <w:r>
+        <w:rPr>
+          <w:sz w:val="24"/>
+          <w:szCs w:val="24"/>
+        </w:rPr>
+        <w:t>상태를 검사하고 스트림 버퍼를 초기화하는 최소한의 방어 코드를 추가하여 프로그램의 무결성을 확보했다.</w:t>
+      </w:r>
+    </w:p>
+    <w:p>
+      <w:pPr>
+        <w:spacing w:before="0"/>
+        <w:rPr>
+          <w:lang w:eastAsia="ko-KR"/>
+          <w:rFonts w:hint="eastAsia"/>
+          <w:sz w:val="24"/>
+          <w:szCs w:val="24"/>
+          <w:rtl w:val="off"/>
+        </w:rPr>
+      </w:pPr>
+    </w:p>
+    <w:p>
+      <w:pPr>
+        <w:ind w:leftChars="0" w:left="0"/>
+        <w:spacing w:before="0"/>
+        <w:rPr>
+          <w:lang w:eastAsia="ko-KR"/>
+          <w:rFonts w:hint="eastAsia"/>
+          <w:b/>
+          <w:bCs/>
+          <w:sz w:val="24"/>
+          <w:szCs w:val="24"/>
+          <w:rtl w:val="off"/>
+        </w:rPr>
+      </w:pPr>
+      <w:r>
+        <w:rPr>
+          <w:lang w:eastAsia="ko-KR"/>
+          <w:b/>
+          <w:bCs/>
+          <w:sz w:val="24"/>
+          <w:szCs w:val="24"/>
+          <w:rtl w:val="off"/>
+        </w:rPr>
+        <w:t>- 개선할 점</w:t>
+      </w:r>
+    </w:p>
+    <w:p>
+      <w:pPr>
+        <w:rPr>
+          <w:lang w:eastAsia="ko-KR"/>
+          <w:rFonts w:hint="eastAsia"/>
+          <w:sz w:val="24"/>
+          <w:szCs w:val="24"/>
+          <w:rtl w:val="off"/>
+        </w:rPr>
+      </w:pPr>
+      <w:r>
+        <w:rPr>
+          <w:lang w:eastAsia="ko-KR"/>
+          <w:sz w:val="24"/>
+          <w:szCs w:val="24"/>
+          <w:rtl w:val="off"/>
+        </w:rPr>
+        <w:t xml:space="preserve"> </w:t>
+      </w:r>
+      <w:r>
+        <w:rPr>
+          <w:sz w:val="24"/>
+          <w:szCs w:val="24"/>
+        </w:rPr>
+        <w:t>현재 시스템은 프로그램 시작과 동시에 300만 개의 포인터 배열 3개를 일괄적으로 병렬 정렬한다. 이는 검색 속도를 최고로 끌어올리지만, 초기 로딩 시간을 약간 증가시킨다. 만약 사용자가 특정 기준의 검색은 사용하지 않고 프로그램을 유지한다면, 해당 인덱스를 구축하는 데 사용된 CPU 자원과 메모</w:t>
+      </w:r>
+      <w:r>
+        <w:rPr>
+          <w:lang w:eastAsia="ko-KR"/>
+          <w:sz w:val="24"/>
+          <w:szCs w:val="24"/>
+          <w:rtl w:val="off"/>
+        </w:rPr>
+        <w:t>리</w:t>
+      </w:r>
+      <w:r>
+        <w:rPr>
+          <w:sz w:val="24"/>
+          <w:szCs w:val="24"/>
+        </w:rPr>
+        <w:t xml:space="preserve">는 낭비가 된다. 이를 개선하기 위해 </w:t>
+      </w:r>
+      <w:r>
+        <w:rPr>
+          <w:b w:val="0"/>
+          <w:bCs w:val="0"/>
+          <w:sz w:val="24"/>
+          <w:szCs w:val="24"/>
+        </w:rPr>
+        <w:t>Lazy Evaluation</w:t>
+      </w:r>
+      <w:r>
+        <w:rPr>
+          <w:sz w:val="24"/>
+          <w:szCs w:val="24"/>
+        </w:rPr>
+        <w:t>패턴을 도입하여, 사용자가 실제로 특정 기준의 검색을 최초로 요청하는 시점에 해당 인덱스를 생성하고 캐싱해 두는 방식으로 아키텍처를 변경한다면 메모리와 초기 로딩 속도를 더욱 최적화할 수 있을 것이다.</w:t>
+      </w:r>
+    </w:p>
+    <w:p>
+      <w:pPr>
+        <w:rPr/>
+      </w:pPr>
+      <w:r>
+        <w:rPr>
+          <w:lang w:eastAsia="ko-KR"/>
+          <w:sz w:val="24"/>
+          <w:szCs w:val="24"/>
+          <w:rtl w:val="off"/>
+        </w:rPr>
+        <w:t xml:space="preserve"> </w:t>
+      </w:r>
+      <w:r>
+        <w:rPr>
+          <w:sz w:val="24"/>
+          <w:szCs w:val="24"/>
+        </w:rPr>
+        <w:t xml:space="preserve">또한, 이 과제에서는 '데이터의 추가 및 삭제가 없다'는 전제가 있어 </w:t>
+      </w:r>
+      <w:r>
+        <w:rPr>
+          <w:sz w:val="24"/>
+          <w:szCs w:val="24"/>
+        </w:rPr>
+        <w:t>vector</w:t>
+      </w:r>
+      <w:r>
+        <w:rPr>
+          <w:sz w:val="24"/>
+          <w:szCs w:val="24"/>
+        </w:rPr>
+        <w:t>와 이진 탐색의 조합이 CPU 캐시 메모리 관점에서 최고의 성능을 발휘했다. 하지만 런타임 중 데이터 삽입/삭제가 빈번하게 발생하는 환경이라면, 데이터가 추가될 때마다 300만 개의 포인터 배열을 재정렬(</w:t>
+      </w:r>
+      <w:r>
+        <w:rPr>
+          <w:rFonts w:ascii="Google Sans Text" w:eastAsia="Google Sans Text" w:hAnsi="Google Sans Text" w:cs="Google Sans Text"/>
+          <w:sz w:val="24"/>
+          <w:szCs w:val="24"/>
+        </w:rPr>
+        <w:t>O(NlogN)</w:t>
+      </w:r>
+      <w:r>
+        <w:rPr>
+          <w:sz w:val="24"/>
+          <w:szCs w:val="24"/>
+        </w:rPr>
+        <w:t xml:space="preserve">)해야 하는 치명적인 병목이 발생한다. 따라서 추후 동적인 데이터 환경으로 확장될 경우를 대비하여, 삽입과 탐색 모두 O(logN)을 보장하는 </w:t>
+      </w:r>
+      <w:r>
+        <w:rPr>
+          <w:lang w:eastAsia="ko-KR"/>
+          <w:sz w:val="24"/>
+          <w:szCs w:val="24"/>
+          <w:rtl w:val="off"/>
+        </w:rPr>
+        <w:t>레드-블랙</w:t>
+      </w:r>
+      <w:r>
+        <w:rPr>
+          <w:sz w:val="24"/>
+          <w:szCs w:val="24"/>
+        </w:rPr>
+        <w:t xml:space="preserve"> 트리 구조나 </w:t>
+      </w:r>
+      <w:r>
+        <w:rPr>
+          <w:sz w:val="24"/>
+          <w:szCs w:val="24"/>
+        </w:rPr>
+        <w:t>std::set</w:t>
+      </w:r>
+      <w:r>
+        <w:rPr>
+          <w:sz w:val="24"/>
+          <w:szCs w:val="24"/>
+        </w:rPr>
+        <w:t>을 활용해 인덱스 아키텍처를 변경하는 방안도 고려해야 한다.</w:t>
+      </w:r>
+    </w:p>
+    <w:p>
+      <w:pPr>
+        <w:ind w:leftChars="0" w:left="0"/>
+        <w:spacing w:before="0"/>
+        <w:rPr>
+          <w:sz w:val="24"/>
+          <w:szCs w:val="24"/>
+        </w:rPr>
+      </w:pPr>
     </w:p>
     <w:sectPr>
       <w:pgSz w:w="11906" w:h="16838"/>
@@ -402,22 +5071,22 @@
     <w:lsdException w:name="index 7" w:semiHidden="1" w:unhideWhenUsed="1"/>
     <w:lsdException w:name="index 8" w:semiHidden="1" w:unhideWhenUsed="1"/>
     <w:lsdException w:name="index 9" w:semiHidden="1" w:unhideWhenUsed="1"/>
-    <w:lsdException w:name="toc 1" w:semiHidden="1" w:uiPriority="57" w:unhideWhenUsed="1"/>
-    <w:lsdException w:name="toc 2" w:semiHidden="1" w:uiPriority="57" w:unhideWhenUsed="1"/>
-    <w:lsdException w:name="toc 3" w:semiHidden="1" w:uiPriority="57" w:unhideWhenUsed="1"/>
-    <w:lsdException w:name="toc 4" w:semiHidden="1" w:uiPriority="57" w:unhideWhenUsed="1"/>
-    <w:lsdException w:name="toc 5" w:semiHidden="1" w:uiPriority="57" w:unhideWhenUsed="1"/>
-    <w:lsdException w:name="toc 6" w:semiHidden="1" w:uiPriority="57" w:unhideWhenUsed="1"/>
-    <w:lsdException w:name="toc 7" w:semiHidden="1" w:uiPriority="57" w:unhideWhenUsed="1"/>
-    <w:lsdException w:name="toc 8" w:semiHidden="1" w:uiPriority="57" w:unhideWhenUsed="1"/>
-    <w:lsdException w:name="toc 9" w:semiHidden="1" w:uiPriority="57" w:unhideWhenUsed="1"/>
+    <w:lsdException w:name="toc 1" w:semiHidden="1" w:uiPriority="87" w:unhideWhenUsed="1"/>
+    <w:lsdException w:name="toc 2" w:semiHidden="1" w:uiPriority="87" w:unhideWhenUsed="1"/>
+    <w:lsdException w:name="toc 3" w:semiHidden="1" w:uiPriority="87" w:unhideWhenUsed="1"/>
+    <w:lsdException w:name="toc 4" w:semiHidden="1" w:uiPriority="87" w:unhideWhenUsed="1"/>
+    <w:lsdException w:name="toc 5" w:semiHidden="1" w:uiPriority="87" w:unhideWhenUsed="1"/>
+    <w:lsdException w:name="toc 6" w:semiHidden="1" w:uiPriority="87" w:unhideWhenUsed="1"/>
+    <w:lsdException w:name="toc 7" w:semiHidden="1" w:uiPriority="87" w:unhideWhenUsed="1"/>
+    <w:lsdException w:name="toc 8" w:semiHidden="1" w:uiPriority="87" w:unhideWhenUsed="1"/>
+    <w:lsdException w:name="toc 9" w:semiHidden="1" w:uiPriority="87" w:unhideWhenUsed="1"/>
     <w:lsdException w:name="Normal Indent" w:semiHidden="1" w:unhideWhenUsed="1"/>
     <w:lsdException w:name="footnote text" w:semiHidden="1" w:unhideWhenUsed="1"/>
     <w:lsdException w:name="annotation text" w:semiHidden="1" w:unhideWhenUsed="1"/>
     <w:lsdException w:name="header" w:semiHidden="1" w:unhideWhenUsed="1"/>
     <w:lsdException w:name="footer" w:semiHidden="1" w:unhideWhenUsed="1"/>
     <w:lsdException w:name="index heading" w:semiHidden="1" w:unhideWhenUsed="1"/>
-    <w:lsdException w:name="caption" w:semiHidden="1" w:uiPriority="53" w:unhideWhenUsed="1" w:qFormat="1"/>
+    <w:lsdException w:name="caption" w:semiHidden="1" w:uiPriority="83" w:unhideWhenUsed="1" w:qFormat="1"/>
     <w:lsdException w:name="table of figures" w:semiHidden="1" w:unhideWhenUsed="1"/>
     <w:lsdException w:name="envelope address" w:semiHidden="1" w:unhideWhenUsed="1"/>
     <w:lsdException w:name="envelope return" w:semiHidden="1" w:unhideWhenUsed="1"/>
@@ -445,7 +5114,7 @@
     <w:lsdException w:name="List Number 3" w:semiHidden="1" w:unhideWhenUsed="1"/>
     <w:lsdException w:name="List Number 4" w:semiHidden="1" w:unhideWhenUsed="1"/>
     <w:lsdException w:name="List Number 5" w:semiHidden="1" w:unhideWhenUsed="1"/>
-    <w:lsdException w:name="Title" w:uiPriority="16" w:qFormat="1"/>
+    <w:lsdException w:name="Title" w:uiPriority="22" w:qFormat="1"/>
     <w:lsdException w:name="Closing" w:semiHidden="1" w:unhideWhenUsed="1"/>
     <w:lsdException w:name="Signature" w:semiHidden="1" w:unhideWhenUsed="1"/>
     <w:lsdException w:name="Default Paragraph Font" w:semiHidden="1" w:uiPriority="1" w:unhideWhenUsed="1"/>
@@ -457,7 +5126,7 @@
     <w:lsdException w:name="List Continue 4" w:semiHidden="1" w:unhideWhenUsed="1"/>
     <w:lsdException w:name="List Continue 5" w:semiHidden="1" w:unhideWhenUsed="1"/>
     <w:lsdException w:name="Message Header" w:semiHidden="1" w:unhideWhenUsed="1"/>
-    <w:lsdException w:name="Subtitle" w:uiPriority="17" w:qFormat="1"/>
+    <w:lsdException w:name="Subtitle" w:uiPriority="23" w:qFormat="1"/>
     <w:lsdException w:name="Salutation" w:semiHidden="1" w:unhideWhenUsed="1"/>
     <w:lsdException w:name="Date" w:semiHidden="1" w:unhideWhenUsed="1"/>
     <w:lsdException w:name="Body Text First Indent" w:semiHidden="1" w:unhideWhenUsed="1"/>
@@ -470,8 +5139,8 @@
     <w:lsdException w:name="Block Text" w:semiHidden="1" w:unhideWhenUsed="1"/>
     <w:lsdException w:name="Hyperlink" w:semiHidden="1" w:unhideWhenUsed="1"/>
     <w:lsdException w:name="FollowedHyperlink" w:semiHidden="1" w:unhideWhenUsed="1"/>
-    <w:lsdException w:name="Strong" w:uiPriority="34" w:qFormat="1"/>
-    <w:lsdException w:name="Emphasis" w:uiPriority="32" w:qFormat="1"/>
+    <w:lsdException w:name="Strong" w:uiPriority="52" w:qFormat="1"/>
+    <w:lsdException w:name="Emphasis" w:uiPriority="50" w:qFormat="1"/>
     <w:lsdException w:name="Document Map" w:semiHidden="1" w:unhideWhenUsed="1"/>
     <w:lsdException w:name="Plain Text" w:semiHidden="1" w:unhideWhenUsed="1"/>
     <w:lsdException w:name="E-mail Signature" w:semiHidden="1" w:unhideWhenUsed="1"/>
@@ -537,223 +5206,223 @@
     <w:lsdException w:name="Table Web 2" w:semiHidden="1" w:unhideWhenUsed="1"/>
     <w:lsdException w:name="Table Web 3" w:semiHidden="1" w:unhideWhenUsed="1"/>
     <w:lsdException w:name="Balloon Text" w:semiHidden="1" w:unhideWhenUsed="1"/>
-    <w:lsdException w:name="Table Grid" w:uiPriority="57"/>
+    <w:lsdException w:name="Table Grid" w:uiPriority="87"/>
     <w:lsdException w:name="Table Theme" w:semiHidden="1" w:unhideWhenUsed="1"/>
     <w:lsdException w:name="Placeholder Text" w:semiHidden="1"/>
     <w:lsdException w:name="No Spacing" w:uiPriority="1" w:qFormat="1"/>
-    <w:lsdException w:name="Light Shading" w:uiPriority="96"/>
-    <w:lsdException w:name="Light List" w:uiPriority="97"/>
-    <w:lsdException w:name="Light Grid" w:uiPriority="98"/>
-    <w:lsdException w:name="Medium Shading 1" w:uiPriority="99"/>
-    <w:lsdException w:name="Medium Shading 2" w:uiPriority="100"/>
-    <w:lsdException w:name="Medium List 1" w:uiPriority="101"/>
-    <w:lsdException w:name="Medium List 2" w:uiPriority="102"/>
-    <w:lsdException w:name="Medium Grid 1" w:uiPriority="103"/>
-    <w:lsdException w:name="Medium Grid 2" w:uiPriority="104"/>
-    <w:lsdException w:name="Medium Grid 3" w:uiPriority="105"/>
-    <w:lsdException w:name="Dark List" w:uiPriority="112"/>
-    <w:lsdException w:name="Colorful Shading" w:uiPriority="113"/>
-    <w:lsdException w:name="Colorful List" w:uiPriority="114"/>
-    <w:lsdException w:name="Colorful Grid" w:uiPriority="115"/>
-    <w:lsdException w:name="Light Shading Accent 1" w:uiPriority="96"/>
-    <w:lsdException w:name="Light List Accent 1" w:uiPriority="97"/>
-    <w:lsdException w:name="Light Grid Accent 1" w:uiPriority="98"/>
-    <w:lsdException w:name="Medium Shading 1 Accent 1" w:uiPriority="99"/>
-    <w:lsdException w:name="Medium Shading 2 Accent 1" w:uiPriority="100"/>
-    <w:lsdException w:name="Medium List 1 Accent 1" w:uiPriority="101"/>
+    <w:lsdException w:name="Light Shading" w:uiPriority="150"/>
+    <w:lsdException w:name="Light List" w:uiPriority="151"/>
+    <w:lsdException w:name="Light Grid" w:uiPriority="152"/>
+    <w:lsdException w:name="Medium Shading 1" w:uiPriority="153"/>
+    <w:lsdException w:name="Medium Shading 2" w:uiPriority="256"/>
+    <w:lsdException w:name="Medium List 1" w:uiPriority="257"/>
+    <w:lsdException w:name="Medium List 2" w:uiPriority="258"/>
+    <w:lsdException w:name="Medium Grid 1" w:uiPriority="259"/>
+    <w:lsdException w:name="Medium Grid 2" w:uiPriority="260"/>
+    <w:lsdException w:name="Medium Grid 3" w:uiPriority="261"/>
+    <w:lsdException w:name="Dark List" w:uiPriority="274"/>
+    <w:lsdException w:name="Colorful Shading" w:uiPriority="275"/>
+    <w:lsdException w:name="Colorful List" w:uiPriority="276"/>
+    <w:lsdException w:name="Colorful Grid" w:uiPriority="277"/>
+    <w:lsdException w:name="Light Shading Accent 1" w:uiPriority="150"/>
+    <w:lsdException w:name="Light List Accent 1" w:uiPriority="151"/>
+    <w:lsdException w:name="Light Grid Accent 1" w:uiPriority="152"/>
+    <w:lsdException w:name="Medium Shading 1 Accent 1" w:uiPriority="153"/>
+    <w:lsdException w:name="Medium Shading 2 Accent 1" w:uiPriority="256"/>
+    <w:lsdException w:name="Medium List 1 Accent 1" w:uiPriority="257"/>
     <w:lsdException w:name="Revision" w:semiHidden="1"/>
-    <w:lsdException w:name="List Paragraph" w:uiPriority="52" w:qFormat="1"/>
-    <w:lsdException w:name="Quote" w:uiPriority="41" w:qFormat="1"/>
-    <w:lsdException w:name="Intense Quote" w:uiPriority="48" w:qFormat="1"/>
-    <w:lsdException w:name="Medium List 2 Accent 1" w:uiPriority="102"/>
-    <w:lsdException w:name="Medium Grid 1 Accent 1" w:uiPriority="103"/>
-    <w:lsdException w:name="Medium Grid 2 Accent 1" w:uiPriority="104"/>
-    <w:lsdException w:name="Medium Grid 3 Accent 1" w:uiPriority="105"/>
-    <w:lsdException w:name="Dark List Accent 1" w:uiPriority="112"/>
-    <w:lsdException w:name="Colorful Shading Accent 1" w:uiPriority="113"/>
-    <w:lsdException w:name="Colorful List Accent 1" w:uiPriority="114"/>
-    <w:lsdException w:name="Colorful Grid Accent 1" w:uiPriority="115"/>
-    <w:lsdException w:name="Light Shading Accent 2" w:uiPriority="96"/>
-    <w:lsdException w:name="Light List Accent 2" w:uiPriority="97"/>
-    <w:lsdException w:name="Light Grid Accent 2" w:uiPriority="98"/>
-    <w:lsdException w:name="Medium Shading 1 Accent 2" w:uiPriority="99"/>
-    <w:lsdException w:name="Medium Shading 2 Accent 2" w:uiPriority="100"/>
-    <w:lsdException w:name="Medium List 1 Accent 2" w:uiPriority="101"/>
-    <w:lsdException w:name="Medium List 2 Accent 2" w:uiPriority="102"/>
-    <w:lsdException w:name="Medium Grid 1 Accent 2" w:uiPriority="103"/>
-    <w:lsdException w:name="Medium Grid 2 Accent 2" w:uiPriority="104"/>
-    <w:lsdException w:name="Medium Grid 3 Accent 2" w:uiPriority="105"/>
-    <w:lsdException w:name="Dark List Accent 2" w:uiPriority="112"/>
-    <w:lsdException w:name="Colorful Shading Accent 2" w:uiPriority="113"/>
-    <w:lsdException w:name="Colorful List Accent 2" w:uiPriority="114"/>
-    <w:lsdException w:name="Colorful Grid Accent 2" w:uiPriority="115"/>
-    <w:lsdException w:name="Light Shading Accent 3" w:uiPriority="96"/>
-    <w:lsdException w:name="Light List Accent 3" w:uiPriority="97"/>
-    <w:lsdException w:name="Light Grid Accent 3" w:uiPriority="98"/>
-    <w:lsdException w:name="Medium Shading 1 Accent 3" w:uiPriority="99"/>
-    <w:lsdException w:name="Medium Shading 2 Accent 3" w:uiPriority="100"/>
-    <w:lsdException w:name="Medium List 1 Accent 3" w:uiPriority="101"/>
-    <w:lsdException w:name="Medium List 2 Accent 3" w:uiPriority="102"/>
-    <w:lsdException w:name="Medium Grid 1 Accent 3" w:uiPriority="103"/>
-    <w:lsdException w:name="Medium Grid 2 Accent 3" w:uiPriority="104"/>
-    <w:lsdException w:name="Medium Grid 3 Accent 3" w:uiPriority="105"/>
-    <w:lsdException w:name="Dark List Accent 3" w:uiPriority="112"/>
-    <w:lsdException w:name="Colorful Shading Accent 3" w:uiPriority="113"/>
-    <w:lsdException w:name="Colorful List Accent 3" w:uiPriority="114"/>
-    <w:lsdException w:name="Colorful Grid Accent 3" w:uiPriority="115"/>
-    <w:lsdException w:name="Light Shading Accent 4" w:uiPriority="96"/>
-    <w:lsdException w:name="Light List Accent 4" w:uiPriority="97"/>
-    <w:lsdException w:name="Light Grid Accent 4" w:uiPriority="98"/>
-    <w:lsdException w:name="Medium Shading 1 Accent 4" w:uiPriority="99"/>
-    <w:lsdException w:name="Medium Shading 2 Accent 4" w:uiPriority="100"/>
-    <w:lsdException w:name="Medium List 1 Accent 4" w:uiPriority="101"/>
-    <w:lsdException w:name="Medium List 2 Accent 4" w:uiPriority="102"/>
-    <w:lsdException w:name="Medium Grid 1 Accent 4" w:uiPriority="103"/>
-    <w:lsdException w:name="Medium Grid 2 Accent 4" w:uiPriority="104"/>
-    <w:lsdException w:name="Medium Grid 3 Accent 4" w:uiPriority="105"/>
-    <w:lsdException w:name="Dark List Accent 4" w:uiPriority="112"/>
-    <w:lsdException w:name="Colorful Shading Accent 4" w:uiPriority="113"/>
-    <w:lsdException w:name="Colorful List Accent 4" w:uiPriority="114"/>
-    <w:lsdException w:name="Colorful Grid Accent 4" w:uiPriority="115"/>
-    <w:lsdException w:name="Light Shading Accent 5" w:uiPriority="96"/>
-    <w:lsdException w:name="Light List Accent 5" w:uiPriority="97"/>
-    <w:lsdException w:name="Light Grid Accent 5" w:uiPriority="98"/>
-    <w:lsdException w:name="Medium Shading 1 Accent 5" w:uiPriority="99"/>
-    <w:lsdException w:name="Medium Shading 2 Accent 5" w:uiPriority="100"/>
-    <w:lsdException w:name="Medium List 1 Accent 5" w:uiPriority="101"/>
-    <w:lsdException w:name="Medium List 2 Accent 5" w:uiPriority="102"/>
-    <w:lsdException w:name="Medium Grid 1 Accent 5" w:uiPriority="103"/>
-    <w:lsdException w:name="Medium Grid 2 Accent 5" w:uiPriority="104"/>
-    <w:lsdException w:name="Medium Grid 3 Accent 5" w:uiPriority="105"/>
-    <w:lsdException w:name="Dark List Accent 5" w:uiPriority="112"/>
-    <w:lsdException w:name="Colorful Shading Accent 5" w:uiPriority="113"/>
-    <w:lsdException w:name="Colorful List Accent 5" w:uiPriority="114"/>
-    <w:lsdException w:name="Colorful Grid Accent 5" w:uiPriority="115"/>
-    <w:lsdException w:name="Light Shading Accent 6" w:uiPriority="96"/>
-    <w:lsdException w:name="Light List Accent 6" w:uiPriority="97"/>
-    <w:lsdException w:name="Light Grid Accent 6" w:uiPriority="98"/>
-    <w:lsdException w:name="Medium Shading 1 Accent 6" w:uiPriority="99"/>
-    <w:lsdException w:name="Medium Shading 2 Accent 6" w:uiPriority="100"/>
-    <w:lsdException w:name="Medium List 1 Accent 6" w:uiPriority="101"/>
-    <w:lsdException w:name="Medium List 2 Accent 6" w:uiPriority="102"/>
-    <w:lsdException w:name="Medium Grid 1 Accent 6" w:uiPriority="103"/>
-    <w:lsdException w:name="Medium Grid 2 Accent 6" w:uiPriority="104"/>
-    <w:lsdException w:name="Medium Grid 3 Accent 6" w:uiPriority="105"/>
-    <w:lsdException w:name="Dark List Accent 6" w:uiPriority="112"/>
-    <w:lsdException w:name="Colorful Shading Accent 6" w:uiPriority="113"/>
-    <w:lsdException w:name="Colorful List Accent 6" w:uiPriority="114"/>
-    <w:lsdException w:name="Colorful Grid Accent 6" w:uiPriority="115"/>
-    <w:lsdException w:name="Subtle Emphasis" w:uiPriority="25" w:qFormat="1"/>
-    <w:lsdException w:name="Intense Emphasis" w:uiPriority="33" w:qFormat="1"/>
-    <w:lsdException w:name="Subtle Reference" w:uiPriority="49" w:qFormat="1"/>
-    <w:lsdException w:name="Intense Reference" w:uiPriority="50" w:qFormat="1"/>
-    <w:lsdException w:name="Book Title" w:uiPriority="51" w:qFormat="1"/>
-    <w:lsdException w:name="Bibliography" w:semiHidden="1" w:uiPriority="55" w:unhideWhenUsed="1"/>
-    <w:lsdException w:name="TOC Heading" w:semiHidden="1" w:uiPriority="57" w:unhideWhenUsed="1" w:qFormat="1"/>
-    <w:lsdException w:name="Plain Table 1" w:uiPriority="65"/>
-    <w:lsdException w:name="Plain Table 2" w:uiPriority="66"/>
-    <w:lsdException w:name="Plain Table 3" w:uiPriority="67"/>
-    <w:lsdException w:name="Plain Table 4" w:uiPriority="68"/>
-    <w:lsdException w:name="Plain Table 5" w:uiPriority="69"/>
-    <w:lsdException w:name="Grid Table Light" w:uiPriority="64"/>
-    <w:lsdException w:name="Grid Table 1 Light" w:uiPriority="70"/>
-    <w:lsdException w:name="Grid Table 2" w:uiPriority="71"/>
-    <w:lsdException w:name="Grid Table 3" w:uiPriority="72"/>
-    <w:lsdException w:name="Grid Table 4" w:uiPriority="73"/>
-    <w:lsdException w:name="Grid Table 5 Dark" w:uiPriority="80"/>
-    <w:lsdException w:name="Grid Table 6 Colorful" w:uiPriority="81"/>
-    <w:lsdException w:name="Grid Table 7 Colorful" w:uiPriority="82"/>
-    <w:lsdException w:name="Grid Table 1 Light Accent 1" w:uiPriority="70"/>
-    <w:lsdException w:name="Grid Table 2 Accent 1" w:uiPriority="71"/>
-    <w:lsdException w:name="Grid Table 3 Accent 1" w:uiPriority="72"/>
-    <w:lsdException w:name="Grid Table 4 Accent 1" w:uiPriority="73"/>
-    <w:lsdException w:name="Grid Table 5 Dark Accent 1" w:uiPriority="80"/>
-    <w:lsdException w:name="Grid Table 6 Colorful Accent 1" w:uiPriority="81"/>
-    <w:lsdException w:name="Grid Table 7 Colorful Accent 1" w:uiPriority="82"/>
-    <w:lsdException w:name="Grid Table 1 Light Accent 2" w:uiPriority="70"/>
-    <w:lsdException w:name="Grid Table 2 Accent 2" w:uiPriority="71"/>
-    <w:lsdException w:name="Grid Table 3 Accent 2" w:uiPriority="72"/>
-    <w:lsdException w:name="Grid Table 4 Accent 2" w:uiPriority="73"/>
-    <w:lsdException w:name="Grid Table 5 Dark Accent 2" w:uiPriority="80"/>
-    <w:lsdException w:name="Grid Table 6 Colorful Accent 2" w:uiPriority="81"/>
-    <w:lsdException w:name="Grid Table 7 Colorful Accent 2" w:uiPriority="82"/>
-    <w:lsdException w:name="Grid Table 1 Light Accent 3" w:uiPriority="70"/>
-    <w:lsdException w:name="Grid Table 2 Accent 3" w:uiPriority="71"/>
-    <w:lsdException w:name="Grid Table 3 Accent 3" w:uiPriority="72"/>
-    <w:lsdException w:name="Grid Table 4 Accent 3" w:uiPriority="73"/>
-    <w:lsdException w:name="Grid Table 5 Dark Accent 3" w:uiPriority="80"/>
-    <w:lsdException w:name="Grid Table 6 Colorful Accent 3" w:uiPriority="81"/>
-    <w:lsdException w:name="Grid Table 7 Colorful Accent 3" w:uiPriority="82"/>
-    <w:lsdException w:name="Grid Table 1 Light Accent 4" w:uiPriority="70"/>
-    <w:lsdException w:name="Grid Table 2 Accent 4" w:uiPriority="71"/>
-    <w:lsdException w:name="Grid Table 3 Accent 4" w:uiPriority="72"/>
-    <w:lsdException w:name="Grid Table 4 Accent 4" w:uiPriority="73"/>
-    <w:lsdException w:name="Grid Table 5 Dark Accent 4" w:uiPriority="80"/>
-    <w:lsdException w:name="Grid Table 6 Colorful Accent 4" w:uiPriority="81"/>
-    <w:lsdException w:name="Grid Table 7 Colorful Accent 4" w:uiPriority="82"/>
-    <w:lsdException w:name="Grid Table 1 Light Accent 5" w:uiPriority="70"/>
-    <w:lsdException w:name="Grid Table 2 Accent 5" w:uiPriority="71"/>
-    <w:lsdException w:name="Grid Table 3 Accent 5" w:uiPriority="72"/>
-    <w:lsdException w:name="Grid Table 4 Accent 5" w:uiPriority="73"/>
-    <w:lsdException w:name="Grid Table 5 Dark Accent 5" w:uiPriority="80"/>
-    <w:lsdException w:name="Grid Table 6 Colorful Accent 5" w:uiPriority="81"/>
-    <w:lsdException w:name="Grid Table 7 Colorful Accent 5" w:uiPriority="82"/>
-    <w:lsdException w:name="Grid Table 1 Light Accent 6" w:uiPriority="70"/>
-    <w:lsdException w:name="Grid Table 2 Accent 6" w:uiPriority="71"/>
-    <w:lsdException w:name="Grid Table 3 Accent 6" w:uiPriority="72"/>
-    <w:lsdException w:name="Grid Table 4 Accent 6" w:uiPriority="73"/>
-    <w:lsdException w:name="Grid Table 5 Dark Accent 6" w:uiPriority="80"/>
-    <w:lsdException w:name="Grid Table 6 Colorful Accent 6" w:uiPriority="81"/>
-    <w:lsdException w:name="Grid Table 7 Colorful Accent 6" w:uiPriority="82"/>
-    <w:lsdException w:name="List Table 1 Light" w:uiPriority="70"/>
-    <w:lsdException w:name="List Table 2" w:uiPriority="71"/>
-    <w:lsdException w:name="List Table 3" w:uiPriority="72"/>
-    <w:lsdException w:name="List Table 4" w:uiPriority="73"/>
-    <w:lsdException w:name="List Table 5 Dark" w:uiPriority="80"/>
-    <w:lsdException w:name="List Table 6 Colorful" w:uiPriority="81"/>
-    <w:lsdException w:name="List Table 7 Colorful" w:uiPriority="82"/>
-    <w:lsdException w:name="List Table 1 Light Accent 1" w:uiPriority="70"/>
-    <w:lsdException w:name="List Table 2 Accent 1" w:uiPriority="71"/>
-    <w:lsdException w:name="List Table 3 Accent 1" w:uiPriority="72"/>
-    <w:lsdException w:name="List Table 4 Accent 1" w:uiPriority="73"/>
-    <w:lsdException w:name="List Table 5 Dark Accent 1" w:uiPriority="80"/>
-    <w:lsdException w:name="List Table 6 Colorful Accent 1" w:uiPriority="81"/>
-    <w:lsdException w:name="List Table 7 Colorful Accent 1" w:uiPriority="82"/>
-    <w:lsdException w:name="List Table 1 Light Accent 2" w:uiPriority="70"/>
-    <w:lsdException w:name="List Table 2 Accent 2" w:uiPriority="71"/>
-    <w:lsdException w:name="List Table 3 Accent 2" w:uiPriority="72"/>
-    <w:lsdException w:name="List Table 4 Accent 2" w:uiPriority="73"/>
-    <w:lsdException w:name="List Table 5 Dark Accent 2" w:uiPriority="80"/>
-    <w:lsdException w:name="List Table 6 Colorful Accent 2" w:uiPriority="81"/>
-    <w:lsdException w:name="List Table 7 Colorful Accent 2" w:uiPriority="82"/>
-    <w:lsdException w:name="List Table 1 Light Accent 3" w:uiPriority="70"/>
-    <w:lsdException w:name="List Table 2 Accent 3" w:uiPriority="71"/>
-    <w:lsdException w:name="List Table 3 Accent 3" w:uiPriority="72"/>
-    <w:lsdException w:name="List Table 4 Accent 3" w:uiPriority="73"/>
-    <w:lsdException w:name="List Table 5 Dark Accent 3" w:uiPriority="80"/>
-    <w:lsdException w:name="List Table 6 Colorful Accent 3" w:uiPriority="81"/>
-    <w:lsdException w:name="List Table 7 Colorful Accent 3" w:uiPriority="82"/>
-    <w:lsdException w:name="List Table 1 Light Accent 4" w:uiPriority="70"/>
-    <w:lsdException w:name="List Table 2 Accent 4" w:uiPriority="71"/>
-    <w:lsdException w:name="List Table 3 Accent 4" w:uiPriority="72"/>
-    <w:lsdException w:name="List Table 4 Accent 4" w:uiPriority="73"/>
-    <w:lsdException w:name="List Table 5 Dark Accent 4" w:uiPriority="80"/>
-    <w:lsdException w:name="List Table 6 Colorful Accent 4" w:uiPriority="81"/>
-    <w:lsdException w:name="List Table 7 Colorful Accent 4" w:uiPriority="82"/>
-    <w:lsdException w:name="List Table 1 Light Accent 5" w:uiPriority="70"/>
-    <w:lsdException w:name="List Table 2 Accent 5" w:uiPriority="71"/>
-    <w:lsdException w:name="List Table 3 Accent 5" w:uiPriority="72"/>
-    <w:lsdException w:name="List Table 4 Accent 5" w:uiPriority="73"/>
-    <w:lsdException w:name="List Table 5 Dark Accent 5" w:uiPriority="80"/>
-    <w:lsdException w:name="List Table 6 Colorful Accent 5" w:uiPriority="81"/>
-    <w:lsdException w:name="List Table 7 Colorful Accent 5" w:uiPriority="82"/>
-    <w:lsdException w:name="List Table 1 Light Accent 6" w:uiPriority="70"/>
-    <w:lsdException w:name="List Table 2 Accent 6" w:uiPriority="71"/>
-    <w:lsdException w:name="List Table 3 Accent 6" w:uiPriority="72"/>
-    <w:lsdException w:name="List Table 4 Accent 6" w:uiPriority="73"/>
-    <w:lsdException w:name="List Table 5 Dark Accent 6" w:uiPriority="80"/>
-    <w:lsdException w:name="List Table 6 Colorful Accent 6" w:uiPriority="81"/>
-    <w:lsdException w:name="List Table 7 Colorful Accent 6" w:uiPriority="82"/>
+    <w:lsdException w:name="List Paragraph" w:uiPriority="82" w:qFormat="1"/>
+    <w:lsdException w:name="Quote" w:uiPriority="65" w:qFormat="1"/>
+    <w:lsdException w:name="Intense Quote" w:uiPriority="72" w:qFormat="1"/>
+    <w:lsdException w:name="Medium List 2 Accent 1" w:uiPriority="258"/>
+    <w:lsdException w:name="Medium Grid 1 Accent 1" w:uiPriority="259"/>
+    <w:lsdException w:name="Medium Grid 2 Accent 1" w:uiPriority="260"/>
+    <w:lsdException w:name="Medium Grid 3 Accent 1" w:uiPriority="261"/>
+    <w:lsdException w:name="Dark List Accent 1" w:uiPriority="274"/>
+    <w:lsdException w:name="Colorful Shading Accent 1" w:uiPriority="275"/>
+    <w:lsdException w:name="Colorful List Accent 1" w:uiPriority="276"/>
+    <w:lsdException w:name="Colorful Grid Accent 1" w:uiPriority="277"/>
+    <w:lsdException w:name="Light Shading Accent 2" w:uiPriority="150"/>
+    <w:lsdException w:name="Light List Accent 2" w:uiPriority="151"/>
+    <w:lsdException w:name="Light Grid Accent 2" w:uiPriority="152"/>
+    <w:lsdException w:name="Medium Shading 1 Accent 2" w:uiPriority="153"/>
+    <w:lsdException w:name="Medium Shading 2 Accent 2" w:uiPriority="256"/>
+    <w:lsdException w:name="Medium List 1 Accent 2" w:uiPriority="257"/>
+    <w:lsdException w:name="Medium List 2 Accent 2" w:uiPriority="258"/>
+    <w:lsdException w:name="Medium Grid 1 Accent 2" w:uiPriority="259"/>
+    <w:lsdException w:name="Medium Grid 2 Accent 2" w:uiPriority="260"/>
+    <w:lsdException w:name="Medium Grid 3 Accent 2" w:uiPriority="261"/>
+    <w:lsdException w:name="Dark List Accent 2" w:uiPriority="274"/>
+    <w:lsdException w:name="Colorful Shading Accent 2" w:uiPriority="275"/>
+    <w:lsdException w:name="Colorful List Accent 2" w:uiPriority="276"/>
+    <w:lsdException w:name="Colorful Grid Accent 2" w:uiPriority="277"/>
+    <w:lsdException w:name="Light Shading Accent 3" w:uiPriority="150"/>
+    <w:lsdException w:name="Light List Accent 3" w:uiPriority="151"/>
+    <w:lsdException w:name="Light Grid Accent 3" w:uiPriority="152"/>
+    <w:lsdException w:name="Medium Shading 1 Accent 3" w:uiPriority="153"/>
+    <w:lsdException w:name="Medium Shading 2 Accent 3" w:uiPriority="256"/>
+    <w:lsdException w:name="Medium List 1 Accent 3" w:uiPriority="257"/>
+    <w:lsdException w:name="Medium List 2 Accent 3" w:uiPriority="258"/>
+    <w:lsdException w:name="Medium Grid 1 Accent 3" w:uiPriority="259"/>
+    <w:lsdException w:name="Medium Grid 2 Accent 3" w:uiPriority="260"/>
+    <w:lsdException w:name="Medium Grid 3 Accent 3" w:uiPriority="261"/>
+    <w:lsdException w:name="Dark List Accent 3" w:uiPriority="274"/>
+    <w:lsdException w:name="Colorful Shading Accent 3" w:uiPriority="275"/>
+    <w:lsdException w:name="Colorful List Accent 3" w:uiPriority="276"/>
+    <w:lsdException w:name="Colorful Grid Accent 3" w:uiPriority="277"/>
+    <w:lsdException w:name="Light Shading Accent 4" w:uiPriority="150"/>
+    <w:lsdException w:name="Light List Accent 4" w:uiPriority="151"/>
+    <w:lsdException w:name="Light Grid Accent 4" w:uiPriority="152"/>
+    <w:lsdException w:name="Medium Shading 1 Accent 4" w:uiPriority="153"/>
+    <w:lsdException w:name="Medium Shading 2 Accent 4" w:uiPriority="256"/>
+    <w:lsdException w:name="Medium List 1 Accent 4" w:uiPriority="257"/>
+    <w:lsdException w:name="Medium List 2 Accent 4" w:uiPriority="258"/>
+    <w:lsdException w:name="Medium Grid 1 Accent 4" w:uiPriority="259"/>
+    <w:lsdException w:name="Medium Grid 2 Accent 4" w:uiPriority="260"/>
+    <w:lsdException w:name="Medium Grid 3 Accent 4" w:uiPriority="261"/>
+    <w:lsdException w:name="Dark List Accent 4" w:uiPriority="274"/>
+    <w:lsdException w:name="Colorful Shading Accent 4" w:uiPriority="275"/>
+    <w:lsdException w:name="Colorful List Accent 4" w:uiPriority="276"/>
+    <w:lsdException w:name="Colorful Grid Accent 4" w:uiPriority="277"/>
+    <w:lsdException w:name="Light Shading Accent 5" w:uiPriority="150"/>
+    <w:lsdException w:name="Light List Accent 5" w:uiPriority="151"/>
+    <w:lsdException w:name="Light Grid Accent 5" w:uiPriority="152"/>
+    <w:lsdException w:name="Medium Shading 1 Accent 5" w:uiPriority="153"/>
+    <w:lsdException w:name="Medium Shading 2 Accent 5" w:uiPriority="256"/>
+    <w:lsdException w:name="Medium List 1 Accent 5" w:uiPriority="257"/>
+    <w:lsdException w:name="Medium List 2 Accent 5" w:uiPriority="258"/>
+    <w:lsdException w:name="Medium Grid 1 Accent 5" w:uiPriority="259"/>
+    <w:lsdException w:name="Medium Grid 2 Accent 5" w:uiPriority="260"/>
+    <w:lsdException w:name="Medium Grid 3 Accent 5" w:uiPriority="261"/>
+    <w:lsdException w:name="Dark List Accent 5" w:uiPriority="274"/>
+    <w:lsdException w:name="Colorful Shading Accent 5" w:uiPriority="275"/>
+    <w:lsdException w:name="Colorful List Accent 5" w:uiPriority="276"/>
+    <w:lsdException w:name="Colorful Grid Accent 5" w:uiPriority="277"/>
+    <w:lsdException w:name="Light Shading Accent 6" w:uiPriority="150"/>
+    <w:lsdException w:name="Light List Accent 6" w:uiPriority="151"/>
+    <w:lsdException w:name="Light Grid Accent 6" w:uiPriority="152"/>
+    <w:lsdException w:name="Medium Shading 1 Accent 6" w:uiPriority="153"/>
+    <w:lsdException w:name="Medium Shading 2 Accent 6" w:uiPriority="256"/>
+    <w:lsdException w:name="Medium List 1 Accent 6" w:uiPriority="257"/>
+    <w:lsdException w:name="Medium List 2 Accent 6" w:uiPriority="258"/>
+    <w:lsdException w:name="Medium Grid 1 Accent 6" w:uiPriority="259"/>
+    <w:lsdException w:name="Medium Grid 2 Accent 6" w:uiPriority="260"/>
+    <w:lsdException w:name="Medium Grid 3 Accent 6" w:uiPriority="261"/>
+    <w:lsdException w:name="Dark List Accent 6" w:uiPriority="274"/>
+    <w:lsdException w:name="Colorful Shading Accent 6" w:uiPriority="275"/>
+    <w:lsdException w:name="Colorful List Accent 6" w:uiPriority="276"/>
+    <w:lsdException w:name="Colorful Grid Accent 6" w:uiPriority="277"/>
+    <w:lsdException w:name="Subtle Emphasis" w:uiPriority="37" w:qFormat="1"/>
+    <w:lsdException w:name="Intense Emphasis" w:uiPriority="51" w:qFormat="1"/>
+    <w:lsdException w:name="Subtle Reference" w:uiPriority="73" w:qFormat="1"/>
+    <w:lsdException w:name="Intense Reference" w:uiPriority="80" w:qFormat="1"/>
+    <w:lsdException w:name="Book Title" w:uiPriority="81" w:qFormat="1"/>
+    <w:lsdException w:name="Bibliography" w:semiHidden="1" w:uiPriority="85" w:unhideWhenUsed="1"/>
+    <w:lsdException w:name="TOC Heading" w:semiHidden="1" w:uiPriority="87" w:unhideWhenUsed="1" w:qFormat="1"/>
+    <w:lsdException w:name="Plain Table 1" w:uiPriority="101"/>
+    <w:lsdException w:name="Plain Table 2" w:uiPriority="102"/>
+    <w:lsdException w:name="Plain Table 3" w:uiPriority="103"/>
+    <w:lsdException w:name="Plain Table 4" w:uiPriority="104"/>
+    <w:lsdException w:name="Plain Table 5" w:uiPriority="105"/>
+    <w:lsdException w:name="Grid Table Light" w:uiPriority="100"/>
+    <w:lsdException w:name="Grid Table 1 Light" w:uiPriority="112"/>
+    <w:lsdException w:name="Grid Table 2" w:uiPriority="113"/>
+    <w:lsdException w:name="Grid Table 3" w:uiPriority="114"/>
+    <w:lsdException w:name="Grid Table 4" w:uiPriority="115"/>
+    <w:lsdException w:name="Grid Table 5 Dark" w:uiPriority="128"/>
+    <w:lsdException w:name="Grid Table 6 Colorful" w:uiPriority="129"/>
+    <w:lsdException w:name="Grid Table 7 Colorful" w:uiPriority="130"/>
+    <w:lsdException w:name="Grid Table 1 Light Accent 1" w:uiPriority="112"/>
+    <w:lsdException w:name="Grid Table 2 Accent 1" w:uiPriority="113"/>
+    <w:lsdException w:name="Grid Table 3 Accent 1" w:uiPriority="114"/>
+    <w:lsdException w:name="Grid Table 4 Accent 1" w:uiPriority="115"/>
+    <w:lsdException w:name="Grid Table 5 Dark Accent 1" w:uiPriority="128"/>
+    <w:lsdException w:name="Grid Table 6 Colorful Accent 1" w:uiPriority="129"/>
+    <w:lsdException w:name="Grid Table 7 Colorful Accent 1" w:uiPriority="130"/>
+    <w:lsdException w:name="Grid Table 1 Light Accent 2" w:uiPriority="112"/>
+    <w:lsdException w:name="Grid Table 2 Accent 2" w:uiPriority="113"/>
+    <w:lsdException w:name="Grid Table 3 Accent 2" w:uiPriority="114"/>
+    <w:lsdException w:name="Grid Table 4 Accent 2" w:uiPriority="115"/>
+    <w:lsdException w:name="Grid Table 5 Dark Accent 2" w:uiPriority="128"/>
+    <w:lsdException w:name="Grid Table 6 Colorful Accent 2" w:uiPriority="129"/>
+    <w:lsdException w:name="Grid Table 7 Colorful Accent 2" w:uiPriority="130"/>
+    <w:lsdException w:name="Grid Table 1 Light Accent 3" w:uiPriority="112"/>
+    <w:lsdException w:name="Grid Table 2 Accent 3" w:uiPriority="113"/>
+    <w:lsdException w:name="Grid Table 3 Accent 3" w:uiPriority="114"/>
+    <w:lsdException w:name="Grid Table 4 Accent 3" w:uiPriority="115"/>
+    <w:lsdException w:name="Grid Table 5 Dark Accent 3" w:uiPriority="128"/>
+    <w:lsdException w:name="Grid Table 6 Colorful Accent 3" w:uiPriority="129"/>
+    <w:lsdException w:name="Grid Table 7 Colorful Accent 3" w:uiPriority="130"/>
+    <w:lsdException w:name="Grid Table 1 Light Accent 4" w:uiPriority="112"/>
+    <w:lsdException w:name="Grid Table 2 Accent 4" w:uiPriority="113"/>
+    <w:lsdException w:name="Grid Table 3 Accent 4" w:uiPriority="114"/>
+    <w:lsdException w:name="Grid Table 4 Accent 4" w:uiPriority="115"/>
+    <w:lsdException w:name="Grid Table 5 Dark Accent 4" w:uiPriority="128"/>
+    <w:lsdException w:name="Grid Table 6 Colorful Accent 4" w:uiPriority="129"/>
+    <w:lsdException w:name="Grid Table 7 Colorful Accent 4" w:uiPriority="130"/>
+    <w:lsdException w:name="Grid Table 1 Light Accent 5" w:uiPriority="112"/>
+    <w:lsdException w:name="Grid Table 2 Accent 5" w:uiPriority="113"/>
+    <w:lsdException w:name="Grid Table 3 Accent 5" w:uiPriority="114"/>
+    <w:lsdException w:name="Grid Table 4 Accent 5" w:uiPriority="115"/>
+    <w:lsdException w:name="Grid Table 5 Dark Accent 5" w:uiPriority="128"/>
+    <w:lsdException w:name="Grid Table 6 Colorful Accent 5" w:uiPriority="129"/>
+    <w:lsdException w:name="Grid Table 7 Colorful Accent 5" w:uiPriority="130"/>
+    <w:lsdException w:name="Grid Table 1 Light Accent 6" w:uiPriority="112"/>
+    <w:lsdException w:name="Grid Table 2 Accent 6" w:uiPriority="113"/>
+    <w:lsdException w:name="Grid Table 3 Accent 6" w:uiPriority="114"/>
+    <w:lsdException w:name="Grid Table 4 Accent 6" w:uiPriority="115"/>
+    <w:lsdException w:name="Grid Table 5 Dark Accent 6" w:uiPriority="128"/>
+    <w:lsdException w:name="Grid Table 6 Colorful Accent 6" w:uiPriority="129"/>
+    <w:lsdException w:name="Grid Table 7 Colorful Accent 6" w:uiPriority="130"/>
+    <w:lsdException w:name="List Table 1 Light" w:uiPriority="112"/>
+    <w:lsdException w:name="List Table 2" w:uiPriority="113"/>
+    <w:lsdException w:name="List Table 3" w:uiPriority="114"/>
+    <w:lsdException w:name="List Table 4" w:uiPriority="115"/>
+    <w:lsdException w:name="List Table 5 Dark" w:uiPriority="128"/>
+    <w:lsdException w:name="List Table 6 Colorful" w:uiPriority="129"/>
+    <w:lsdException w:name="List Table 7 Colorful" w:uiPriority="130"/>
+    <w:lsdException w:name="List Table 1 Light Accent 1" w:uiPriority="112"/>
+    <w:lsdException w:name="List Table 2 Accent 1" w:uiPriority="113"/>
+    <w:lsdException w:name="List Table 3 Accent 1" w:uiPriority="114"/>
+    <w:lsdException w:name="List Table 4 Accent 1" w:uiPriority="115"/>
+    <w:lsdException w:name="List Table 5 Dark Accent 1" w:uiPriority="128"/>
+    <w:lsdException w:name="List Table 6 Colorful Accent 1" w:uiPriority="129"/>
+    <w:lsdException w:name="List Table 7 Colorful Accent 1" w:uiPriority="130"/>
+    <w:lsdException w:name="List Table 1 Light Accent 2" w:uiPriority="112"/>
+    <w:lsdException w:name="List Table 2 Accent 2" w:uiPriority="113"/>
+    <w:lsdException w:name="List Table 3 Accent 2" w:uiPriority="114"/>
+    <w:lsdException w:name="List Table 4 Accent 2" w:uiPriority="115"/>
+    <w:lsdException w:name="List Table 5 Dark Accent 2" w:uiPriority="128"/>
+    <w:lsdException w:name="List Table 6 Colorful Accent 2" w:uiPriority="129"/>
+    <w:lsdException w:name="List Table 7 Colorful Accent 2" w:uiPriority="130"/>
+    <w:lsdException w:name="List Table 1 Light Accent 3" w:uiPriority="112"/>
+    <w:lsdException w:name="List Table 2 Accent 3" w:uiPriority="113"/>
+    <w:lsdException w:name="List Table 3 Accent 3" w:uiPriority="114"/>
+    <w:lsdException w:name="List Table 4 Accent 3" w:uiPriority="115"/>
+    <w:lsdException w:name="List Table 5 Dark Accent 3" w:uiPriority="128"/>
+    <w:lsdException w:name="List Table 6 Colorful Accent 3" w:uiPriority="129"/>
+    <w:lsdException w:name="List Table 7 Colorful Accent 3" w:uiPriority="130"/>
+    <w:lsdException w:name="List Table 1 Light Accent 4" w:uiPriority="112"/>
+    <w:lsdException w:name="List Table 2 Accent 4" w:uiPriority="113"/>
+    <w:lsdException w:name="List Table 3 Accent 4" w:uiPriority="114"/>
+    <w:lsdException w:name="List Table 4 Accent 4" w:uiPriority="115"/>
+    <w:lsdException w:name="List Table 5 Dark Accent 4" w:uiPriority="128"/>
+    <w:lsdException w:name="List Table 6 Colorful Accent 4" w:uiPriority="129"/>
+    <w:lsdException w:name="List Table 7 Colorful Accent 4" w:uiPriority="130"/>
+    <w:lsdException w:name="List Table 1 Light Accent 5" w:uiPriority="112"/>
+    <w:lsdException w:name="List Table 2 Accent 5" w:uiPriority="113"/>
+    <w:lsdException w:name="List Table 3 Accent 5" w:uiPriority="114"/>
+    <w:lsdException w:name="List Table 4 Accent 5" w:uiPriority="115"/>
+    <w:lsdException w:name="List Table 5 Dark Accent 5" w:uiPriority="128"/>
+    <w:lsdException w:name="List Table 6 Colorful Accent 5" w:uiPriority="129"/>
+    <w:lsdException w:name="List Table 7 Colorful Accent 5" w:uiPriority="130"/>
+    <w:lsdException w:name="List Table 1 Light Accent 6" w:uiPriority="112"/>
+    <w:lsdException w:name="List Table 2 Accent 6" w:uiPriority="113"/>
+    <w:lsdException w:name="List Table 3 Accent 6" w:uiPriority="114"/>
+    <w:lsdException w:name="List Table 4 Accent 6" w:uiPriority="115"/>
+    <w:lsdException w:name="List Table 5 Dark Accent 6" w:uiPriority="128"/>
+    <w:lsdException w:name="List Table 6 Colorful Accent 6" w:uiPriority="129"/>
+    <w:lsdException w:name="List Table 7 Colorful Accent 6" w:uiPriority="130"/>
   </w:latentStyles>
   <w:style w:type="paragraph" w:default="1" w:styleId="a2">
     <w:name w:val="Normal"/>

--- a/과제/STL 보고서.docx
+++ b/과제/STL 보고서.docx
@@ -5017,10 +5017,256 @@
         <w:ind w:leftChars="0" w:left="0"/>
         <w:spacing w:before="0"/>
         <w:rPr>
-          <w:sz w:val="24"/>
-          <w:szCs w:val="24"/>
-        </w:rPr>
-      </w:pPr>
+          <w:lang w:eastAsia="ko-KR"/>
+          <w:rFonts w:hint="eastAsia"/>
+          <w:sz w:val="24"/>
+          <w:szCs w:val="24"/>
+          <w:rtl w:val="off"/>
+        </w:rPr>
+      </w:pPr>
+    </w:p>
+    <w:p>
+      <w:pPr>
+        <w:ind w:leftChars="0" w:left="0"/>
+        <w:spacing w:before="0"/>
+        <w:rPr>
+          <w:lang w:eastAsia="ko-KR"/>
+          <w:rFonts w:hint="eastAsia"/>
+          <w:sz w:val="24"/>
+          <w:szCs w:val="24"/>
+          <w:rtl w:val="off"/>
+        </w:rPr>
+      </w:pPr>
+    </w:p>
+    <w:p>
+      <w:pPr>
+        <w:ind w:leftChars="0" w:left="0"/>
+        <w:spacing w:before="0"/>
+        <w:rPr>
+          <w:lang w:eastAsia="ko-KR"/>
+          <w:rFonts w:hint="eastAsia"/>
+          <w:sz w:val="24"/>
+          <w:szCs w:val="24"/>
+          <w:rtl w:val="off"/>
+        </w:rPr>
+      </w:pPr>
+    </w:p>
+    <w:p>
+      <w:pPr>
+        <w:ind w:leftChars="0" w:left="0"/>
+        <w:spacing w:before="0"/>
+        <w:rPr>
+          <w:lang w:eastAsia="ko-KR"/>
+          <w:rFonts w:hint="eastAsia"/>
+          <w:sz w:val="24"/>
+          <w:szCs w:val="24"/>
+          <w:rtl w:val="off"/>
+        </w:rPr>
+      </w:pPr>
+    </w:p>
+    <w:p>
+      <w:pPr>
+        <w:ind w:leftChars="0" w:left="0"/>
+        <w:spacing w:before="0"/>
+        <w:rPr>
+          <w:lang w:eastAsia="ko-KR"/>
+          <w:rFonts w:hint="eastAsia"/>
+          <w:sz w:val="24"/>
+          <w:szCs w:val="24"/>
+          <w:rtl w:val="off"/>
+        </w:rPr>
+      </w:pPr>
+    </w:p>
+    <w:p>
+      <w:pPr>
+        <w:ind w:leftChars="0" w:left="0"/>
+        <w:spacing w:before="0"/>
+        <w:rPr>
+          <w:lang w:eastAsia="ko-KR"/>
+          <w:rFonts w:hint="eastAsia"/>
+          <w:sz w:val="24"/>
+          <w:szCs w:val="24"/>
+          <w:rtl w:val="off"/>
+        </w:rPr>
+      </w:pPr>
+    </w:p>
+    <w:p>
+      <w:pPr>
+        <w:ind w:leftChars="0" w:left="0"/>
+        <w:spacing w:before="0"/>
+        <w:rPr>
+          <w:lang w:eastAsia="ko-KR"/>
+          <w:rFonts w:hint="eastAsia"/>
+          <w:sz w:val="24"/>
+          <w:szCs w:val="24"/>
+          <w:rtl w:val="off"/>
+        </w:rPr>
+      </w:pPr>
+    </w:p>
+    <w:p>
+      <w:pPr>
+        <w:ind w:leftChars="0" w:left="0"/>
+        <w:spacing w:before="0"/>
+        <w:rPr>
+          <w:lang w:eastAsia="ko-KR"/>
+          <w:rFonts w:hint="eastAsia"/>
+          <w:sz w:val="24"/>
+          <w:szCs w:val="24"/>
+          <w:rtl w:val="off"/>
+        </w:rPr>
+      </w:pPr>
+    </w:p>
+    <w:p>
+      <w:pPr>
+        <w:ind w:leftChars="0" w:left="0"/>
+        <w:spacing w:before="0"/>
+        <w:rPr>
+          <w:lang w:eastAsia="ko-KR"/>
+          <w:rFonts w:hint="eastAsia"/>
+          <w:sz w:val="24"/>
+          <w:szCs w:val="24"/>
+          <w:rtl w:val="off"/>
+        </w:rPr>
+      </w:pPr>
+    </w:p>
+    <w:p>
+      <w:pPr>
+        <w:ind w:leftChars="0" w:left="0"/>
+        <w:spacing w:before="0"/>
+        <w:rPr>
+          <w:lang w:eastAsia="ko-KR"/>
+          <w:rFonts w:hint="eastAsia"/>
+          <w:sz w:val="24"/>
+          <w:szCs w:val="24"/>
+          <w:rtl w:val="off"/>
+        </w:rPr>
+      </w:pPr>
+    </w:p>
+    <w:p>
+      <w:pPr>
+        <w:ind w:leftChars="0" w:left="0"/>
+        <w:spacing w:before="0"/>
+        <w:rPr>
+          <w:lang w:eastAsia="ko-KR"/>
+          <w:rFonts w:hint="eastAsia"/>
+          <w:sz w:val="24"/>
+          <w:szCs w:val="24"/>
+          <w:rtl w:val="off"/>
+        </w:rPr>
+      </w:pPr>
+    </w:p>
+    <w:p>
+      <w:pPr>
+        <w:ind w:leftChars="0" w:left="0"/>
+        <w:spacing w:before="0"/>
+        <w:rPr>
+          <w:lang w:eastAsia="ko-KR"/>
+          <w:rFonts w:hint="eastAsia"/>
+          <w:sz w:val="24"/>
+          <w:szCs w:val="24"/>
+          <w:rtl w:val="off"/>
+        </w:rPr>
+      </w:pPr>
+    </w:p>
+    <w:p>
+      <w:pPr>
+        <w:ind w:leftChars="0" w:left="0"/>
+        <w:spacing w:before="0"/>
+        <w:rPr>
+          <w:lang w:eastAsia="ko-KR"/>
+          <w:rFonts w:hint="eastAsia"/>
+          <w:sz w:val="24"/>
+          <w:szCs w:val="24"/>
+          <w:rtl w:val="off"/>
+        </w:rPr>
+      </w:pPr>
+    </w:p>
+    <w:p>
+      <w:pPr>
+        <w:ind w:leftChars="0" w:left="0"/>
+        <w:spacing w:before="0"/>
+        <w:rPr>
+          <w:lang w:eastAsia="ko-KR"/>
+          <w:rFonts w:hint="eastAsia"/>
+          <w:sz w:val="24"/>
+          <w:szCs w:val="24"/>
+          <w:rtl w:val="off"/>
+        </w:rPr>
+      </w:pPr>
+    </w:p>
+    <w:p>
+      <w:pPr>
+        <w:ind w:leftChars="0" w:left="0"/>
+        <w:spacing w:before="0"/>
+        <w:rPr>
+          <w:lang w:eastAsia="ko-KR"/>
+          <w:rFonts w:hint="eastAsia"/>
+          <w:sz w:val="24"/>
+          <w:szCs w:val="24"/>
+          <w:rtl w:val="off"/>
+        </w:rPr>
+      </w:pPr>
+    </w:p>
+    <w:p>
+      <w:pPr>
+        <w:ind w:leftChars="0" w:left="0"/>
+        <w:jc w:val="center"/>
+        <w:spacing w:before="0"/>
+        <w:rPr>
+          <w:lang w:eastAsia="ko-KR"/>
+          <w:rFonts w:hint="eastAsia"/>
+          <w:b/>
+          <w:bCs/>
+          <w:sz w:val="40"/>
+          <w:szCs w:val="40"/>
+          <w:rtl w:val="off"/>
+        </w:rPr>
+      </w:pPr>
+      <w:r>
+        <w:rPr>
+          <w:lang w:eastAsia="ko-KR"/>
+          <w:b/>
+          <w:bCs/>
+          <w:sz w:val="40"/>
+          <w:szCs w:val="40"/>
+          <w:rtl w:val="off"/>
+        </w:rPr>
+        <w:t>[느낀 점]</w:t>
+      </w:r>
+    </w:p>
+    <w:p>
+      <w:pPr>
+        <w:ind w:leftChars="0" w:left="0"/>
+        <w:jc w:val="both"/>
+        <w:spacing w:before="0"/>
+        <w:rPr>
+          <w:lang w:eastAsia="ko-KR"/>
+          <w:rFonts w:hint="eastAsia"/>
+          <w:sz w:val="24"/>
+          <w:szCs w:val="24"/>
+          <w:rtl w:val="off"/>
+        </w:rPr>
+      </w:pPr>
+    </w:p>
+    <w:p>
+      <w:pPr>
+        <w:ind w:leftChars="0" w:left="0"/>
+        <w:jc w:val="both"/>
+        <w:spacing w:before="0"/>
+        <w:rPr>
+          <w:sz w:val="24"/>
+          <w:szCs w:val="24"/>
+        </w:rPr>
+      </w:pPr>
+      <w:r>
+        <w:rPr>
+          <w:lang w:eastAsia="ko-KR"/>
+          <w:sz w:val="24"/>
+          <w:szCs w:val="24"/>
+          <w:rtl w:val="off"/>
+        </w:rPr>
+        <w:t>처음 교수님께서 과제를 내주실 때, 제출 기한을 넉넉하게 해주신 것에 대한 의문을 품었었는데 막상 과제를 실제로 끝마쳐보니 그 의미를 조금이나마 알 것 같다. 과제 설명하실 때 교수님께서도 코드 짜는 건 하루밖에 안걸린다고 하셨다. 그럼에도 불구하고 대략 한달이라는 긴 기간동안 STL 과제를 하면서 오랜 시간 문제에 대해서 고민해보고, 같은 문제를 다른 방법으로 해결해보면서 뭐가 더 나은 방법인지에 대한 나름의 결론을 내릴 수 있었다. 이전까지는 주어진 문제를 해결하는데 급급했다면, 이번 STL 과제는 주어진 문제를 단순히 해결하는것을 넘어서 더 나은 방법으로 해결하는 사고를 배웠다. STL 수업에서도 매번 새로운 개념들을 배워가며 한층 성장한다고 느끼고 있었지만, 실제로 이번 과제를 하면서 내가 배운 건 정말 빙산의 일각이었다는 사실을 다시금 뼈저리게 느꼈다. 대학에서 학부생으로 있으면서 배우는 지금 이 순간에도 내가 모르는 새로운 개념들이 정의되고, 새로운 기능들이 추가되고 있을 것이다. 단순히 알려주는 것만 배우는 사람이 아닌, 하나를 배우면 둘, 셋은 직접 찾아보고 알아보며 성장해가는 학생이 되고싶다.</w:t>
+      </w:r>
     </w:p>
     <w:sectPr>
       <w:pgSz w:w="11906" w:h="16838"/>

--- a/과제/STL 보고서.docx
+++ b/과제/STL 보고서.docx
@@ -109,7 +109,7 @@
           <w:szCs w:val="72"/>
           <w:rtl w:val="off"/>
         </w:rPr>
-        <w:t>STL - 02반</w:t>
+        <w:t>STL</w:t>
       </w:r>
       <w:r>
         <w:rPr>
@@ -5317,22 +5317,22 @@
     <w:lsdException w:name="index 7" w:semiHidden="1" w:unhideWhenUsed="1"/>
     <w:lsdException w:name="index 8" w:semiHidden="1" w:unhideWhenUsed="1"/>
     <w:lsdException w:name="index 9" w:semiHidden="1" w:unhideWhenUsed="1"/>
-    <w:lsdException w:name="toc 1" w:semiHidden="1" w:uiPriority="87" w:unhideWhenUsed="1"/>
-    <w:lsdException w:name="toc 2" w:semiHidden="1" w:uiPriority="87" w:unhideWhenUsed="1"/>
-    <w:lsdException w:name="toc 3" w:semiHidden="1" w:uiPriority="87" w:unhideWhenUsed="1"/>
-    <w:lsdException w:name="toc 4" w:semiHidden="1" w:uiPriority="87" w:unhideWhenUsed="1"/>
-    <w:lsdException w:name="toc 5" w:semiHidden="1" w:uiPriority="87" w:unhideWhenUsed="1"/>
-    <w:lsdException w:name="toc 6" w:semiHidden="1" w:uiPriority="87" w:unhideWhenUsed="1"/>
-    <w:lsdException w:name="toc 7" w:semiHidden="1" w:uiPriority="87" w:unhideWhenUsed="1"/>
-    <w:lsdException w:name="toc 8" w:semiHidden="1" w:uiPriority="87" w:unhideWhenUsed="1"/>
-    <w:lsdException w:name="toc 9" w:semiHidden="1" w:uiPriority="87" w:unhideWhenUsed="1"/>
+    <w:lsdException w:name="toc 1" w:semiHidden="1" w:uiPriority="135" w:unhideWhenUsed="1"/>
+    <w:lsdException w:name="toc 2" w:semiHidden="1" w:uiPriority="135" w:unhideWhenUsed="1"/>
+    <w:lsdException w:name="toc 3" w:semiHidden="1" w:uiPriority="135" w:unhideWhenUsed="1"/>
+    <w:lsdException w:name="toc 4" w:semiHidden="1" w:uiPriority="135" w:unhideWhenUsed="1"/>
+    <w:lsdException w:name="toc 5" w:semiHidden="1" w:uiPriority="135" w:unhideWhenUsed="1"/>
+    <w:lsdException w:name="toc 6" w:semiHidden="1" w:uiPriority="135" w:unhideWhenUsed="1"/>
+    <w:lsdException w:name="toc 7" w:semiHidden="1" w:uiPriority="135" w:unhideWhenUsed="1"/>
+    <w:lsdException w:name="toc 8" w:semiHidden="1" w:uiPriority="135" w:unhideWhenUsed="1"/>
+    <w:lsdException w:name="toc 9" w:semiHidden="1" w:uiPriority="135" w:unhideWhenUsed="1"/>
     <w:lsdException w:name="Normal Indent" w:semiHidden="1" w:unhideWhenUsed="1"/>
     <w:lsdException w:name="footnote text" w:semiHidden="1" w:unhideWhenUsed="1"/>
     <w:lsdException w:name="annotation text" w:semiHidden="1" w:unhideWhenUsed="1"/>
     <w:lsdException w:name="header" w:semiHidden="1" w:unhideWhenUsed="1"/>
     <w:lsdException w:name="footer" w:semiHidden="1" w:unhideWhenUsed="1"/>
     <w:lsdException w:name="index heading" w:semiHidden="1" w:unhideWhenUsed="1"/>
-    <w:lsdException w:name="caption" w:semiHidden="1" w:uiPriority="83" w:unhideWhenUsed="1" w:qFormat="1"/>
+    <w:lsdException w:name="caption" w:semiHidden="1" w:uiPriority="131" w:unhideWhenUsed="1" w:qFormat="1"/>
     <w:lsdException w:name="table of figures" w:semiHidden="1" w:unhideWhenUsed="1"/>
     <w:lsdException w:name="envelope address" w:semiHidden="1" w:unhideWhenUsed="1"/>
     <w:lsdException w:name="envelope return" w:semiHidden="1" w:unhideWhenUsed="1"/>
@@ -5360,7 +5360,7 @@
     <w:lsdException w:name="List Number 3" w:semiHidden="1" w:unhideWhenUsed="1"/>
     <w:lsdException w:name="List Number 4" w:semiHidden="1" w:unhideWhenUsed="1"/>
     <w:lsdException w:name="List Number 5" w:semiHidden="1" w:unhideWhenUsed="1"/>
-    <w:lsdException w:name="Title" w:uiPriority="22" w:qFormat="1"/>
+    <w:lsdException w:name="Title" w:uiPriority="34" w:qFormat="1"/>
     <w:lsdException w:name="Closing" w:semiHidden="1" w:unhideWhenUsed="1"/>
     <w:lsdException w:name="Signature" w:semiHidden="1" w:unhideWhenUsed="1"/>
     <w:lsdException w:name="Default Paragraph Font" w:semiHidden="1" w:uiPriority="1" w:unhideWhenUsed="1"/>
@@ -5372,7 +5372,7 @@
     <w:lsdException w:name="List Continue 4" w:semiHidden="1" w:unhideWhenUsed="1"/>
     <w:lsdException w:name="List Continue 5" w:semiHidden="1" w:unhideWhenUsed="1"/>
     <w:lsdException w:name="Message Header" w:semiHidden="1" w:unhideWhenUsed="1"/>
-    <w:lsdException w:name="Subtitle" w:uiPriority="23" w:qFormat="1"/>
+    <w:lsdException w:name="Subtitle" w:uiPriority="35" w:qFormat="1"/>
     <w:lsdException w:name="Salutation" w:semiHidden="1" w:unhideWhenUsed="1"/>
     <w:lsdException w:name="Date" w:semiHidden="1" w:unhideWhenUsed="1"/>
     <w:lsdException w:name="Body Text First Indent" w:semiHidden="1" w:unhideWhenUsed="1"/>
@@ -5385,8 +5385,8 @@
     <w:lsdException w:name="Block Text" w:semiHidden="1" w:unhideWhenUsed="1"/>
     <w:lsdException w:name="Hyperlink" w:semiHidden="1" w:unhideWhenUsed="1"/>
     <w:lsdException w:name="FollowedHyperlink" w:semiHidden="1" w:unhideWhenUsed="1"/>
-    <w:lsdException w:name="Strong" w:uiPriority="52" w:qFormat="1"/>
-    <w:lsdException w:name="Emphasis" w:uiPriority="50" w:qFormat="1"/>
+    <w:lsdException w:name="Strong" w:uiPriority="82" w:qFormat="1"/>
+    <w:lsdException w:name="Emphasis" w:uiPriority="80" w:qFormat="1"/>
     <w:lsdException w:name="Document Map" w:semiHidden="1" w:unhideWhenUsed="1"/>
     <w:lsdException w:name="Plain Text" w:semiHidden="1" w:unhideWhenUsed="1"/>
     <w:lsdException w:name="E-mail Signature" w:semiHidden="1" w:unhideWhenUsed="1"/>
@@ -5452,223 +5452,223 @@
     <w:lsdException w:name="Table Web 2" w:semiHidden="1" w:unhideWhenUsed="1"/>
     <w:lsdException w:name="Table Web 3" w:semiHidden="1" w:unhideWhenUsed="1"/>
     <w:lsdException w:name="Balloon Text" w:semiHidden="1" w:unhideWhenUsed="1"/>
-    <w:lsdException w:name="Table Grid" w:uiPriority="87"/>
+    <w:lsdException w:name="Table Grid" w:uiPriority="135"/>
     <w:lsdException w:name="Table Theme" w:semiHidden="1" w:unhideWhenUsed="1"/>
     <w:lsdException w:name="Placeholder Text" w:semiHidden="1"/>
     <w:lsdException w:name="No Spacing" w:uiPriority="1" w:qFormat="1"/>
-    <w:lsdException w:name="Light Shading" w:uiPriority="150"/>
-    <w:lsdException w:name="Light List" w:uiPriority="151"/>
-    <w:lsdException w:name="Light Grid" w:uiPriority="152"/>
-    <w:lsdException w:name="Medium Shading 1" w:uiPriority="153"/>
-    <w:lsdException w:name="Medium Shading 2" w:uiPriority="256"/>
-    <w:lsdException w:name="Medium List 1" w:uiPriority="257"/>
-    <w:lsdException w:name="Medium List 2" w:uiPriority="258"/>
-    <w:lsdException w:name="Medium Grid 1" w:uiPriority="259"/>
-    <w:lsdException w:name="Medium Grid 2" w:uiPriority="260"/>
-    <w:lsdException w:name="Medium Grid 3" w:uiPriority="261"/>
-    <w:lsdException w:name="Dark List" w:uiPriority="274"/>
-    <w:lsdException w:name="Colorful Shading" w:uiPriority="275"/>
-    <w:lsdException w:name="Colorful List" w:uiPriority="276"/>
-    <w:lsdException w:name="Colorful Grid" w:uiPriority="277"/>
-    <w:lsdException w:name="Light Shading Accent 1" w:uiPriority="150"/>
-    <w:lsdException w:name="Light List Accent 1" w:uiPriority="151"/>
-    <w:lsdException w:name="Light Grid Accent 1" w:uiPriority="152"/>
-    <w:lsdException w:name="Medium Shading 1 Accent 1" w:uiPriority="153"/>
-    <w:lsdException w:name="Medium Shading 2 Accent 1" w:uiPriority="256"/>
-    <w:lsdException w:name="Medium List 1 Accent 1" w:uiPriority="257"/>
+    <w:lsdException w:name="Light Shading" w:uiPriority="336"/>
+    <w:lsdException w:name="Light List" w:uiPriority="337"/>
+    <w:lsdException w:name="Light Grid" w:uiPriority="338"/>
+    <w:lsdException w:name="Medium Shading 1" w:uiPriority="339"/>
+    <w:lsdException w:name="Medium Shading 2" w:uiPriority="598"/>
+    <w:lsdException w:name="Medium List 1" w:uiPriority="599"/>
+    <w:lsdException w:name="Medium List 2" w:uiPriority="600"/>
+    <w:lsdException w:name="Medium Grid 1" w:uiPriority="601"/>
+    <w:lsdException w:name="Medium Grid 2" w:uiPriority="608"/>
+    <w:lsdException w:name="Medium Grid 3" w:uiPriority="609"/>
+    <w:lsdException w:name="Dark List" w:uiPriority="628"/>
+    <w:lsdException w:name="Colorful Shading" w:uiPriority="629"/>
+    <w:lsdException w:name="Colorful List" w:uiPriority="630"/>
+    <w:lsdException w:name="Colorful Grid" w:uiPriority="631"/>
+    <w:lsdException w:name="Light Shading Accent 1" w:uiPriority="336"/>
+    <w:lsdException w:name="Light List Accent 1" w:uiPriority="337"/>
+    <w:lsdException w:name="Light Grid Accent 1" w:uiPriority="338"/>
+    <w:lsdException w:name="Medium Shading 1 Accent 1" w:uiPriority="339"/>
+    <w:lsdException w:name="Medium Shading 2 Accent 1" w:uiPriority="598"/>
+    <w:lsdException w:name="Medium List 1 Accent 1" w:uiPriority="599"/>
     <w:lsdException w:name="Revision" w:semiHidden="1"/>
-    <w:lsdException w:name="List Paragraph" w:uiPriority="82" w:qFormat="1"/>
-    <w:lsdException w:name="Quote" w:uiPriority="65" w:qFormat="1"/>
-    <w:lsdException w:name="Intense Quote" w:uiPriority="72" w:qFormat="1"/>
-    <w:lsdException w:name="Medium List 2 Accent 1" w:uiPriority="258"/>
-    <w:lsdException w:name="Medium Grid 1 Accent 1" w:uiPriority="259"/>
-    <w:lsdException w:name="Medium Grid 2 Accent 1" w:uiPriority="260"/>
-    <w:lsdException w:name="Medium Grid 3 Accent 1" w:uiPriority="261"/>
-    <w:lsdException w:name="Dark List Accent 1" w:uiPriority="274"/>
-    <w:lsdException w:name="Colorful Shading Accent 1" w:uiPriority="275"/>
-    <w:lsdException w:name="Colorful List Accent 1" w:uiPriority="276"/>
-    <w:lsdException w:name="Colorful Grid Accent 1" w:uiPriority="277"/>
-    <w:lsdException w:name="Light Shading Accent 2" w:uiPriority="150"/>
-    <w:lsdException w:name="Light List Accent 2" w:uiPriority="151"/>
-    <w:lsdException w:name="Light Grid Accent 2" w:uiPriority="152"/>
-    <w:lsdException w:name="Medium Shading 1 Accent 2" w:uiPriority="153"/>
-    <w:lsdException w:name="Medium Shading 2 Accent 2" w:uiPriority="256"/>
-    <w:lsdException w:name="Medium List 1 Accent 2" w:uiPriority="257"/>
-    <w:lsdException w:name="Medium List 2 Accent 2" w:uiPriority="258"/>
-    <w:lsdException w:name="Medium Grid 1 Accent 2" w:uiPriority="259"/>
-    <w:lsdException w:name="Medium Grid 2 Accent 2" w:uiPriority="260"/>
-    <w:lsdException w:name="Medium Grid 3 Accent 2" w:uiPriority="261"/>
-    <w:lsdException w:name="Dark List Accent 2" w:uiPriority="274"/>
-    <w:lsdException w:name="Colorful Shading Accent 2" w:uiPriority="275"/>
-    <w:lsdException w:name="Colorful List Accent 2" w:uiPriority="276"/>
-    <w:lsdException w:name="Colorful Grid Accent 2" w:uiPriority="277"/>
-    <w:lsdException w:name="Light Shading Accent 3" w:uiPriority="150"/>
-    <w:lsdException w:name="Light List Accent 3" w:uiPriority="151"/>
-    <w:lsdException w:name="Light Grid Accent 3" w:uiPriority="152"/>
-    <w:lsdException w:name="Medium Shading 1 Accent 3" w:uiPriority="153"/>
-    <w:lsdException w:name="Medium Shading 2 Accent 3" w:uiPriority="256"/>
-    <w:lsdException w:name="Medium List 1 Accent 3" w:uiPriority="257"/>
-    <w:lsdException w:name="Medium List 2 Accent 3" w:uiPriority="258"/>
-    <w:lsdException w:name="Medium Grid 1 Accent 3" w:uiPriority="259"/>
-    <w:lsdException w:name="Medium Grid 2 Accent 3" w:uiPriority="260"/>
-    <w:lsdException w:name="Medium Grid 3 Accent 3" w:uiPriority="261"/>
-    <w:lsdException w:name="Dark List Accent 3" w:uiPriority="274"/>
-    <w:lsdException w:name="Colorful Shading Accent 3" w:uiPriority="275"/>
-    <w:lsdException w:name="Colorful List Accent 3" w:uiPriority="276"/>
-    <w:lsdException w:name="Colorful Grid Accent 3" w:uiPriority="277"/>
-    <w:lsdException w:name="Light Shading Accent 4" w:uiPriority="150"/>
-    <w:lsdException w:name="Light List Accent 4" w:uiPriority="151"/>
-    <w:lsdException w:name="Light Grid Accent 4" w:uiPriority="152"/>
-    <w:lsdException w:name="Medium Shading 1 Accent 4" w:uiPriority="153"/>
-    <w:lsdException w:name="Medium Shading 2 Accent 4" w:uiPriority="256"/>
-    <w:lsdException w:name="Medium List 1 Accent 4" w:uiPriority="257"/>
-    <w:lsdException w:name="Medium List 2 Accent 4" w:uiPriority="258"/>
-    <w:lsdException w:name="Medium Grid 1 Accent 4" w:uiPriority="259"/>
-    <w:lsdException w:name="Medium Grid 2 Accent 4" w:uiPriority="260"/>
-    <w:lsdException w:name="Medium Grid 3 Accent 4" w:uiPriority="261"/>
-    <w:lsdException w:name="Dark List Accent 4" w:uiPriority="274"/>
-    <w:lsdException w:name="Colorful Shading Accent 4" w:uiPriority="275"/>
-    <w:lsdException w:name="Colorful List Accent 4" w:uiPriority="276"/>
-    <w:lsdException w:name="Colorful Grid Accent 4" w:uiPriority="277"/>
-    <w:lsdException w:name="Light Shading Accent 5" w:uiPriority="150"/>
-    <w:lsdException w:name="Light List Accent 5" w:uiPriority="151"/>
-    <w:lsdException w:name="Light Grid Accent 5" w:uiPriority="152"/>
-    <w:lsdException w:name="Medium Shading 1 Accent 5" w:uiPriority="153"/>
-    <w:lsdException w:name="Medium Shading 2 Accent 5" w:uiPriority="256"/>
-    <w:lsdException w:name="Medium List 1 Accent 5" w:uiPriority="257"/>
-    <w:lsdException w:name="Medium List 2 Accent 5" w:uiPriority="258"/>
-    <w:lsdException w:name="Medium Grid 1 Accent 5" w:uiPriority="259"/>
-    <w:lsdException w:name="Medium Grid 2 Accent 5" w:uiPriority="260"/>
-    <w:lsdException w:name="Medium Grid 3 Accent 5" w:uiPriority="261"/>
-    <w:lsdException w:name="Dark List Accent 5" w:uiPriority="274"/>
-    <w:lsdException w:name="Colorful Shading Accent 5" w:uiPriority="275"/>
-    <w:lsdException w:name="Colorful List Accent 5" w:uiPriority="276"/>
-    <w:lsdException w:name="Colorful Grid Accent 5" w:uiPriority="277"/>
-    <w:lsdException w:name="Light Shading Accent 6" w:uiPriority="150"/>
-    <w:lsdException w:name="Light List Accent 6" w:uiPriority="151"/>
-    <w:lsdException w:name="Light Grid Accent 6" w:uiPriority="152"/>
-    <w:lsdException w:name="Medium Shading 1 Accent 6" w:uiPriority="153"/>
-    <w:lsdException w:name="Medium Shading 2 Accent 6" w:uiPriority="256"/>
-    <w:lsdException w:name="Medium List 1 Accent 6" w:uiPriority="257"/>
-    <w:lsdException w:name="Medium List 2 Accent 6" w:uiPriority="258"/>
-    <w:lsdException w:name="Medium Grid 1 Accent 6" w:uiPriority="259"/>
-    <w:lsdException w:name="Medium Grid 2 Accent 6" w:uiPriority="260"/>
-    <w:lsdException w:name="Medium Grid 3 Accent 6" w:uiPriority="261"/>
-    <w:lsdException w:name="Dark List Accent 6" w:uiPriority="274"/>
-    <w:lsdException w:name="Colorful Shading Accent 6" w:uiPriority="275"/>
-    <w:lsdException w:name="Colorful List Accent 6" w:uiPriority="276"/>
-    <w:lsdException w:name="Colorful Grid Accent 6" w:uiPriority="277"/>
-    <w:lsdException w:name="Subtle Emphasis" w:uiPriority="37" w:qFormat="1"/>
-    <w:lsdException w:name="Intense Emphasis" w:uiPriority="51" w:qFormat="1"/>
-    <w:lsdException w:name="Subtle Reference" w:uiPriority="73" w:qFormat="1"/>
-    <w:lsdException w:name="Intense Reference" w:uiPriority="80" w:qFormat="1"/>
-    <w:lsdException w:name="Book Title" w:uiPriority="81" w:qFormat="1"/>
-    <w:lsdException w:name="Bibliography" w:semiHidden="1" w:uiPriority="85" w:unhideWhenUsed="1"/>
-    <w:lsdException w:name="TOC Heading" w:semiHidden="1" w:uiPriority="87" w:unhideWhenUsed="1" w:qFormat="1"/>
-    <w:lsdException w:name="Plain Table 1" w:uiPriority="101"/>
-    <w:lsdException w:name="Plain Table 2" w:uiPriority="102"/>
-    <w:lsdException w:name="Plain Table 3" w:uiPriority="103"/>
-    <w:lsdException w:name="Plain Table 4" w:uiPriority="104"/>
-    <w:lsdException w:name="Plain Table 5" w:uiPriority="105"/>
-    <w:lsdException w:name="Grid Table Light" w:uiPriority="100"/>
-    <w:lsdException w:name="Grid Table 1 Light" w:uiPriority="112"/>
-    <w:lsdException w:name="Grid Table 2" w:uiPriority="113"/>
-    <w:lsdException w:name="Grid Table 3" w:uiPriority="114"/>
-    <w:lsdException w:name="Grid Table 4" w:uiPriority="115"/>
-    <w:lsdException w:name="Grid Table 5 Dark" w:uiPriority="128"/>
-    <w:lsdException w:name="Grid Table 6 Colorful" w:uiPriority="129"/>
-    <w:lsdException w:name="Grid Table 7 Colorful" w:uiPriority="130"/>
-    <w:lsdException w:name="Grid Table 1 Light Accent 1" w:uiPriority="112"/>
-    <w:lsdException w:name="Grid Table 2 Accent 1" w:uiPriority="113"/>
-    <w:lsdException w:name="Grid Table 3 Accent 1" w:uiPriority="114"/>
-    <w:lsdException w:name="Grid Table 4 Accent 1" w:uiPriority="115"/>
-    <w:lsdException w:name="Grid Table 5 Dark Accent 1" w:uiPriority="128"/>
-    <w:lsdException w:name="Grid Table 6 Colorful Accent 1" w:uiPriority="129"/>
-    <w:lsdException w:name="Grid Table 7 Colorful Accent 1" w:uiPriority="130"/>
-    <w:lsdException w:name="Grid Table 1 Light Accent 2" w:uiPriority="112"/>
-    <w:lsdException w:name="Grid Table 2 Accent 2" w:uiPriority="113"/>
-    <w:lsdException w:name="Grid Table 3 Accent 2" w:uiPriority="114"/>
-    <w:lsdException w:name="Grid Table 4 Accent 2" w:uiPriority="115"/>
-    <w:lsdException w:name="Grid Table 5 Dark Accent 2" w:uiPriority="128"/>
-    <w:lsdException w:name="Grid Table 6 Colorful Accent 2" w:uiPriority="129"/>
-    <w:lsdException w:name="Grid Table 7 Colorful Accent 2" w:uiPriority="130"/>
-    <w:lsdException w:name="Grid Table 1 Light Accent 3" w:uiPriority="112"/>
-    <w:lsdException w:name="Grid Table 2 Accent 3" w:uiPriority="113"/>
-    <w:lsdException w:name="Grid Table 3 Accent 3" w:uiPriority="114"/>
-    <w:lsdException w:name="Grid Table 4 Accent 3" w:uiPriority="115"/>
-    <w:lsdException w:name="Grid Table 5 Dark Accent 3" w:uiPriority="128"/>
-    <w:lsdException w:name="Grid Table 6 Colorful Accent 3" w:uiPriority="129"/>
-    <w:lsdException w:name="Grid Table 7 Colorful Accent 3" w:uiPriority="130"/>
-    <w:lsdException w:name="Grid Table 1 Light Accent 4" w:uiPriority="112"/>
-    <w:lsdException w:name="Grid Table 2 Accent 4" w:uiPriority="113"/>
-    <w:lsdException w:name="Grid Table 3 Accent 4" w:uiPriority="114"/>
-    <w:lsdException w:name="Grid Table 4 Accent 4" w:uiPriority="115"/>
-    <w:lsdException w:name="Grid Table 5 Dark Accent 4" w:uiPriority="128"/>
-    <w:lsdException w:name="Grid Table 6 Colorful Accent 4" w:uiPriority="129"/>
-    <w:lsdException w:name="Grid Table 7 Colorful Accent 4" w:uiPriority="130"/>
-    <w:lsdException w:name="Grid Table 1 Light Accent 5" w:uiPriority="112"/>
-    <w:lsdException w:name="Grid Table 2 Accent 5" w:uiPriority="113"/>
-    <w:lsdException w:name="Grid Table 3 Accent 5" w:uiPriority="114"/>
-    <w:lsdException w:name="Grid Table 4 Accent 5" w:uiPriority="115"/>
-    <w:lsdException w:name="Grid Table 5 Dark Accent 5" w:uiPriority="128"/>
-    <w:lsdException w:name="Grid Table 6 Colorful Accent 5" w:uiPriority="129"/>
-    <w:lsdException w:name="Grid Table 7 Colorful Accent 5" w:uiPriority="130"/>
-    <w:lsdException w:name="Grid Table 1 Light Accent 6" w:uiPriority="112"/>
-    <w:lsdException w:name="Grid Table 2 Accent 6" w:uiPriority="113"/>
-    <w:lsdException w:name="Grid Table 3 Accent 6" w:uiPriority="114"/>
-    <w:lsdException w:name="Grid Table 4 Accent 6" w:uiPriority="115"/>
-    <w:lsdException w:name="Grid Table 5 Dark Accent 6" w:uiPriority="128"/>
-    <w:lsdException w:name="Grid Table 6 Colorful Accent 6" w:uiPriority="129"/>
-    <w:lsdException w:name="Grid Table 7 Colorful Accent 6" w:uiPriority="130"/>
-    <w:lsdException w:name="List Table 1 Light" w:uiPriority="112"/>
-    <w:lsdException w:name="List Table 2" w:uiPriority="113"/>
-    <w:lsdException w:name="List Table 3" w:uiPriority="114"/>
-    <w:lsdException w:name="List Table 4" w:uiPriority="115"/>
-    <w:lsdException w:name="List Table 5 Dark" w:uiPriority="128"/>
-    <w:lsdException w:name="List Table 6 Colorful" w:uiPriority="129"/>
-    <w:lsdException w:name="List Table 7 Colorful" w:uiPriority="130"/>
-    <w:lsdException w:name="List Table 1 Light Accent 1" w:uiPriority="112"/>
-    <w:lsdException w:name="List Table 2 Accent 1" w:uiPriority="113"/>
-    <w:lsdException w:name="List Table 3 Accent 1" w:uiPriority="114"/>
-    <w:lsdException w:name="List Table 4 Accent 1" w:uiPriority="115"/>
-    <w:lsdException w:name="List Table 5 Dark Accent 1" w:uiPriority="128"/>
-    <w:lsdException w:name="List Table 6 Colorful Accent 1" w:uiPriority="129"/>
-    <w:lsdException w:name="List Table 7 Colorful Accent 1" w:uiPriority="130"/>
-    <w:lsdException w:name="List Table 1 Light Accent 2" w:uiPriority="112"/>
-    <w:lsdException w:name="List Table 2 Accent 2" w:uiPriority="113"/>
-    <w:lsdException w:name="List Table 3 Accent 2" w:uiPriority="114"/>
-    <w:lsdException w:name="List Table 4 Accent 2" w:uiPriority="115"/>
-    <w:lsdException w:name="List Table 5 Dark Accent 2" w:uiPriority="128"/>
-    <w:lsdException w:name="List Table 6 Colorful Accent 2" w:uiPriority="129"/>
-    <w:lsdException w:name="List Table 7 Colorful Accent 2" w:uiPriority="130"/>
-    <w:lsdException w:name="List Table 1 Light Accent 3" w:uiPriority="112"/>
-    <w:lsdException w:name="List Table 2 Accent 3" w:uiPriority="113"/>
-    <w:lsdException w:name="List Table 3 Accent 3" w:uiPriority="114"/>
-    <w:lsdException w:name="List Table 4 Accent 3" w:uiPriority="115"/>
-    <w:lsdException w:name="List Table 5 Dark Accent 3" w:uiPriority="128"/>
-    <w:lsdException w:name="List Table 6 Colorful Accent 3" w:uiPriority="129"/>
-    <w:lsdException w:name="List Table 7 Colorful Accent 3" w:uiPriority="130"/>
-    <w:lsdException w:name="List Table 1 Light Accent 4" w:uiPriority="112"/>
-    <w:lsdException w:name="List Table 2 Accent 4" w:uiPriority="113"/>
-    <w:lsdException w:name="List Table 3 Accent 4" w:uiPriority="114"/>
-    <w:lsdException w:name="List Table 4 Accent 4" w:uiPriority="115"/>
-    <w:lsdException w:name="List Table 5 Dark Accent 4" w:uiPriority="128"/>
-    <w:lsdException w:name="List Table 6 Colorful Accent 4" w:uiPriority="129"/>
-    <w:lsdException w:name="List Table 7 Colorful Accent 4" w:uiPriority="130"/>
-    <w:lsdException w:name="List Table 1 Light Accent 5" w:uiPriority="112"/>
-    <w:lsdException w:name="List Table 2 Accent 5" w:uiPriority="113"/>
-    <w:lsdException w:name="List Table 3 Accent 5" w:uiPriority="114"/>
-    <w:lsdException w:name="List Table 4 Accent 5" w:uiPriority="115"/>
-    <w:lsdException w:name="List Table 5 Dark Accent 5" w:uiPriority="128"/>
-    <w:lsdException w:name="List Table 6 Colorful Accent 5" w:uiPriority="129"/>
-    <w:lsdException w:name="List Table 7 Colorful Accent 5" w:uiPriority="130"/>
-    <w:lsdException w:name="List Table 1 Light Accent 6" w:uiPriority="112"/>
-    <w:lsdException w:name="List Table 2 Accent 6" w:uiPriority="113"/>
-    <w:lsdException w:name="List Table 3 Accent 6" w:uiPriority="114"/>
-    <w:lsdException w:name="List Table 4 Accent 6" w:uiPriority="115"/>
-    <w:lsdException w:name="List Table 5 Dark Accent 6" w:uiPriority="128"/>
-    <w:lsdException w:name="List Table 6 Colorful Accent 6" w:uiPriority="129"/>
-    <w:lsdException w:name="List Table 7 Colorful Accent 6" w:uiPriority="130"/>
+    <w:lsdException w:name="List Paragraph" w:uiPriority="130" w:qFormat="1"/>
+    <w:lsdException w:name="Quote" w:uiPriority="101" w:qFormat="1"/>
+    <w:lsdException w:name="Intense Quote" w:uiPriority="114" w:qFormat="1"/>
+    <w:lsdException w:name="Medium List 2 Accent 1" w:uiPriority="600"/>
+    <w:lsdException w:name="Medium Grid 1 Accent 1" w:uiPriority="601"/>
+    <w:lsdException w:name="Medium Grid 2 Accent 1" w:uiPriority="608"/>
+    <w:lsdException w:name="Medium Grid 3 Accent 1" w:uiPriority="609"/>
+    <w:lsdException w:name="Dark List Accent 1" w:uiPriority="628"/>
+    <w:lsdException w:name="Colorful Shading Accent 1" w:uiPriority="629"/>
+    <w:lsdException w:name="Colorful List Accent 1" w:uiPriority="630"/>
+    <w:lsdException w:name="Colorful Grid Accent 1" w:uiPriority="631"/>
+    <w:lsdException w:name="Light Shading Accent 2" w:uiPriority="336"/>
+    <w:lsdException w:name="Light List Accent 2" w:uiPriority="337"/>
+    <w:lsdException w:name="Light Grid Accent 2" w:uiPriority="338"/>
+    <w:lsdException w:name="Medium Shading 1 Accent 2" w:uiPriority="339"/>
+    <w:lsdException w:name="Medium Shading 2 Accent 2" w:uiPriority="598"/>
+    <w:lsdException w:name="Medium List 1 Accent 2" w:uiPriority="599"/>
+    <w:lsdException w:name="Medium List 2 Accent 2" w:uiPriority="600"/>
+    <w:lsdException w:name="Medium Grid 1 Accent 2" w:uiPriority="601"/>
+    <w:lsdException w:name="Medium Grid 2 Accent 2" w:uiPriority="608"/>
+    <w:lsdException w:name="Medium Grid 3 Accent 2" w:uiPriority="609"/>
+    <w:lsdException w:name="Dark List Accent 2" w:uiPriority="628"/>
+    <w:lsdException w:name="Colorful Shading Accent 2" w:uiPriority="629"/>
+    <w:lsdException w:name="Colorful List Accent 2" w:uiPriority="630"/>
+    <w:lsdException w:name="Colorful Grid Accent 2" w:uiPriority="631"/>
+    <w:lsdException w:name="Light Shading Accent 3" w:uiPriority="336"/>
+    <w:lsdException w:name="Light List Accent 3" w:uiPriority="337"/>
+    <w:lsdException w:name="Light Grid Accent 3" w:uiPriority="338"/>
+    <w:lsdException w:name="Medium Shading 1 Accent 3" w:uiPriority="339"/>
+    <w:lsdException w:name="Medium Shading 2 Accent 3" w:uiPriority="598"/>
+    <w:lsdException w:name="Medium List 1 Accent 3" w:uiPriority="599"/>
+    <w:lsdException w:name="Medium List 2 Accent 3" w:uiPriority="600"/>
+    <w:lsdException w:name="Medium Grid 1 Accent 3" w:uiPriority="601"/>
+    <w:lsdException w:name="Medium Grid 2 Accent 3" w:uiPriority="608"/>
+    <w:lsdException w:name="Medium Grid 3 Accent 3" w:uiPriority="609"/>
+    <w:lsdException w:name="Dark List Accent 3" w:uiPriority="628"/>
+    <w:lsdException w:name="Colorful Shading Accent 3" w:uiPriority="629"/>
+    <w:lsdException w:name="Colorful List Accent 3" w:uiPriority="630"/>
+    <w:lsdException w:name="Colorful Grid Accent 3" w:uiPriority="631"/>
+    <w:lsdException w:name="Light Shading Accent 4" w:uiPriority="336"/>
+    <w:lsdException w:name="Light List Accent 4" w:uiPriority="337"/>
+    <w:lsdException w:name="Light Grid Accent 4" w:uiPriority="338"/>
+    <w:lsdException w:name="Medium Shading 1 Accent 4" w:uiPriority="339"/>
+    <w:lsdException w:name="Medium Shading 2 Accent 4" w:uiPriority="598"/>
+    <w:lsdException w:name="Medium List 1 Accent 4" w:uiPriority="599"/>
+    <w:lsdException w:name="Medium List 2 Accent 4" w:uiPriority="600"/>
+    <w:lsdException w:name="Medium Grid 1 Accent 4" w:uiPriority="601"/>
+    <w:lsdException w:name="Medium Grid 2 Accent 4" w:uiPriority="608"/>
+    <w:lsdException w:name="Medium Grid 3 Accent 4" w:uiPriority="609"/>
+    <w:lsdException w:name="Dark List Accent 4" w:uiPriority="628"/>
+    <w:lsdException w:name="Colorful Shading Accent 4" w:uiPriority="629"/>
+    <w:lsdException w:name="Colorful List Accent 4" w:uiPriority="630"/>
+    <w:lsdException w:name="Colorful Grid Accent 4" w:uiPriority="631"/>
+    <w:lsdException w:name="Light Shading Accent 5" w:uiPriority="336"/>
+    <w:lsdException w:name="Light List Accent 5" w:uiPriority="337"/>
+    <w:lsdException w:name="Light Grid Accent 5" w:uiPriority="338"/>
+    <w:lsdException w:name="Medium Shading 1 Accent 5" w:uiPriority="339"/>
+    <w:lsdException w:name="Medium Shading 2 Accent 5" w:uiPriority="598"/>
+    <w:lsdException w:name="Medium List 1 Accent 5" w:uiPriority="599"/>
+    <w:lsdException w:name="Medium List 2 Accent 5" w:uiPriority="600"/>
+    <w:lsdException w:name="Medium Grid 1 Accent 5" w:uiPriority="601"/>
+    <w:lsdException w:name="Medium Grid 2 Accent 5" w:uiPriority="608"/>
+    <w:lsdException w:name="Medium Grid 3 Accent 5" w:uiPriority="609"/>
+    <w:lsdException w:name="Dark List Accent 5" w:uiPriority="628"/>
+    <w:lsdException w:name="Colorful Shading Accent 5" w:uiPriority="629"/>
+    <w:lsdException w:name="Colorful List Accent 5" w:uiPriority="630"/>
+    <w:lsdException w:name="Colorful Grid Accent 5" w:uiPriority="631"/>
+    <w:lsdException w:name="Light Shading Accent 6" w:uiPriority="336"/>
+    <w:lsdException w:name="Light List Accent 6" w:uiPriority="337"/>
+    <w:lsdException w:name="Light Grid Accent 6" w:uiPriority="338"/>
+    <w:lsdException w:name="Medium Shading 1 Accent 6" w:uiPriority="339"/>
+    <w:lsdException w:name="Medium Shading 2 Accent 6" w:uiPriority="598"/>
+    <w:lsdException w:name="Medium List 1 Accent 6" w:uiPriority="599"/>
+    <w:lsdException w:name="Medium List 2 Accent 6" w:uiPriority="600"/>
+    <w:lsdException w:name="Medium Grid 1 Accent 6" w:uiPriority="601"/>
+    <w:lsdException w:name="Medium Grid 2 Accent 6" w:uiPriority="608"/>
+    <w:lsdException w:name="Medium Grid 3 Accent 6" w:uiPriority="609"/>
+    <w:lsdException w:name="Dark List Accent 6" w:uiPriority="628"/>
+    <w:lsdException w:name="Colorful Shading Accent 6" w:uiPriority="629"/>
+    <w:lsdException w:name="Colorful List Accent 6" w:uiPriority="630"/>
+    <w:lsdException w:name="Colorful Grid Accent 6" w:uiPriority="631"/>
+    <w:lsdException w:name="Subtle Emphasis" w:uiPriority="55" w:qFormat="1"/>
+    <w:lsdException w:name="Intense Emphasis" w:uiPriority="81" w:qFormat="1"/>
+    <w:lsdException w:name="Subtle Reference" w:uiPriority="115" w:qFormat="1"/>
+    <w:lsdException w:name="Intense Reference" w:uiPriority="128" w:qFormat="1"/>
+    <w:lsdException w:name="Book Title" w:uiPriority="129" w:qFormat="1"/>
+    <w:lsdException w:name="Bibliography" w:semiHidden="1" w:uiPriority="133" w:unhideWhenUsed="1"/>
+    <w:lsdException w:name="TOC Heading" w:semiHidden="1" w:uiPriority="135" w:unhideWhenUsed="1" w:qFormat="1"/>
+    <w:lsdException w:name="Plain Table 1" w:uiPriority="257"/>
+    <w:lsdException w:name="Plain Table 2" w:uiPriority="258"/>
+    <w:lsdException w:name="Plain Table 3" w:uiPriority="259"/>
+    <w:lsdException w:name="Plain Table 4" w:uiPriority="260"/>
+    <w:lsdException w:name="Plain Table 5" w:uiPriority="261"/>
+    <w:lsdException w:name="Grid Table Light" w:uiPriority="256"/>
+    <w:lsdException w:name="Grid Table 1 Light" w:uiPriority="274"/>
+    <w:lsdException w:name="Grid Table 2" w:uiPriority="275"/>
+    <w:lsdException w:name="Grid Table 3" w:uiPriority="276"/>
+    <w:lsdException w:name="Grid Table 4" w:uiPriority="277"/>
+    <w:lsdException w:name="Grid Table 5 Dark" w:uiPriority="296"/>
+    <w:lsdException w:name="Grid Table 6 Colorful" w:uiPriority="297"/>
+    <w:lsdException w:name="Grid Table 7 Colorful" w:uiPriority="304"/>
+    <w:lsdException w:name="Grid Table 1 Light Accent 1" w:uiPriority="274"/>
+    <w:lsdException w:name="Grid Table 2 Accent 1" w:uiPriority="275"/>
+    <w:lsdException w:name="Grid Table 3 Accent 1" w:uiPriority="276"/>
+    <w:lsdException w:name="Grid Table 4 Accent 1" w:uiPriority="277"/>
+    <w:lsdException w:name="Grid Table 5 Dark Accent 1" w:uiPriority="296"/>
+    <w:lsdException w:name="Grid Table 6 Colorful Accent 1" w:uiPriority="297"/>
+    <w:lsdException w:name="Grid Table 7 Colorful Accent 1" w:uiPriority="304"/>
+    <w:lsdException w:name="Grid Table 1 Light Accent 2" w:uiPriority="274"/>
+    <w:lsdException w:name="Grid Table 2 Accent 2" w:uiPriority="275"/>
+    <w:lsdException w:name="Grid Table 3 Accent 2" w:uiPriority="276"/>
+    <w:lsdException w:name="Grid Table 4 Accent 2" w:uiPriority="277"/>
+    <w:lsdException w:name="Grid Table 5 Dark Accent 2" w:uiPriority="296"/>
+    <w:lsdException w:name="Grid Table 6 Colorful Accent 2" w:uiPriority="297"/>
+    <w:lsdException w:name="Grid Table 7 Colorful Accent 2" w:uiPriority="304"/>
+    <w:lsdException w:name="Grid Table 1 Light Accent 3" w:uiPriority="274"/>
+    <w:lsdException w:name="Grid Table 2 Accent 3" w:uiPriority="275"/>
+    <w:lsdException w:name="Grid Table 3 Accent 3" w:uiPriority="276"/>
+    <w:lsdException w:name="Grid Table 4 Accent 3" w:uiPriority="277"/>
+    <w:lsdException w:name="Grid Table 5 Dark Accent 3" w:uiPriority="296"/>
+    <w:lsdException w:name="Grid Table 6 Colorful Accent 3" w:uiPriority="297"/>
+    <w:lsdException w:name="Grid Table 7 Colorful Accent 3" w:uiPriority="304"/>
+    <w:lsdException w:name="Grid Table 1 Light Accent 4" w:uiPriority="274"/>
+    <w:lsdException w:name="Grid Table 2 Accent 4" w:uiPriority="275"/>
+    <w:lsdException w:name="Grid Table 3 Accent 4" w:uiPriority="276"/>
+    <w:lsdException w:name="Grid Table 4 Accent 4" w:uiPriority="277"/>
+    <w:lsdException w:name="Grid Table 5 Dark Accent 4" w:uiPriority="296"/>
+    <w:lsdException w:name="Grid Table 6 Colorful Accent 4" w:uiPriority="297"/>
+    <w:lsdException w:name="Grid Table 7 Colorful Accent 4" w:uiPriority="304"/>
+    <w:lsdException w:name="Grid Table 1 Light Accent 5" w:uiPriority="274"/>
+    <w:lsdException w:name="Grid Table 2 Accent 5" w:uiPriority="275"/>
+    <w:lsdException w:name="Grid Table 3 Accent 5" w:uiPriority="276"/>
+    <w:lsdException w:name="Grid Table 4 Accent 5" w:uiPriority="277"/>
+    <w:lsdException w:name="Grid Table 5 Dark Accent 5" w:uiPriority="296"/>
+    <w:lsdException w:name="Grid Table 6 Colorful Accent 5" w:uiPriority="297"/>
+    <w:lsdException w:name="Grid Table 7 Colorful Accent 5" w:uiPriority="304"/>
+    <w:lsdException w:name="Grid Table 1 Light Accent 6" w:uiPriority="274"/>
+    <w:lsdException w:name="Grid Table 2 Accent 6" w:uiPriority="275"/>
+    <w:lsdException w:name="Grid Table 3 Accent 6" w:uiPriority="276"/>
+    <w:lsdException w:name="Grid Table 4 Accent 6" w:uiPriority="277"/>
+    <w:lsdException w:name="Grid Table 5 Dark Accent 6" w:uiPriority="296"/>
+    <w:lsdException w:name="Grid Table 6 Colorful Accent 6" w:uiPriority="297"/>
+    <w:lsdException w:name="Grid Table 7 Colorful Accent 6" w:uiPriority="304"/>
+    <w:lsdException w:name="List Table 1 Light" w:uiPriority="274"/>
+    <w:lsdException w:name="List Table 2" w:uiPriority="275"/>
+    <w:lsdException w:name="List Table 3" w:uiPriority="276"/>
+    <w:lsdException w:name="List Table 4" w:uiPriority="277"/>
+    <w:lsdException w:name="List Table 5 Dark" w:uiPriority="296"/>
+    <w:lsdException w:name="List Table 6 Colorful" w:uiPriority="297"/>
+    <w:lsdException w:name="List Table 7 Colorful" w:uiPriority="304"/>
+    <w:lsdException w:name="List Table 1 Light Accent 1" w:uiPriority="274"/>
+    <w:lsdException w:name="List Table 2 Accent 1" w:uiPriority="275"/>
+    <w:lsdException w:name="List Table 3 Accent 1" w:uiPriority="276"/>
+    <w:lsdException w:name="List Table 4 Accent 1" w:uiPriority="277"/>
+    <w:lsdException w:name="List Table 5 Dark Accent 1" w:uiPriority="296"/>
+    <w:lsdException w:name="List Table 6 Colorful Accent 1" w:uiPriority="297"/>
+    <w:lsdException w:name="List Table 7 Colorful Accent 1" w:uiPriority="304"/>
+    <w:lsdException w:name="List Table 1 Light Accent 2" w:uiPriority="274"/>
+    <w:lsdException w:name="List Table 2 Accent 2" w:uiPriority="275"/>
+    <w:lsdException w:name="List Table 3 Accent 2" w:uiPriority="276"/>
+    <w:lsdException w:name="List Table 4 Accent 2" w:uiPriority="277"/>
+    <w:lsdException w:name="List Table 5 Dark Accent 2" w:uiPriority="296"/>
+    <w:lsdException w:name="List Table 6 Colorful Accent 2" w:uiPriority="297"/>
+    <w:lsdException w:name="List Table 7 Colorful Accent 2" w:uiPriority="304"/>
+    <w:lsdException w:name="List Table 1 Light Accent 3" w:uiPriority="274"/>
+    <w:lsdException w:name="List Table 2 Accent 3" w:uiPriority="275"/>
+    <w:lsdException w:name="List Table 3 Accent 3" w:uiPriority="276"/>
+    <w:lsdException w:name="List Table 4 Accent 3" w:uiPriority="277"/>
+    <w:lsdException w:name="List Table 5 Dark Accent 3" w:uiPriority="296"/>
+    <w:lsdException w:name="List Table 6 Colorful Accent 3" w:uiPriority="297"/>
+    <w:lsdException w:name="List Table 7 Colorful Accent 3" w:uiPriority="304"/>
+    <w:lsdException w:name="List Table 1 Light Accent 4" w:uiPriority="274"/>
+    <w:lsdException w:name="List Table 2 Accent 4" w:uiPriority="275"/>
+    <w:lsdException w:name="List Table 3 Accent 4" w:uiPriority="276"/>
+    <w:lsdException w:name="List Table 4 Accent 4" w:uiPriority="277"/>
+    <w:lsdException w:name="List Table 5 Dark Accent 4" w:uiPriority="296"/>
+    <w:lsdException w:name="List Table 6 Colorful Accent 4" w:uiPriority="297"/>
+    <w:lsdException w:name="List Table 7 Colorful Accent 4" w:uiPriority="304"/>
+    <w:lsdException w:name="List Table 1 Light Accent 5" w:uiPriority="274"/>
+    <w:lsdException w:name="List Table 2 Accent 5" w:uiPriority="275"/>
+    <w:lsdException w:name="List Table 3 Accent 5" w:uiPriority="276"/>
+    <w:lsdException w:name="List Table 4 Accent 5" w:uiPriority="277"/>
+    <w:lsdException w:name="List Table 5 Dark Accent 5" w:uiPriority="296"/>
+    <w:lsdException w:name="List Table 6 Colorful Accent 5" w:uiPriority="297"/>
+    <w:lsdException w:name="List Table 7 Colorful Accent 5" w:uiPriority="304"/>
+    <w:lsdException w:name="List Table 1 Light Accent 6" w:uiPriority="274"/>
+    <w:lsdException w:name="List Table 2 Accent 6" w:uiPriority="275"/>
+    <w:lsdException w:name="List Table 3 Accent 6" w:uiPriority="276"/>
+    <w:lsdException w:name="List Table 4 Accent 6" w:uiPriority="277"/>
+    <w:lsdException w:name="List Table 5 Dark Accent 6" w:uiPriority="296"/>
+    <w:lsdException w:name="List Table 6 Colorful Accent 6" w:uiPriority="297"/>
+    <w:lsdException w:name="List Table 7 Colorful Accent 6" w:uiPriority="304"/>
   </w:latentStyles>
   <w:style w:type="paragraph" w:default="1" w:styleId="a2">
     <w:name w:val="Normal"/>
